--- a/data/outputs/fund_dd_已填写.docx
+++ b/data/outputs/fund_dd_已填写.docx
@@ -110,7 +110,7 @@
     <w:tbl>
       <w:tblPr>
         <w:tblStyle w:val="79"/>
-        <w:tblW w:w="5037" w:type="pct"/>
+        <w:tblW w:w="5000" w:type="pct"/>
         <w:tblInd w:w="0" w:type="dxa"/>
         <w:tblBorders>
           <w:top w:val="single" w:color="666666" w:themeColor="text1" w:themeTint="99" w:sz="2" w:space="0"/>
@@ -154,7 +154,7 @@
         </w:trPr>
         <w:tc>
           <w:tcPr>
-            <w:tcW w:w="1546" w:type="pct"/>
+            <w:tcW w:w="4572" w:type="dxa"/>
             <w:tcBorders>
               <w:top w:val="single" w:color="auto" w:sz="4" w:space="0"/>
               <w:left w:val="single" w:color="auto" w:sz="4" w:space="0"/>
@@ -163,6 +163,7 @@
               <w:insideV w:val="nil"/>
             </w:tcBorders>
             <w:shd w:val="clear" w:color="auto" w:fill="D0CECE" w:themeFill="background2" w:themeFillShade="E6"/>
+            <w:vAlign w:val="top"/>
           </w:tcPr>
           <w:p>
             <w:pPr>
@@ -192,7 +193,7 @@
         </w:tc>
         <w:tc>
           <w:tcPr>
-            <w:tcW w:w="3454" w:type="pct"/>
+            <w:tcW w:w="4572" w:type="dxa"/>
             <w:tcBorders>
               <w:top w:val="single" w:color="auto" w:sz="4" w:space="0"/>
               <w:left w:val="single" w:color="auto" w:sz="4" w:space="0"/>
@@ -201,6 +202,7 @@
               <w:insideV w:val="nil"/>
             </w:tcBorders>
             <w:shd w:val="clear" w:color="auto" w:fill="FFFFFF" w:themeFill="background1"/>
+            <w:vAlign w:val="top"/>
           </w:tcPr>
           <w:p>
             <w:r>
@@ -228,7 +230,7 @@
         </w:tblPrEx>
         <w:tc>
           <w:tcPr>
-            <w:tcW w:w="1546" w:type="pct"/>
+            <w:tcW w:w="4572" w:type="dxa"/>
             <w:tcBorders>
               <w:top w:val="single" w:color="auto" w:sz="4" w:space="0"/>
               <w:left w:val="single" w:color="auto" w:sz="4" w:space="0"/>
@@ -236,6 +238,7 @@
               <w:right w:val="single" w:color="auto" w:sz="4" w:space="0"/>
             </w:tcBorders>
             <w:shd w:val="clear" w:color="auto" w:fill="D0CECE" w:themeFill="background2" w:themeFillShade="E6"/>
+            <w:vAlign w:val="top"/>
           </w:tcPr>
           <w:p>
             <w:pPr>
@@ -266,7 +269,7 @@
         </w:tc>
         <w:tc>
           <w:tcPr>
-            <w:tcW w:w="3454" w:type="pct"/>
+            <w:tcW w:w="4572" w:type="dxa"/>
             <w:tcBorders>
               <w:top w:val="single" w:color="auto" w:sz="4" w:space="0"/>
               <w:left w:val="single" w:color="auto" w:sz="4" w:space="0"/>
@@ -274,10 +277,11 @@
               <w:right w:val="single" w:color="auto" w:sz="4" w:space="0"/>
             </w:tcBorders>
             <w:shd w:val="clear" w:color="auto" w:fill="FFFFFF" w:themeFill="background1"/>
-          </w:tcPr>
-          <w:p>
-            <w:r>
-              <w:t>HK0000477056</w:t>
+            <w:vAlign w:val="top"/>
+          </w:tcPr>
+          <w:p>
+            <w:r>
+              <w:t>A类美元单位ISIN为HK0000477056。</w:t>
             </w:r>
           </w:p>
         </w:tc>
@@ -301,7 +305,7 @@
         </w:tblPrEx>
         <w:tc>
           <w:tcPr>
-            <w:tcW w:w="1546" w:type="pct"/>
+            <w:tcW w:w="4572" w:type="dxa"/>
             <w:tcBorders>
               <w:top w:val="single" w:color="auto" w:sz="4" w:space="0"/>
               <w:left w:val="single" w:color="auto" w:sz="4" w:space="0"/>
@@ -309,6 +313,7 @@
               <w:right w:val="single" w:color="auto" w:sz="4" w:space="0"/>
             </w:tcBorders>
             <w:shd w:val="clear" w:color="auto" w:fill="D0CECE" w:themeFill="background2" w:themeFillShade="E6"/>
+            <w:vAlign w:val="top"/>
           </w:tcPr>
           <w:p>
             <w:pPr>
@@ -339,7 +344,7 @@
         </w:tc>
         <w:tc>
           <w:tcPr>
-            <w:tcW w:w="3454" w:type="pct"/>
+            <w:tcW w:w="4572" w:type="dxa"/>
             <w:tcBorders>
               <w:top w:val="single" w:color="auto" w:sz="4" w:space="0"/>
               <w:left w:val="single" w:color="auto" w:sz="4" w:space="0"/>
@@ -347,10 +352,11 @@
               <w:right w:val="single" w:color="auto" w:sz="4" w:space="0"/>
             </w:tcBorders>
             <w:shd w:val="clear" w:color="auto" w:fill="FFFFFF" w:themeFill="background1"/>
-          </w:tcPr>
-          <w:p>
-            <w:r>
-              <w:t>资料未载明上次评级日期及对应风险等级。</w:t>
+            <w:vAlign w:val="top"/>
+          </w:tcPr>
+          <w:p>
+            <w:r>
+              <w:t>资料未载明上次风险评估日期及当时的风险等级。</w:t>
             </w:r>
           </w:p>
         </w:tc>
@@ -374,7 +380,7 @@
         </w:tblPrEx>
         <w:tc>
           <w:tcPr>
-            <w:tcW w:w="1546" w:type="pct"/>
+            <w:tcW w:w="4572" w:type="dxa"/>
             <w:tcBorders>
               <w:top w:val="single" w:color="auto" w:sz="4" w:space="0"/>
               <w:left w:val="single" w:color="auto" w:sz="4" w:space="0"/>
@@ -382,6 +388,7 @@
               <w:right w:val="single" w:color="auto" w:sz="4" w:space="0"/>
             </w:tcBorders>
             <w:shd w:val="clear" w:color="auto" w:fill="D0CECE" w:themeFill="background2" w:themeFillShade="E6"/>
+            <w:vAlign w:val="top"/>
           </w:tcPr>
           <w:p>
             <w:pPr>
@@ -424,7 +431,7 @@
         </w:tc>
         <w:tc>
           <w:tcPr>
-            <w:tcW w:w="3454" w:type="pct"/>
+            <w:tcW w:w="4572" w:type="dxa"/>
             <w:tcBorders>
               <w:top w:val="single" w:color="auto" w:sz="4" w:space="0"/>
               <w:left w:val="single" w:color="auto" w:sz="4" w:space="0"/>
@@ -432,10 +439,11 @@
               <w:right w:val="single" w:color="auto" w:sz="4" w:space="0"/>
             </w:tcBorders>
             <w:shd w:val="clear" w:color="auto" w:fill="FFFFFF" w:themeFill="background1"/>
-          </w:tcPr>
-          <w:p>
-            <w:r>
-              <w:t>是</w:t>
+            <w:vAlign w:val="top"/>
+          </w:tcPr>
+          <w:p>
+            <w:r>
+              <w:t>否（参考资料未载明仅销售予专业投资者，且提及可供零售投资者投资）。</w:t>
             </w:r>
           </w:p>
         </w:tc>
@@ -459,7 +467,7 @@
         </w:tblPrEx>
         <w:tc>
           <w:tcPr>
-            <w:tcW w:w="1546" w:type="pct"/>
+            <w:tcW w:w="4572" w:type="dxa"/>
             <w:tcBorders>
               <w:top w:val="single" w:color="auto" w:sz="4" w:space="0"/>
               <w:left w:val="single" w:color="auto" w:sz="4" w:space="0"/>
@@ -467,6 +475,7 @@
               <w:right w:val="single" w:color="auto" w:sz="4" w:space="0"/>
             </w:tcBorders>
             <w:shd w:val="clear" w:color="auto" w:fill="D0CECE" w:themeFill="background2" w:themeFillShade="E6"/>
+            <w:vAlign w:val="top"/>
           </w:tcPr>
           <w:p>
             <w:pPr>
@@ -501,7 +510,7 @@
         </w:tc>
         <w:tc>
           <w:tcPr>
-            <w:tcW w:w="3454" w:type="pct"/>
+            <w:tcW w:w="4572" w:type="dxa"/>
             <w:tcBorders>
               <w:top w:val="single" w:color="auto" w:sz="4" w:space="0"/>
               <w:left w:val="single" w:color="auto" w:sz="4" w:space="0"/>
@@ -509,10 +518,11 @@
               <w:right w:val="single" w:color="auto" w:sz="4" w:space="0"/>
             </w:tcBorders>
             <w:shd w:val="clear" w:color="auto" w:fill="FFFFFF" w:themeFill="background1"/>
-          </w:tcPr>
-          <w:p>
-            <w:r>
-              <w:t>是</w:t>
+            <w:vAlign w:val="top"/>
+          </w:tcPr>
+          <w:p>
+            <w:r>
+              <w:t>否（资料载明衍生工具仅作对冲用途）</w:t>
             </w:r>
           </w:p>
         </w:tc>
@@ -536,7 +546,7 @@
         </w:tblPrEx>
         <w:tc>
           <w:tcPr>
-            <w:tcW w:w="1546" w:type="pct"/>
+            <w:tcW w:w="4572" w:type="dxa"/>
             <w:tcBorders>
               <w:top w:val="single" w:color="auto" w:sz="4" w:space="0"/>
               <w:left w:val="single" w:color="auto" w:sz="4" w:space="0"/>
@@ -544,6 +554,7 @@
               <w:right w:val="single" w:color="auto" w:sz="4" w:space="0"/>
             </w:tcBorders>
             <w:shd w:val="clear" w:color="auto" w:fill="D0CECE" w:themeFill="background2" w:themeFillShade="E6"/>
+            <w:vAlign w:val="top"/>
           </w:tcPr>
           <w:p>
             <w:pPr>
@@ -592,7 +603,7 @@
         </w:tc>
         <w:tc>
           <w:tcPr>
-            <w:tcW w:w="3454" w:type="pct"/>
+            <w:tcW w:w="4572" w:type="dxa"/>
             <w:tcBorders>
               <w:top w:val="single" w:color="auto" w:sz="4" w:space="0"/>
               <w:left w:val="single" w:color="auto" w:sz="4" w:space="0"/>
@@ -600,6 +611,7 @@
               <w:right w:val="single" w:color="auto" w:sz="4" w:space="0"/>
             </w:tcBorders>
             <w:shd w:val="clear" w:color="auto" w:fill="FFFFFF" w:themeFill="background1"/>
+            <w:vAlign w:val="top"/>
           </w:tcPr>
           <w:p>
             <w:pPr>
@@ -780,7 +792,7 @@
         </w:tblPrEx>
         <w:tc>
           <w:tcPr>
-            <w:tcW w:w="1546" w:type="pct"/>
+            <w:tcW w:w="4572" w:type="dxa"/>
             <w:tcBorders>
               <w:top w:val="single" w:color="auto" w:sz="4" w:space="0"/>
               <w:left w:val="single" w:color="auto" w:sz="4" w:space="0"/>
@@ -788,6 +800,7 @@
               <w:right w:val="single" w:color="auto" w:sz="4" w:space="0"/>
             </w:tcBorders>
             <w:shd w:val="clear" w:color="auto" w:fill="D0CECE" w:themeFill="background2" w:themeFillShade="E6"/>
+            <w:vAlign w:val="top"/>
           </w:tcPr>
           <w:p>
             <w:pPr>
@@ -822,7 +835,7 @@
         </w:tc>
         <w:tc>
           <w:tcPr>
-            <w:tcW w:w="3454" w:type="pct"/>
+            <w:tcW w:w="4572" w:type="dxa"/>
             <w:tcBorders>
               <w:top w:val="single" w:color="auto" w:sz="4" w:space="0"/>
               <w:left w:val="single" w:color="auto" w:sz="4" w:space="0"/>
@@ -830,6 +843,7 @@
               <w:right w:val="single" w:color="auto" w:sz="4" w:space="0"/>
             </w:tcBorders>
             <w:shd w:val="clear" w:color="auto" w:fill="FFFFFF" w:themeFill="background1"/>
+            <w:vAlign w:val="top"/>
           </w:tcPr>
           <w:p>
             <w:pPr>
@@ -986,7 +1000,7 @@
         </w:tblPrEx>
         <w:tc>
           <w:tcPr>
-            <w:tcW w:w="1546" w:type="pct"/>
+            <w:tcW w:w="4572" w:type="dxa"/>
             <w:tcBorders>
               <w:top w:val="single" w:color="auto" w:sz="4" w:space="0"/>
               <w:left w:val="single" w:color="auto" w:sz="4" w:space="0"/>
@@ -994,6 +1008,7 @@
               <w:right w:val="single" w:color="auto" w:sz="4" w:space="0"/>
             </w:tcBorders>
             <w:shd w:val="clear" w:color="auto" w:fill="D0CECE" w:themeFill="background2" w:themeFillShade="E6"/>
+            <w:vAlign w:val="top"/>
           </w:tcPr>
           <w:p>
             <w:pPr>
@@ -1028,7 +1043,7 @@
         </w:tc>
         <w:tc>
           <w:tcPr>
-            <w:tcW w:w="3454" w:type="pct"/>
+            <w:tcW w:w="4572" w:type="dxa"/>
             <w:tcBorders>
               <w:top w:val="single" w:color="auto" w:sz="4" w:space="0"/>
               <w:left w:val="single" w:color="auto" w:sz="4" w:space="0"/>
@@ -1036,6 +1051,7 @@
               <w:right w:val="single" w:color="auto" w:sz="4" w:space="0"/>
             </w:tcBorders>
             <w:shd w:val="clear" w:color="auto" w:fill="FFFFFF" w:themeFill="background1"/>
+            <w:vAlign w:val="top"/>
           </w:tcPr>
           <w:p>
             <w:pPr>
@@ -1103,7 +1119,7 @@
     <w:tbl>
       <w:tblPr>
         <w:tblStyle w:val="78"/>
-        <w:tblW w:w="5037" w:type="pct"/>
+        <w:tblW w:w="5000" w:type="pct"/>
         <w:tblInd w:w="0" w:type="dxa"/>
         <w:tblBorders>
           <w:top w:val="single" w:color="auto" w:sz="4" w:space="0"/>
@@ -1144,7 +1160,7 @@
         </w:tblPrEx>
         <w:tc>
           <w:tcPr>
-            <w:tcW w:w="1411" w:type="pct"/>
+            <w:tcW w:w="4572" w:type="dxa"/>
             <w:tcBorders>
               <w:top w:val="single" w:color="auto" w:sz="4" w:space="0"/>
               <w:left w:val="single" w:color="auto" w:sz="4" w:space="0"/>
@@ -1190,7 +1206,7 @@
         </w:tc>
         <w:tc>
           <w:tcPr>
-            <w:tcW w:w="3589" w:type="pct"/>
+            <w:tcW w:w="4572" w:type="dxa"/>
             <w:tcBorders>
               <w:top w:val="single" w:color="auto" w:sz="4" w:space="0"/>
               <w:left w:val="single" w:color="auto" w:sz="4" w:space="0"/>
@@ -1202,42 +1218,8 @@
             <w:vAlign w:val="top"/>
           </w:tcPr>
           <w:p>
-            <w:pPr>
-              <w:spacing w:after="0" w:line="330" w:lineRule="atLeast"/>
-              <w:jc w:val="center"/>
-              <w:rPr>
-                <w:rFonts w:ascii="仿宋" w:hAnsi="仿宋" w:eastAsia="仿宋" w:cs="PMingLiU"/>
-                <w:b w:val="0"/>
-                <w:bCs w:val="0"/>
-                <w:color w:val="000000"/>
-                <w:sz w:val="24"/>
-                <w:szCs w:val="24"/>
-                <w:u w:val="single"/>
-              </w:rPr>
-            </w:pPr>
-            <w:r>
-              <w:rPr>
-                <w:rFonts w:hint="eastAsia" w:ascii="仿宋" w:hAnsi="仿宋" w:eastAsia="仿宋" w:cs="PMingLiU"/>
-                <w:b/>
-                <w:bCs/>
-                <w:color w:val="000000"/>
-                <w:sz w:val="24"/>
-                <w:szCs w:val="24"/>
-                <w:u w:val="single"/>
-              </w:rPr>
-              <w:t>內容</w:t>
-            </w:r>
-            <w:r>
-              <w:fldChar w:fldCharType="begin"/>
-            </w:r>
-            <w:r>
-              <w:instrText xml:space="preserve"> HYPERLINK "http://hkdata.stock.hexun.com.tw/company/08132.shtml" \t "_blank" </w:instrText>
-            </w:r>
-            <w:r>
-              <w:fldChar w:fldCharType="separate"/>
-            </w:r>
-            <w:r>
-              <w:fldChar w:fldCharType="end"/>
+            <w:r>
+              <w:t>大成国际资产管理有限公司</w:t>
             </w:r>
           </w:p>
         </w:tc>
@@ -1261,7 +1243,7 @@
         </w:tblPrEx>
         <w:tc>
           <w:tcPr>
-            <w:tcW w:w="1411" w:type="pct"/>
+            <w:tcW w:w="4572" w:type="dxa"/>
             <w:tcBorders>
               <w:top w:val="single" w:color="auto" w:sz="4" w:space="0"/>
               <w:left w:val="single" w:color="auto" w:sz="4" w:space="0"/>
@@ -1302,7 +1284,7 @@
         </w:tc>
         <w:tc>
           <w:tcPr>
-            <w:tcW w:w="3589" w:type="pct"/>
+            <w:tcW w:w="4572" w:type="dxa"/>
             <w:tcBorders>
               <w:top w:val="single" w:color="auto" w:sz="4" w:space="0"/>
               <w:left w:val="single" w:color="auto" w:sz="4" w:space="0"/>
@@ -1314,7 +1296,7 @@
           </w:tcPr>
           <w:p>
             <w:r>
-              <w:t>大成國際資產管理有限公司</w:t>
+              <w:t>本基金经理人為大成國際資產管理有限公司，於香港註冊成立，獲證監會發牌從事第1類、第4類及第9類受規管活動（中央編號ATE045）。公司為中國深圳大成基金管理有限公司的全資附屬公司。其管理團隊具備豐富的金融與行政管理經驗，成員包括擁有哈佛大學及劍橋大學等國際學歷背景的資深業界人士。</w:t>
             </w:r>
           </w:p>
         </w:tc>
@@ -1338,7 +1320,7 @@
         </w:tblPrEx>
         <w:tc>
           <w:tcPr>
-            <w:tcW w:w="1411" w:type="pct"/>
+            <w:tcW w:w="4572" w:type="dxa"/>
             <w:tcBorders>
               <w:top w:val="single" w:color="auto" w:sz="4" w:space="0"/>
               <w:left w:val="single" w:color="auto" w:sz="4" w:space="0"/>
@@ -1379,7 +1361,7 @@
         </w:tc>
         <w:tc>
           <w:tcPr>
-            <w:tcW w:w="3589" w:type="pct"/>
+            <w:tcW w:w="4572" w:type="dxa"/>
             <w:tcBorders>
               <w:top w:val="single" w:color="auto" w:sz="4" w:space="0"/>
               <w:left w:val="single" w:color="auto" w:sz="4" w:space="0"/>
@@ -1391,7 +1373,7 @@
           </w:tcPr>
           <w:p>
             <w:r>
-              <w:t>经理人为大成国际资产管理有限公司，于香港注册成立，获证监会发牌从事第1类（证券交易）、第4类（就证券提供意见）及第9类（资产管理）受规管活动，中央编号ATE045。经理人是中国深圳大成基金管理有限公司的全资附属公司。</w:t>
+              <w:t>大成國際資產管理有限公司</w:t>
             </w:r>
           </w:p>
         </w:tc>
@@ -1415,7 +1397,7 @@
         </w:tblPrEx>
         <w:tc>
           <w:tcPr>
-            <w:tcW w:w="1411" w:type="pct"/>
+            <w:tcW w:w="4572" w:type="dxa"/>
             <w:tcBorders>
               <w:top w:val="single" w:color="auto" w:sz="4" w:space="0"/>
               <w:left w:val="single" w:color="auto" w:sz="4" w:space="0"/>
@@ -1456,7 +1438,7 @@
         </w:tc>
         <w:tc>
           <w:tcPr>
-            <w:tcW w:w="3589" w:type="pct"/>
+            <w:tcW w:w="4572" w:type="dxa"/>
             <w:tcBorders>
               <w:top w:val="single" w:color="auto" w:sz="4" w:space="0"/>
               <w:left w:val="single" w:color="auto" w:sz="4" w:space="0"/>
@@ -1468,7 +1450,7 @@
           </w:tcPr>
           <w:p>
             <w:r>
-              <w:t>大成國際資產管理有限公司</w:t>
+              <w:t>发行人大成国际资产管理有限公司在香港注册成立，获证监会发牌从事第1类、第4类及第9类受规管活动，为中国深圳大成基金管理有限公司的全资附属公司。资料未载明其具体成立年限及市场声誉评价。</w:t>
             </w:r>
           </w:p>
         </w:tc>
@@ -1495,7 +1477,7 @@
         </w:trPr>
         <w:tc>
           <w:tcPr>
-            <w:tcW w:w="1411" w:type="pct"/>
+            <w:tcW w:w="4572" w:type="dxa"/>
             <w:tcBorders>
               <w:top w:val="single" w:color="auto" w:sz="4" w:space="0"/>
               <w:left w:val="single" w:color="auto" w:sz="4" w:space="0"/>
@@ -1536,7 +1518,7 @@
         </w:tc>
         <w:tc>
           <w:tcPr>
-            <w:tcW w:w="3589" w:type="pct"/>
+            <w:tcW w:w="4572" w:type="dxa"/>
             <w:tcBorders>
               <w:top w:val="single" w:color="auto" w:sz="4" w:space="0"/>
               <w:left w:val="single" w:color="auto" w:sz="4" w:space="0"/>
@@ -1547,9 +1529,17 @@
             <w:vAlign w:val="top"/>
           </w:tcPr>
           <w:p>
-            <w:r>
-              <w:t>经理人为大成国际资产管理有限公司，其注册地址为香港中环怡和大厦3516至3519室。经理人对本注释备忘录所载资料的准确性承担全部责任，并确认无遗漏误导性事实。子基金获香港证监会认可。经理人过往在提供基金管理服务方面的表现资料未载明。</w:t>
-            </w:r>
+            <w:pPr>
+              <w:spacing w:after="0" w:line="330" w:lineRule="atLeast"/>
+              <w:rPr>
+                <w:rFonts w:ascii="仿宋" w:hAnsi="仿宋" w:eastAsia="仿宋" w:cs="PMingLiU"/>
+                <w:b/>
+                <w:color w:val="000000"/>
+                <w:sz w:val="24"/>
+                <w:szCs w:val="24"/>
+                <w:lang w:eastAsia="zh-CN"/>
+              </w:rPr>
+            </w:pPr>
           </w:p>
         </w:tc>
       </w:tr>
@@ -1572,7 +1562,7 @@
         </w:tblPrEx>
         <w:tc>
           <w:tcPr>
-            <w:tcW w:w="1411" w:type="pct"/>
+            <w:tcW w:w="4572" w:type="dxa"/>
             <w:tcBorders>
               <w:top w:val="single" w:color="auto" w:sz="4" w:space="0"/>
               <w:left w:val="single" w:color="auto" w:sz="4" w:space="0"/>
@@ -1613,7 +1603,7 @@
         </w:tc>
         <w:tc>
           <w:tcPr>
-            <w:tcW w:w="3589" w:type="pct"/>
+            <w:tcW w:w="4572" w:type="dxa"/>
             <w:tcBorders>
               <w:top w:val="single" w:color="auto" w:sz="4" w:space="0"/>
               <w:left w:val="single" w:color="auto" w:sz="4" w:space="0"/>
@@ -1655,7 +1645,7 @@
         </w:tblPrEx>
         <w:tc>
           <w:tcPr>
-            <w:tcW w:w="1411" w:type="pct"/>
+            <w:tcW w:w="4572" w:type="dxa"/>
             <w:tcBorders>
               <w:top w:val="single" w:color="auto" w:sz="4" w:space="0"/>
               <w:left w:val="single" w:color="auto" w:sz="4" w:space="0"/>
@@ -1696,7 +1686,7 @@
         </w:tc>
         <w:tc>
           <w:tcPr>
-            <w:tcW w:w="3589" w:type="pct"/>
+            <w:tcW w:w="4572" w:type="dxa"/>
             <w:tcBorders>
               <w:top w:val="single" w:color="auto" w:sz="4" w:space="0"/>
               <w:left w:val="single" w:color="auto" w:sz="4" w:space="0"/>
@@ -1771,7 +1761,7 @@
     <w:tbl>
       <w:tblPr>
         <w:tblStyle w:val="79"/>
-        <w:tblW w:w="5037" w:type="pct"/>
+        <w:tblW w:w="5000" w:type="pct"/>
         <w:tblInd w:w="0" w:type="dxa"/>
         <w:tblBorders>
           <w:top w:val="single" w:color="666666" w:themeColor="text1" w:themeTint="99" w:sz="2" w:space="0"/>
@@ -1812,7 +1802,7 @@
         </w:tblPrEx>
         <w:tc>
           <w:tcPr>
-            <w:tcW w:w="1280" w:type="pct"/>
+            <w:tcW w:w="4572" w:type="dxa"/>
             <w:tcBorders>
               <w:top w:val="single" w:color="auto" w:sz="4" w:space="0"/>
               <w:left w:val="single" w:color="auto" w:sz="4" w:space="0"/>
@@ -1855,7 +1845,7 @@
         </w:tc>
         <w:tc>
           <w:tcPr>
-            <w:tcW w:w="3720" w:type="pct"/>
+            <w:tcW w:w="4572" w:type="dxa"/>
             <w:tcBorders>
               <w:top w:val="single" w:color="auto" w:sz="4" w:space="0"/>
               <w:left w:val="single" w:color="auto" w:sz="4" w:space="0"/>
@@ -1867,44 +1857,8 @@
             <w:vAlign w:val="top"/>
           </w:tcPr>
           <w:p>
-            <w:pPr>
-              <w:spacing w:after="0" w:line="330" w:lineRule="atLeast"/>
-              <w:jc w:val="center"/>
-              <w:rPr>
-                <w:rFonts w:ascii="仿宋" w:hAnsi="仿宋" w:eastAsia="仿宋" w:cs="PMingLiU"/>
-                <w:b w:val="0"/>
-                <w:bCs w:val="0"/>
-                <w:iCs/>
-                <w:color w:val="000000"/>
-                <w:sz w:val="24"/>
-                <w:szCs w:val="24"/>
-                <w:u w:val="single"/>
-              </w:rPr>
-            </w:pPr>
-            <w:r>
-              <w:rPr>
-                <w:rFonts w:hint="eastAsia" w:ascii="仿宋" w:hAnsi="仿宋" w:eastAsia="仿宋" w:cs="PMingLiU"/>
-                <w:b/>
-                <w:bCs/>
-                <w:iCs/>
-                <w:color w:val="000000"/>
-                <w:sz w:val="24"/>
-                <w:szCs w:val="24"/>
-                <w:u w:val="single"/>
-              </w:rPr>
-              <w:t>內容</w:t>
-            </w:r>
-            <w:r>
-              <w:fldChar w:fldCharType="begin"/>
-            </w:r>
-            <w:r>
-              <w:instrText xml:space="preserve"> HYPERLINK "http://hkdata.stock.hexun.com.tw/company/08132.shtml" \t "_blank" </w:instrText>
-            </w:r>
-            <w:r>
-              <w:fldChar w:fldCharType="separate"/>
-            </w:r>
-            <w:r>
-              <w:fldChar w:fldCharType="end"/>
+            <w:r>
+              <w:t>大成貨幣市場基金為大成投資信託基金旗下的子基金，根據香港法律成立，獲證監會認可。基金由大成國際資產管理有限公司擔任經理人，中銀國際英國保誠信託有限公司擔任受託人，基準貨幣為美元。基金尋求達致與人民幣、港元及美元貨幣市場利率組合相符的美元回報，主要考慮資本安全性及流動性，透過投資於短期存款及優質貨幣市場工具實現目標。</w:t>
             </w:r>
           </w:p>
         </w:tc>
@@ -1928,7 +1882,7 @@
         </w:tblPrEx>
         <w:tc>
           <w:tcPr>
-            <w:tcW w:w="1280" w:type="pct"/>
+            <w:tcW w:w="4572" w:type="dxa"/>
             <w:tcBorders>
               <w:top w:val="single" w:color="auto" w:sz="4" w:space="0"/>
               <w:left w:val="single" w:color="auto" w:sz="4" w:space="0"/>
@@ -1964,7 +1918,7 @@
         </w:tc>
         <w:tc>
           <w:tcPr>
-            <w:tcW w:w="3720" w:type="pct"/>
+            <w:tcW w:w="4572" w:type="dxa"/>
             <w:tcBorders>
               <w:top w:val="single" w:color="auto" w:sz="4" w:space="0"/>
               <w:left w:val="single" w:color="auto" w:sz="4" w:space="0"/>
@@ -1976,7 +1930,7 @@
           </w:tcPr>
           <w:p>
             <w:r>
-              <w:t>大成貨幣市場基金為大成投資信託基金旗下子基金，獲香港證監會認可。子基金尋求達致與人民幣、港元及美元貨幣市場利率組合相符的美元回報，主要考慮資本安全性及流動性。概不保證可達成投資目標。子基金主要投資於短期存款及優質貨幣市場工具，並無本金保證，經理人無責任按賣出價值贖回單位。</w:t>
+              <w:t>本基金旨在达致与人民币、港元及美元货币市场利率组合相符的美元回报，主要考虑资本安全性及流动性。投资策略为主要投资（不少于资产净值70%）于政府、半政府、国际机构及金融机构发行的短期存款及优质货币市场工具。</w:t>
             </w:r>
           </w:p>
         </w:tc>
@@ -2000,7 +1954,7 @@
         </w:tblPrEx>
         <w:tc>
           <w:tcPr>
-            <w:tcW w:w="1280" w:type="pct"/>
+            <w:tcW w:w="4572" w:type="dxa"/>
             <w:tcBorders>
               <w:top w:val="single" w:color="auto" w:sz="4" w:space="0"/>
               <w:left w:val="single" w:color="auto" w:sz="4" w:space="0"/>
@@ -2046,7 +2000,7 @@
         </w:tc>
         <w:tc>
           <w:tcPr>
-            <w:tcW w:w="3720" w:type="pct"/>
+            <w:tcW w:w="4572" w:type="dxa"/>
             <w:tcBorders>
               <w:top w:val="single" w:color="auto" w:sz="4" w:space="0"/>
               <w:left w:val="single" w:color="auto" w:sz="4" w:space="0"/>
@@ -2058,7 +2012,7 @@
           </w:tcPr>
           <w:p>
             <w:r>
-              <w:t>子基金寻求达致与人民币、港元及美元货币市场利率组合相符的美元回报，主要考虑资本安全性及流动性。策略上，子基金主要投资（不少于资产净值的70%）于政府、半政府、国际机构及金融机构发行的以人民币、港元及美元计值及结算的短期存款及优质货币市场工具。经理人将比较不同货币计值工具的收益差幅，并考虑货币风险、流动性及相对吸引力等因素进行资产配置。</w:t>
+              <w:t>本基金主要投资于政府、半政府、国际机构及金融机构发行的人民币、港元及美元短期存款与优质货币市场工具，比例不低于资产净值的70%，亦可投资商业票据、存款证、债务证券及回购交易。目前金融衍生工具仅作对冲用途，无意投资结构性产品或证券化证券。</w:t>
             </w:r>
           </w:p>
         </w:tc>
@@ -2082,7 +2036,7 @@
         </w:tblPrEx>
         <w:tc>
           <w:tcPr>
-            <w:tcW w:w="1280" w:type="pct"/>
+            <w:tcW w:w="4572" w:type="dxa"/>
             <w:tcBorders>
               <w:top w:val="single" w:color="auto" w:sz="4" w:space="0"/>
               <w:left w:val="single" w:color="auto" w:sz="4" w:space="0"/>
@@ -2117,7 +2071,7 @@
         </w:tc>
         <w:tc>
           <w:tcPr>
-            <w:tcW w:w="3720" w:type="pct"/>
+            <w:tcW w:w="4572" w:type="dxa"/>
             <w:tcBorders>
               <w:top w:val="single" w:color="auto" w:sz="4" w:space="0"/>
               <w:left w:val="single" w:color="auto" w:sz="4" w:space="0"/>
@@ -2129,7 +2083,7 @@
           </w:tcPr>
           <w:p>
             <w:r>
-              <w:t>本基金为根据香港法律成立的伞子单位信托基金「大成投资信托基金」旗下的子基金。基金寻求达致与人民币、港元及美元货币市场利率组合相符的美元回报，主要考虑资本安全性及流动性。基金透过主要投资（不少于资产净值的70%）于政府、半政府、国际机构及金融机构所发行以人民币、港元及美元计值及结算的短期存款及优质货币市场工具，以达致其投资目标。基金并无本金保证，亦无固定资产净值。</w:t>
+              <w:t>基金资产主要投资于短期存款及优质货币市场工具，比例不低于资产净值的70%。在资产类别分布上，据资料显示，银行存款（1个月以下及1-3个月）合计占比46.56%，存款证占比20.08%，现金及现金等价物占比33.29%，投资级美元债券占比0.07%。在地区分布上，除投资于新兴市场的资产不超过资产净值的30%外，债务证券或存款的发行国家并无特定区域分配，投资范围涵盖香港、中国、日本、韩国、澳洲、加拿大、欧盟及美国。</w:t>
             </w:r>
           </w:p>
         </w:tc>
@@ -2153,7 +2107,7 @@
         </w:tblPrEx>
         <w:tc>
           <w:tcPr>
-            <w:tcW w:w="1280" w:type="pct"/>
+            <w:tcW w:w="4572" w:type="dxa"/>
             <w:tcBorders>
               <w:top w:val="single" w:color="auto" w:sz="4" w:space="0"/>
               <w:left w:val="single" w:color="auto" w:sz="4" w:space="0"/>
@@ -2188,7 +2142,7 @@
         </w:tc>
         <w:tc>
           <w:tcPr>
-            <w:tcW w:w="3720" w:type="pct"/>
+            <w:tcW w:w="4572" w:type="dxa"/>
             <w:tcBorders>
               <w:top w:val="single" w:color="auto" w:sz="4" w:space="0"/>
               <w:left w:val="single" w:color="auto" w:sz="4" w:space="0"/>
@@ -2199,9 +2153,15 @@
             <w:vAlign w:val="top"/>
           </w:tcPr>
           <w:p>
-            <w:r>
-              <w:t>子基金资产类别主要为短期存款及优质货币市场工具，包括银行存款、存款证、投资级美元债券以及现金及现金等价物。地区分布方面，除投资于新兴市场的资产净值占比不超过30%外，并无特定区域限制；可能投资的国家或地区包括香港、中国、日本、韩国、澳洲、加拿大、欧盟及美国。</w:t>
-            </w:r>
+            <w:pPr>
+              <w:spacing w:after="0" w:line="330" w:lineRule="atLeast"/>
+              <w:rPr>
+                <w:rFonts w:ascii="仿宋" w:hAnsi="仿宋" w:eastAsia="仿宋" w:cs="PMingLiU"/>
+                <w:color w:val="000000"/>
+                <w:sz w:val="24"/>
+                <w:szCs w:val="24"/>
+              </w:rPr>
+            </w:pPr>
           </w:p>
         </w:tc>
       </w:tr>
@@ -2224,7 +2184,7 @@
         </w:tblPrEx>
         <w:tc>
           <w:tcPr>
-            <w:tcW w:w="1280" w:type="pct"/>
+            <w:tcW w:w="4572" w:type="dxa"/>
             <w:tcBorders>
               <w:top w:val="single" w:color="auto" w:sz="4" w:space="0"/>
               <w:left w:val="single" w:color="auto" w:sz="4" w:space="0"/>
@@ -2288,7 +2248,7 @@
         </w:tc>
         <w:tc>
           <w:tcPr>
-            <w:tcW w:w="3720" w:type="pct"/>
+            <w:tcW w:w="4572" w:type="dxa"/>
             <w:tcBorders>
               <w:top w:val="single" w:color="auto" w:sz="4" w:space="0"/>
               <w:left w:val="single" w:color="auto" w:sz="4" w:space="0"/>
@@ -2331,7 +2291,7 @@
         </w:tblPrEx>
         <w:tc>
           <w:tcPr>
-            <w:tcW w:w="1280" w:type="pct"/>
+            <w:tcW w:w="4572" w:type="dxa"/>
             <w:tcBorders>
               <w:top w:val="single" w:color="auto" w:sz="4" w:space="0"/>
               <w:left w:val="single" w:color="auto" w:sz="4" w:space="0"/>
@@ -2367,7 +2327,7 @@
         </w:tc>
         <w:tc>
           <w:tcPr>
-            <w:tcW w:w="3720" w:type="pct"/>
+            <w:tcW w:w="4572" w:type="dxa"/>
             <w:tcBorders>
               <w:top w:val="single" w:color="auto" w:sz="4" w:space="0"/>
               <w:left w:val="single" w:color="auto" w:sz="4" w:space="0"/>
@@ -2409,7 +2369,7 @@
         </w:tblPrEx>
         <w:tc>
           <w:tcPr>
-            <w:tcW w:w="1280" w:type="pct"/>
+            <w:tcW w:w="4572" w:type="dxa"/>
             <w:tcBorders>
               <w:top w:val="single" w:color="auto" w:sz="4" w:space="0"/>
               <w:left w:val="single" w:color="auto" w:sz="4" w:space="0"/>
@@ -2445,7 +2405,7 @@
         </w:tc>
         <w:tc>
           <w:tcPr>
-            <w:tcW w:w="3720" w:type="pct"/>
+            <w:tcW w:w="4572" w:type="dxa"/>
             <w:tcBorders>
               <w:top w:val="single" w:color="auto" w:sz="4" w:space="0"/>
               <w:left w:val="single" w:color="auto" w:sz="4" w:space="0"/>
@@ -2491,7 +2451,7 @@
         </w:trPr>
         <w:tc>
           <w:tcPr>
-            <w:tcW w:w="1280" w:type="pct"/>
+            <w:tcW w:w="4572" w:type="dxa"/>
             <w:tcBorders>
               <w:top w:val="single" w:color="auto" w:sz="4" w:space="0"/>
               <w:left w:val="single" w:color="auto" w:sz="4" w:space="0"/>
@@ -2527,7 +2487,7 @@
         </w:tc>
         <w:tc>
           <w:tcPr>
-            <w:tcW w:w="3720" w:type="pct"/>
+            <w:tcW w:w="4572" w:type="dxa"/>
             <w:tcBorders>
               <w:top w:val="single" w:color="auto" w:sz="4" w:space="0"/>
               <w:left w:val="single" w:color="auto" w:sz="4" w:space="0"/>
@@ -2570,7 +2530,7 @@
         </w:tblPrEx>
         <w:tc>
           <w:tcPr>
-            <w:tcW w:w="1280" w:type="pct"/>
+            <w:tcW w:w="4572" w:type="dxa"/>
             <w:tcBorders>
               <w:top w:val="single" w:color="auto" w:sz="4" w:space="0"/>
               <w:left w:val="single" w:color="auto" w:sz="4" w:space="0"/>
@@ -2606,7 +2566,7 @@
         </w:tc>
         <w:tc>
           <w:tcPr>
-            <w:tcW w:w="3720" w:type="pct"/>
+            <w:tcW w:w="4572" w:type="dxa"/>
             <w:tcBorders>
               <w:top w:val="single" w:color="auto" w:sz="4" w:space="0"/>
               <w:left w:val="single" w:color="auto" w:sz="4" w:space="0"/>
@@ -2649,7 +2609,7 @@
         </w:tblPrEx>
         <w:tc>
           <w:tcPr>
-            <w:tcW w:w="1280" w:type="pct"/>
+            <w:tcW w:w="4572" w:type="dxa"/>
             <w:tcBorders>
               <w:top w:val="single" w:color="auto" w:sz="4" w:space="0"/>
               <w:left w:val="single" w:color="auto" w:sz="4" w:space="0"/>
@@ -2684,7 +2644,7 @@
         </w:tc>
         <w:tc>
           <w:tcPr>
-            <w:tcW w:w="3720" w:type="pct"/>
+            <w:tcW w:w="4572" w:type="dxa"/>
             <w:tcBorders>
               <w:top w:val="single" w:color="auto" w:sz="4" w:space="0"/>
               <w:left w:val="single" w:color="auto" w:sz="4" w:space="0"/>
@@ -2737,7 +2697,7 @@
         </w:tblPrEx>
         <w:tc>
           <w:tcPr>
-            <w:tcW w:w="1280" w:type="pct"/>
+            <w:tcW w:w="4572" w:type="dxa"/>
             <w:tcBorders>
               <w:top w:val="single" w:color="auto" w:sz="4" w:space="0"/>
               <w:left w:val="single" w:color="auto" w:sz="4" w:space="0"/>
@@ -2782,7 +2742,7 @@
         </w:tc>
         <w:tc>
           <w:tcPr>
-            <w:tcW w:w="3720" w:type="pct"/>
+            <w:tcW w:w="4572" w:type="dxa"/>
             <w:tcBorders>
               <w:top w:val="single" w:color="auto" w:sz="4" w:space="0"/>
               <w:left w:val="single" w:color="auto" w:sz="4" w:space="0"/>
@@ -2833,7 +2793,7 @@
         </w:tblPrEx>
         <w:tc>
           <w:tcPr>
-            <w:tcW w:w="1280" w:type="pct"/>
+            <w:tcW w:w="4572" w:type="dxa"/>
             <w:tcBorders>
               <w:top w:val="single" w:color="auto" w:sz="4" w:space="0"/>
               <w:left w:val="single" w:color="auto" w:sz="4" w:space="0"/>
@@ -2878,7 +2838,7 @@
         </w:tc>
         <w:tc>
           <w:tcPr>
-            <w:tcW w:w="3720" w:type="pct"/>
+            <w:tcW w:w="4572" w:type="dxa"/>
             <w:tcBorders>
               <w:top w:val="single" w:color="auto" w:sz="4" w:space="0"/>
               <w:left w:val="single" w:color="auto" w:sz="4" w:space="0"/>
@@ -3033,7 +2993,7 @@
         </w:tblPrEx>
         <w:tc>
           <w:tcPr>
-            <w:tcW w:w="1280" w:type="pct"/>
+            <w:tcW w:w="4572" w:type="dxa"/>
             <w:tcBorders>
               <w:top w:val="single" w:color="auto" w:sz="4" w:space="0"/>
               <w:left w:val="single" w:color="auto" w:sz="4" w:space="0"/>
@@ -3068,7 +3028,7 @@
         </w:tc>
         <w:tc>
           <w:tcPr>
-            <w:tcW w:w="3720" w:type="pct"/>
+            <w:tcW w:w="4572" w:type="dxa"/>
             <w:tcBorders>
               <w:top w:val="single" w:color="auto" w:sz="4" w:space="0"/>
               <w:left w:val="single" w:color="auto" w:sz="4" w:space="0"/>
@@ -3111,7 +3071,7 @@
         </w:tblPrEx>
         <w:tc>
           <w:tcPr>
-            <w:tcW w:w="1280" w:type="pct"/>
+            <w:tcW w:w="4572" w:type="dxa"/>
             <w:tcBorders>
               <w:top w:val="single" w:color="auto" w:sz="4" w:space="0"/>
               <w:left w:val="single" w:color="auto" w:sz="4" w:space="0"/>
@@ -3146,7 +3106,7 @@
         </w:tc>
         <w:tc>
           <w:tcPr>
-            <w:tcW w:w="3720" w:type="pct"/>
+            <w:tcW w:w="4572" w:type="dxa"/>
             <w:tcBorders>
               <w:top w:val="single" w:color="auto" w:sz="4" w:space="0"/>
               <w:left w:val="single" w:color="auto" w:sz="4" w:space="0"/>
@@ -3191,7 +3151,7 @@
         </w:trPr>
         <w:tc>
           <w:tcPr>
-            <w:tcW w:w="1280" w:type="pct"/>
+            <w:tcW w:w="4572" w:type="dxa"/>
             <w:tcBorders>
               <w:top w:val="single" w:color="auto" w:sz="4" w:space="0"/>
               <w:left w:val="single" w:color="auto" w:sz="4" w:space="0"/>
@@ -3228,7 +3188,7 @@
         </w:tc>
         <w:tc>
           <w:tcPr>
-            <w:tcW w:w="3720" w:type="pct"/>
+            <w:tcW w:w="4572" w:type="dxa"/>
             <w:tcBorders>
               <w:top w:val="single" w:color="auto" w:sz="4" w:space="0"/>
               <w:left w:val="single" w:color="auto" w:sz="4" w:space="0"/>
@@ -3270,7 +3230,7 @@
         </w:tblPrEx>
         <w:tc>
           <w:tcPr>
-            <w:tcW w:w="1280" w:type="pct"/>
+            <w:tcW w:w="4572" w:type="dxa"/>
             <w:tcBorders>
               <w:top w:val="single" w:color="auto" w:sz="4" w:space="0"/>
               <w:left w:val="single" w:color="auto" w:sz="4" w:space="0"/>
@@ -3305,7 +3265,7 @@
         </w:tc>
         <w:tc>
           <w:tcPr>
-            <w:tcW w:w="3720" w:type="pct"/>
+            <w:tcW w:w="4572" w:type="dxa"/>
             <w:tcBorders>
               <w:top w:val="single" w:color="auto" w:sz="4" w:space="0"/>
               <w:left w:val="single" w:color="auto" w:sz="4" w:space="0"/>
@@ -3347,7 +3307,7 @@
         </w:tblPrEx>
         <w:tc>
           <w:tcPr>
-            <w:tcW w:w="1280" w:type="pct"/>
+            <w:tcW w:w="4572" w:type="dxa"/>
             <w:tcBorders>
               <w:top w:val="single" w:color="auto" w:sz="4" w:space="0"/>
               <w:left w:val="single" w:color="auto" w:sz="4" w:space="0"/>
@@ -3404,7 +3364,7 @@
         </w:tc>
         <w:tc>
           <w:tcPr>
-            <w:tcW w:w="3720" w:type="pct"/>
+            <w:tcW w:w="4572" w:type="dxa"/>
             <w:tcBorders>
               <w:top w:val="single" w:color="auto" w:sz="4" w:space="0"/>
               <w:left w:val="single" w:color="auto" w:sz="4" w:space="0"/>
@@ -3478,7 +3438,7 @@
     <w:tbl>
       <w:tblPr>
         <w:tblStyle w:val="24"/>
-        <w:tblW w:w="10728" w:type="dxa"/>
+        <w:tblW w:w="5000" w:type="pct"/>
         <w:tblInd w:w="0" w:type="dxa"/>
         <w:tblBorders>
           <w:top w:val="single" w:color="auto" w:sz="4" w:space="0"/>
@@ -3525,8 +3485,9 @@
         </w:tblPrEx>
         <w:tc>
           <w:tcPr>
-            <w:tcW w:w="1237" w:type="dxa"/>
+            <w:tcW w:w="1143" w:type="dxa"/>
             <w:shd w:val="clear" w:color="auto" w:fill="A5A5A5" w:themeFill="background1" w:themeFillShade="A6"/>
+            <w:vAlign w:val="top"/>
           </w:tcPr>
           <w:p>
             <w:pPr>
@@ -3552,8 +3513,9 @@
         </w:tc>
         <w:tc>
           <w:tcPr>
-            <w:tcW w:w="1236" w:type="dxa"/>
+            <w:tcW w:w="1143" w:type="dxa"/>
             <w:shd w:val="clear" w:color="auto" w:fill="A5A5A5" w:themeFill="background1" w:themeFillShade="A6"/>
+            <w:vAlign w:val="top"/>
           </w:tcPr>
           <w:p>
             <w:pPr>
@@ -3579,8 +3541,9 @@
         </w:tc>
         <w:tc>
           <w:tcPr>
-            <w:tcW w:w="1325" w:type="dxa"/>
+            <w:tcW w:w="1143" w:type="dxa"/>
             <w:shd w:val="clear" w:color="auto" w:fill="A5A5A5" w:themeFill="background1" w:themeFillShade="A6"/>
+            <w:vAlign w:val="top"/>
           </w:tcPr>
           <w:p>
             <w:pPr>
@@ -3606,8 +3569,9 @@
         </w:tc>
         <w:tc>
           <w:tcPr>
-            <w:tcW w:w="1350" w:type="dxa"/>
+            <w:tcW w:w="1143" w:type="dxa"/>
             <w:shd w:val="clear" w:color="auto" w:fill="A5A5A5" w:themeFill="background1" w:themeFillShade="A6"/>
+            <w:vAlign w:val="top"/>
           </w:tcPr>
           <w:p>
             <w:pPr>
@@ -3633,8 +3597,9 @@
         </w:tc>
         <w:tc>
           <w:tcPr>
-            <w:tcW w:w="1440" w:type="dxa"/>
+            <w:tcW w:w="1143" w:type="dxa"/>
             <w:shd w:val="clear" w:color="auto" w:fill="A5A5A5" w:themeFill="background1" w:themeFillShade="A6"/>
+            <w:vAlign w:val="top"/>
           </w:tcPr>
           <w:p>
             <w:pPr>
@@ -3669,8 +3634,9 @@
         </w:tc>
         <w:tc>
           <w:tcPr>
-            <w:tcW w:w="1440" w:type="dxa"/>
+            <w:tcW w:w="1143" w:type="dxa"/>
             <w:shd w:val="clear" w:color="auto" w:fill="A5A5A5" w:themeFill="background1" w:themeFillShade="A6"/>
+            <w:vAlign w:val="top"/>
           </w:tcPr>
           <w:p>
             <w:pPr>
@@ -3696,8 +3662,9 @@
         </w:tc>
         <w:tc>
           <w:tcPr>
-            <w:tcW w:w="1350" w:type="dxa"/>
+            <w:tcW w:w="1143" w:type="dxa"/>
             <w:shd w:val="clear" w:color="auto" w:fill="A5A5A5" w:themeFill="background1" w:themeFillShade="A6"/>
+            <w:vAlign w:val="top"/>
           </w:tcPr>
           <w:p>
             <w:pPr>
@@ -3723,8 +3690,9 @@
         </w:tc>
         <w:tc>
           <w:tcPr>
-            <w:tcW w:w="1350" w:type="dxa"/>
+            <w:tcW w:w="1143" w:type="dxa"/>
             <w:shd w:val="clear" w:color="auto" w:fill="A5A5A5" w:themeFill="background1" w:themeFillShade="A6"/>
+            <w:vAlign w:val="top"/>
           </w:tcPr>
           <w:p>
             <w:pPr>
@@ -3768,81 +3736,89 @@
         </w:tblPrEx>
         <w:tc>
           <w:tcPr>
-            <w:tcW w:w="1237" w:type="dxa"/>
-          </w:tcPr>
-          <w:p>
-            <w:r>
-              <w:t>A类单位最高为认购价的3%，B类单位最高为3%，I类、P类及M类单位不收取认购费。</w:t>
-            </w:r>
-          </w:p>
-        </w:tc>
-        <w:tc>
-          <w:tcPr>
-            <w:tcW w:w="1236" w:type="dxa"/>
-          </w:tcPr>
-          <w:p>
-            <w:r>
-              <w:t>A类、B类、P类、M类单位均无赎回费；I类单位在若干情况下最高为赎回价的2%，具体详见「收费及开支」一节。</w:t>
-            </w:r>
-          </w:p>
-        </w:tc>
-        <w:tc>
-          <w:tcPr>
-            <w:tcW w:w="1325" w:type="dxa"/>
-          </w:tcPr>
-          <w:p>
-            <w:r>
-              <w:t>託管費最高每年佔子基金資產淨值的0.018%。</w:t>
-            </w:r>
-          </w:p>
-        </w:tc>
-        <w:tc>
-          <w:tcPr>
-            <w:tcW w:w="1350" w:type="dxa"/>
-          </w:tcPr>
-          <w:p>
-            <w:r>
-              <w:t>A类单位每年0.1%，B类0.3%，I类0.05%，P类0.6%，M类不收取管理费。</w:t>
-            </w:r>
-          </w:p>
-        </w:tc>
-        <w:tc>
-          <w:tcPr>
-            <w:tcW w:w="1440" w:type="dxa"/>
-          </w:tcPr>
-          <w:p>
-            <w:r>
-              <w:t>表现费不适用。</w:t>
-            </w:r>
-          </w:p>
-        </w:tc>
-        <w:tc>
-          <w:tcPr>
-            <w:tcW w:w="1440" w:type="dxa"/>
-          </w:tcPr>
-          <w:p>
-            <w:r>
-              <w:t>经理人有权就转换收取最高为被转换的现有关别每单位赎回价2%的转换费，但目前无打算收取任何转换费。</w:t>
-            </w:r>
-          </w:p>
-        </w:tc>
-        <w:tc>
-          <w:tcPr>
-            <w:tcW w:w="1350" w:type="dxa"/>
-          </w:tcPr>
-          <w:p>
-            <w:r>
-              <w:t>P 類單位管理費為資產淨值的 0.6%；M 類單位不收取管理費。其餘分銷費費率或結構，資料未載明。</w:t>
-            </w:r>
-          </w:p>
-        </w:tc>
-        <w:tc>
-          <w:tcPr>
-            <w:tcW w:w="1350" w:type="dxa"/>
-          </w:tcPr>
-          <w:p>
-            <w:r>
-              <w:t>管理费按单位类别差异收取：A类0.1%、B类0.3%、I类0.05%、P类0.6%、M类无；受託人费最高0.075%/年（月最低4000美元）；託管费最高0.018%。</w:t>
+            <w:tcW w:w="1143" w:type="dxa"/>
+            <w:vAlign w:val="top"/>
+          </w:tcPr>
+          <w:p>
+            <w:r>
+              <w:t>A类及B类单位最高为认购价3%，I类、P类及M类单位无认购费。</w:t>
+            </w:r>
+          </w:p>
+        </w:tc>
+        <w:tc>
+          <w:tcPr>
+            <w:tcW w:w="1143" w:type="dxa"/>
+            <w:vAlign w:val="top"/>
+          </w:tcPr>
+          <w:p>
+            <w:r>
+              <w:t>A類、B類、P類及M類單位無贖回費；I類單位在若干情況下最高為贖回價的2%。</w:t>
+            </w:r>
+          </w:p>
+        </w:tc>
+        <w:tc>
+          <w:tcPr>
+            <w:tcW w:w="1143" w:type="dxa"/>
+            <w:vAlign w:val="top"/>
+          </w:tcPr>
+          <w:p>
+            <w:r>
+              <w:t>託管人費用最高每年佔資產淨值的0.018%。</w:t>
+            </w:r>
+          </w:p>
+        </w:tc>
+        <w:tc>
+          <w:tcPr>
+            <w:tcW w:w="1143" w:type="dxa"/>
+            <w:vAlign w:val="top"/>
+          </w:tcPr>
+          <w:p>
+            <w:r>
+              <w:t>A类单位0.1%，B类单位0.3%，I类单位0.05%，P类单位0.6%，M类单位无。</w:t>
+            </w:r>
+          </w:p>
+        </w:tc>
+        <w:tc>
+          <w:tcPr>
+            <w:tcW w:w="1143" w:type="dxa"/>
+            <w:vAlign w:val="top"/>
+          </w:tcPr>
+          <w:p>
+            <w:r>
+              <w:t>經理人不會就子基金收取表現費用。</w:t>
+            </w:r>
+          </w:p>
+        </w:tc>
+        <w:tc>
+          <w:tcPr>
+            <w:tcW w:w="1143" w:type="dxa"/>
+            <w:vAlign w:val="top"/>
+          </w:tcPr>
+          <w:p>
+            <w:r>
+              <w:t>轉換費最高為贖回價的2%，目前無打算收取。</w:t>
+            </w:r>
+          </w:p>
+        </w:tc>
+        <w:tc>
+          <w:tcPr>
+            <w:tcW w:w="1143" w:type="dxa"/>
+            <w:vAlign w:val="top"/>
+          </w:tcPr>
+          <w:p>
+            <w:r>
+              <w:t>資料未載明分銷費用，認購費最高為認購價的3%。</w:t>
+            </w:r>
+          </w:p>
+        </w:tc>
+        <w:tc>
+          <w:tcPr>
+            <w:tcW w:w="1143" w:type="dxa"/>
+            <w:vAlign w:val="top"/>
+          </w:tcPr>
+          <w:p>
+            <w:r>
+              <w:t>子基金不支付推廣費用，行政開支詳見「其他費用」。</w:t>
             </w:r>
           </w:p>
         </w:tc>
@@ -3895,7 +3871,7 @@
     <w:tbl>
       <w:tblPr>
         <w:tblStyle w:val="79"/>
-        <w:tblW w:w="5014" w:type="pct"/>
+        <w:tblW w:w="5000" w:type="pct"/>
         <w:tblInd w:w="0" w:type="dxa"/>
         <w:tblBorders>
           <w:top w:val="single" w:color="666666" w:themeColor="text1" w:themeTint="99" w:sz="2" w:space="0"/>
@@ -3936,7 +3912,7 @@
         </w:tblPrEx>
         <w:tc>
           <w:tcPr>
-            <w:tcW w:w="1282" w:type="pct"/>
+            <w:tcW w:w="4572" w:type="dxa"/>
             <w:tcBorders>
               <w:top w:val="single" w:color="auto" w:sz="4" w:space="0"/>
               <w:left w:val="single" w:color="auto" w:sz="4" w:space="0"/>
@@ -3945,7 +3921,7 @@
               <w:insideV w:val="nil"/>
             </w:tcBorders>
             <w:shd w:val="clear" w:color="auto" w:fill="D0CECE" w:themeFill="background2" w:themeFillShade="E6"/>
-            <w:vAlign w:val="center"/>
+            <w:vAlign w:val="top"/>
           </w:tcPr>
           <w:p>
             <w:pPr>
@@ -3972,7 +3948,7 @@
         </w:tc>
         <w:tc>
           <w:tcPr>
-            <w:tcW w:w="3718" w:type="pct"/>
+            <w:tcW w:w="4572" w:type="dxa"/>
             <w:tcBorders>
               <w:top w:val="single" w:color="auto" w:sz="4" w:space="0"/>
               <w:left w:val="single" w:color="auto" w:sz="4" w:space="0"/>
@@ -3981,11 +3957,11 @@
               <w:insideV w:val="nil"/>
             </w:tcBorders>
             <w:shd w:val="clear" w:color="auto" w:fill="FFFFFF" w:themeFill="background1"/>
-            <w:vAlign w:val="center"/>
-          </w:tcPr>
-          <w:p>
-            <w:r>
-              <w:t>根据参考资料，子基金可投资金融衍生工具作对冲用途，且涉及场外交易，属于复杂产品。</w:t>
+            <w:vAlign w:val="top"/>
+          </w:tcPr>
+          <w:p>
+            <w:r>
+              <w:t>根据参考资料，该产品涉及金融衍生工具及场外交易，且存在估值风险及非挂牌投资，判断该产品属于复杂产品。</w:t>
             </w:r>
           </w:p>
         </w:tc>
@@ -4009,7 +3985,7 @@
         </w:tblPrEx>
         <w:tc>
           <w:tcPr>
-            <w:tcW w:w="5000" w:type="pct"/>
+            <w:tcW w:w="4572" w:type="dxa"/>
             <w:gridSpan w:val="2"/>
             <w:tcBorders>
               <w:top w:val="single" w:color="auto" w:sz="4" w:space="0"/>
@@ -4018,6 +3994,7 @@
               <w:right w:val="single" w:color="auto" w:sz="4" w:space="0"/>
             </w:tcBorders>
             <w:shd w:val="clear" w:color="auto" w:fill="auto"/>
+            <w:vAlign w:val="top"/>
           </w:tcPr>
           <w:p>
             <w:pPr>
@@ -5361,7 +5338,7 @@
     <w:tbl>
       <w:tblPr>
         <w:tblStyle w:val="24"/>
-        <w:tblW w:w="0" w:type="auto"/>
+        <w:tblW w:w="5000" w:type="pct"/>
         <w:jc w:val="center"/>
         <w:tblBorders>
           <w:top w:val="single" w:color="auto" w:sz="4" w:space="0"/>
@@ -5406,10 +5383,11 @@
         </w:trPr>
         <w:tc>
           <w:tcPr>
-            <w:tcW w:w="718" w:type="dxa"/>
+            <w:tcW w:w="3048" w:type="dxa"/>
             <w:tcBorders>
               <w:bottom w:val="single" w:color="auto" w:sz="4" w:space="0"/>
             </w:tcBorders>
+            <w:vAlign w:val="top"/>
           </w:tcPr>
           <w:p>
             <w:pPr>
@@ -5449,10 +5427,11 @@
         </w:tc>
         <w:tc>
           <w:tcPr>
-            <w:tcW w:w="6804" w:type="dxa"/>
+            <w:tcW w:w="3048" w:type="dxa"/>
             <w:tcBorders>
               <w:bottom w:val="single" w:color="auto" w:sz="4" w:space="0"/>
             </w:tcBorders>
+            <w:vAlign w:val="top"/>
           </w:tcPr>
           <w:p>
             <w:pPr>
@@ -5481,10 +5460,11 @@
         </w:tc>
         <w:tc>
           <w:tcPr>
-            <w:tcW w:w="2407" w:type="dxa"/>
+            <w:tcW w:w="3048" w:type="dxa"/>
             <w:tcBorders>
               <w:bottom w:val="single" w:color="auto" w:sz="4" w:space="0"/>
             </w:tcBorders>
+            <w:vAlign w:val="top"/>
           </w:tcPr>
           <w:p>
             <w:pPr>
@@ -5535,20 +5515,22 @@
         </w:trPr>
         <w:tc>
           <w:tcPr>
-            <w:tcW w:w="718" w:type="dxa"/>
+            <w:tcW w:w="3048" w:type="dxa"/>
             <w:tcBorders>
               <w:left w:val="single" w:color="auto" w:sz="4" w:space="0"/>
             </w:tcBorders>
-          </w:tcPr>
-          <w:p>
-            <w:r>
-              <w:t>本基金为货币市场基金，风险评分为1分。</w:t>
-            </w:r>
-          </w:p>
-        </w:tc>
-        <w:tc>
-          <w:tcPr>
-            <w:tcW w:w="6804" w:type="dxa"/>
+            <w:vAlign w:val="top"/>
+          </w:tcPr>
+          <w:p>
+            <w:r>
+              <w:t>本基金属货币市场型，资料未载明具体风险评分。</w:t>
+            </w:r>
+          </w:p>
+        </w:tc>
+        <w:tc>
+          <w:tcPr>
+            <w:tcW w:w="3048" w:type="dxa"/>
+            <w:vAlign w:val="top"/>
           </w:tcPr>
           <w:p>
             <w:pPr>
@@ -5585,10 +5567,11 @@
         </w:tc>
         <w:tc>
           <w:tcPr>
-            <w:tcW w:w="2407" w:type="dxa"/>
+            <w:tcW w:w="3048" w:type="dxa"/>
             <w:tcBorders>
               <w:right w:val="single" w:color="auto" w:sz="4" w:space="0"/>
             </w:tcBorders>
+            <w:vAlign w:val="top"/>
           </w:tcPr>
           <w:p>
             <w:pPr>
@@ -5644,10 +5627,22 @@
         </w:trPr>
         <w:tc>
           <w:tcPr>
-            <w:tcW w:w="718" w:type="dxa"/>
+            <w:tcW w:w="3048" w:type="dxa"/>
             <w:tcBorders>
               <w:left w:val="single" w:color="auto" w:sz="4" w:space="0"/>
             </w:tcBorders>
+            <w:vAlign w:val="top"/>
+          </w:tcPr>
+          <w:p>
+            <w:r>
+              <w:t>资料未载明具体风险评分结果。</w:t>
+            </w:r>
+          </w:p>
+        </w:tc>
+        <w:tc>
+          <w:tcPr>
+            <w:tcW w:w="3048" w:type="dxa"/>
+            <w:vAlign w:val="top"/>
           </w:tcPr>
           <w:p>
             <w:pPr>
@@ -5662,25 +5657,6 @@
                 <w:szCs w:val="24"/>
               </w:rPr>
             </w:pPr>
-          </w:p>
-        </w:tc>
-        <w:tc>
-          <w:tcPr>
-            <w:tcW w:w="6804" w:type="dxa"/>
-          </w:tcPr>
-          <w:p>
-            <w:pPr>
-              <w:pStyle w:val="60"/>
-              <w:snapToGrid w:val="0"/>
-              <w:spacing w:before="0" w:after="0" w:line="240" w:lineRule="auto"/>
-              <w:ind w:left="0" w:leftChars="0"/>
-              <w:rPr>
-                <w:rFonts w:ascii="仿宋" w:hAnsi="仿宋" w:eastAsia="仿宋" w:cs="Times New Roman"/>
-                <w:color w:val="000000"/>
-                <w:sz w:val="24"/>
-                <w:szCs w:val="24"/>
-              </w:rPr>
-            </w:pPr>
             <w:r>
               <w:rPr>
                 <w:rFonts w:hint="eastAsia" w:ascii="仿宋" w:hAnsi="仿宋" w:eastAsia="仿宋" w:cs="Times New Roman"/>
@@ -5694,10 +5670,11 @@
         </w:tc>
         <w:tc>
           <w:tcPr>
-            <w:tcW w:w="2407" w:type="dxa"/>
+            <w:tcW w:w="3048" w:type="dxa"/>
             <w:tcBorders>
               <w:right w:val="single" w:color="auto" w:sz="4" w:space="0"/>
             </w:tcBorders>
+            <w:vAlign w:val="top"/>
           </w:tcPr>
           <w:p>
             <w:pPr>
@@ -5753,10 +5730,11 @@
         </w:trPr>
         <w:tc>
           <w:tcPr>
-            <w:tcW w:w="718" w:type="dxa"/>
+            <w:tcW w:w="3048" w:type="dxa"/>
             <w:tcBorders>
               <w:left w:val="single" w:color="auto" w:sz="4" w:space="0"/>
             </w:tcBorders>
+            <w:vAlign w:val="top"/>
           </w:tcPr>
           <w:p>
             <w:pPr>
@@ -5776,7 +5754,8 @@
         </w:tc>
         <w:tc>
           <w:tcPr>
-            <w:tcW w:w="6804" w:type="dxa"/>
+            <w:tcW w:w="3048" w:type="dxa"/>
+            <w:vAlign w:val="top"/>
           </w:tcPr>
           <w:p>
             <w:pPr>
@@ -5831,10 +5810,11 @@
         </w:tc>
         <w:tc>
           <w:tcPr>
-            <w:tcW w:w="2407" w:type="dxa"/>
+            <w:tcW w:w="3048" w:type="dxa"/>
             <w:tcBorders>
               <w:right w:val="single" w:color="auto" w:sz="4" w:space="0"/>
             </w:tcBorders>
+            <w:vAlign w:val="top"/>
           </w:tcPr>
           <w:p>
             <w:pPr>
@@ -5890,10 +5870,11 @@
         </w:trPr>
         <w:tc>
           <w:tcPr>
-            <w:tcW w:w="718" w:type="dxa"/>
+            <w:tcW w:w="3048" w:type="dxa"/>
             <w:tcBorders>
               <w:left w:val="single" w:color="auto" w:sz="4" w:space="0"/>
             </w:tcBorders>
+            <w:vAlign w:val="top"/>
           </w:tcPr>
           <w:p>
             <w:pPr>
@@ -5913,7 +5894,8 @@
         </w:tc>
         <w:tc>
           <w:tcPr>
-            <w:tcW w:w="6804" w:type="dxa"/>
+            <w:tcW w:w="3048" w:type="dxa"/>
+            <w:vAlign w:val="top"/>
           </w:tcPr>
           <w:p>
             <w:pPr>
@@ -5959,10 +5941,11 @@
         </w:tc>
         <w:tc>
           <w:tcPr>
-            <w:tcW w:w="2407" w:type="dxa"/>
+            <w:tcW w:w="3048" w:type="dxa"/>
             <w:tcBorders>
               <w:right w:val="single" w:color="auto" w:sz="4" w:space="0"/>
             </w:tcBorders>
+            <w:vAlign w:val="top"/>
           </w:tcPr>
           <w:p>
             <w:pPr>
@@ -6018,11 +6001,12 @@
         </w:trPr>
         <w:tc>
           <w:tcPr>
-            <w:tcW w:w="718" w:type="dxa"/>
+            <w:tcW w:w="3048" w:type="dxa"/>
             <w:tcBorders>
               <w:left w:val="single" w:color="auto" w:sz="4" w:space="0"/>
               <w:bottom w:val="single" w:color="auto" w:sz="4" w:space="0"/>
             </w:tcBorders>
+            <w:vAlign w:val="top"/>
           </w:tcPr>
           <w:p>
             <w:pPr>
@@ -6042,10 +6026,11 @@
         </w:tc>
         <w:tc>
           <w:tcPr>
-            <w:tcW w:w="6804" w:type="dxa"/>
+            <w:tcW w:w="3048" w:type="dxa"/>
             <w:tcBorders>
               <w:bottom w:val="single" w:color="auto" w:sz="4" w:space="0"/>
             </w:tcBorders>
+            <w:vAlign w:val="top"/>
           </w:tcPr>
           <w:p>
             <w:pPr>
@@ -6073,11 +6058,12 @@
         </w:tc>
         <w:tc>
           <w:tcPr>
-            <w:tcW w:w="2407" w:type="dxa"/>
+            <w:tcW w:w="3048" w:type="dxa"/>
             <w:tcBorders>
               <w:bottom w:val="single" w:color="auto" w:sz="4" w:space="0"/>
               <w:right w:val="single" w:color="auto" w:sz="4" w:space="0"/>
             </w:tcBorders>
+            <w:vAlign w:val="top"/>
           </w:tcPr>
           <w:p>
             <w:pPr>
@@ -6134,12 +6120,13 @@
         </w:trPr>
         <w:tc>
           <w:tcPr>
-            <w:tcW w:w="718" w:type="dxa"/>
+            <w:tcW w:w="3048" w:type="dxa"/>
             <w:tcBorders>
               <w:left w:val="single" w:color="auto" w:sz="4" w:space="0"/>
               <w:bottom w:val="single" w:color="auto" w:sz="4" w:space="0"/>
             </w:tcBorders>
             <w:shd w:val="clear" w:color="auto" w:fill="auto"/>
+            <w:vAlign w:val="top"/>
           </w:tcPr>
           <w:p>
             <w:pPr>
@@ -6158,11 +6145,12 @@
         </w:tc>
         <w:tc>
           <w:tcPr>
-            <w:tcW w:w="6804" w:type="dxa"/>
+            <w:tcW w:w="3048" w:type="dxa"/>
             <w:tcBorders>
               <w:bottom w:val="single" w:color="auto" w:sz="4" w:space="0"/>
             </w:tcBorders>
             <w:shd w:val="clear" w:color="auto" w:fill="auto"/>
+            <w:vAlign w:val="top"/>
           </w:tcPr>
           <w:p>
             <w:pPr>
@@ -6258,12 +6246,13 @@
         </w:tc>
         <w:tc>
           <w:tcPr>
-            <w:tcW w:w="2407" w:type="dxa"/>
+            <w:tcW w:w="3048" w:type="dxa"/>
             <w:tcBorders>
               <w:bottom w:val="single" w:color="auto" w:sz="4" w:space="0"/>
               <w:right w:val="single" w:color="auto" w:sz="4" w:space="0"/>
             </w:tcBorders>
             <w:shd w:val="clear" w:color="auto" w:fill="auto"/>
+            <w:vAlign w:val="top"/>
           </w:tcPr>
           <w:p>
             <w:pPr>
@@ -6303,7 +6292,7 @@
         <w:tblStyle w:val="24"/>
         <w:tblpPr w:leftFromText="180" w:rightFromText="180" w:vertAnchor="text" w:horzAnchor="page" w:tblpXSpec="center" w:tblpY="30"/>
         <w:tblOverlap w:val="never"/>
-        <w:tblW w:w="0" w:type="auto"/>
+        <w:tblW w:w="5000" w:type="pct"/>
         <w:jc w:val="center"/>
         <w:tblBorders>
           <w:top w:val="single" w:color="auto" w:sz="4" w:space="0"/>
@@ -6348,11 +6337,12 @@
         </w:trPr>
         <w:tc>
           <w:tcPr>
-            <w:tcW w:w="712" w:type="dxa"/>
+            <w:tcW w:w="3048" w:type="dxa"/>
             <w:tcBorders>
               <w:top w:val="single" w:color="auto" w:sz="4" w:space="0"/>
               <w:bottom w:val="single" w:color="auto" w:sz="4" w:space="0"/>
             </w:tcBorders>
+            <w:vAlign w:val="top"/>
           </w:tcPr>
           <w:p>
             <w:pPr>
@@ -6392,11 +6382,12 @@
         </w:tc>
         <w:tc>
           <w:tcPr>
-            <w:tcW w:w="6804" w:type="dxa"/>
+            <w:tcW w:w="3048" w:type="dxa"/>
             <w:tcBorders>
               <w:top w:val="single" w:color="auto" w:sz="4" w:space="0"/>
               <w:bottom w:val="single" w:color="auto" w:sz="4" w:space="0"/>
             </w:tcBorders>
+            <w:vAlign w:val="top"/>
           </w:tcPr>
           <w:p>
             <w:pPr>
@@ -6425,11 +6416,12 @@
         </w:tc>
         <w:tc>
           <w:tcPr>
-            <w:tcW w:w="2425" w:type="dxa"/>
+            <w:tcW w:w="3048" w:type="dxa"/>
             <w:tcBorders>
               <w:top w:val="single" w:color="auto" w:sz="4" w:space="0"/>
               <w:bottom w:val="single" w:color="auto" w:sz="4" w:space="0"/>
             </w:tcBorders>
+            <w:vAlign w:val="top"/>
           </w:tcPr>
           <w:p>
             <w:pPr>
@@ -6480,24 +6472,26 @@
         </w:trPr>
         <w:tc>
           <w:tcPr>
-            <w:tcW w:w="712" w:type="dxa"/>
+            <w:tcW w:w="3048" w:type="dxa"/>
             <w:tcBorders>
               <w:top w:val="single" w:color="auto" w:sz="4" w:space="0"/>
               <w:left w:val="single" w:color="auto" w:sz="4" w:space="0"/>
             </w:tcBorders>
-          </w:tcPr>
-          <w:p>
-            <w:r>
-              <w:t>投资区域属中国相关风险，风险评分：4分。</w:t>
-            </w:r>
-          </w:p>
-        </w:tc>
-        <w:tc>
-          <w:tcPr>
-            <w:tcW w:w="6804" w:type="dxa"/>
+            <w:vAlign w:val="top"/>
+          </w:tcPr>
+          <w:p>
+            <w:r>
+              <w:t>資料未載明風險評分。</w:t>
+            </w:r>
+          </w:p>
+        </w:tc>
+        <w:tc>
+          <w:tcPr>
+            <w:tcW w:w="3048" w:type="dxa"/>
             <w:tcBorders>
               <w:top w:val="single" w:color="auto" w:sz="4" w:space="0"/>
             </w:tcBorders>
+            <w:vAlign w:val="top"/>
           </w:tcPr>
           <w:p>
             <w:pPr>
@@ -6525,11 +6519,12 @@
         </w:tc>
         <w:tc>
           <w:tcPr>
-            <w:tcW w:w="2425" w:type="dxa"/>
+            <w:tcW w:w="3048" w:type="dxa"/>
             <w:tcBorders>
               <w:top w:val="single" w:color="auto" w:sz="4" w:space="0"/>
               <w:right w:val="single" w:color="auto" w:sz="4" w:space="0"/>
             </w:tcBorders>
+            <w:vAlign w:val="top"/>
           </w:tcPr>
           <w:p>
             <w:pPr>
@@ -6585,10 +6580,22 @@
         </w:trPr>
         <w:tc>
           <w:tcPr>
-            <w:tcW w:w="712" w:type="dxa"/>
+            <w:tcW w:w="3048" w:type="dxa"/>
             <w:tcBorders>
               <w:left w:val="single" w:color="auto" w:sz="4" w:space="0"/>
             </w:tcBorders>
+            <w:vAlign w:val="top"/>
+          </w:tcPr>
+          <w:p>
+            <w:r>
+              <w:t>資料未載明投資區域風險評分。</w:t>
+            </w:r>
+          </w:p>
+        </w:tc>
+        <w:tc>
+          <w:tcPr>
+            <w:tcW w:w="3048" w:type="dxa"/>
+            <w:vAlign w:val="top"/>
           </w:tcPr>
           <w:p>
             <w:pPr>
@@ -6603,25 +6610,6 @@
                 <w:szCs w:val="24"/>
               </w:rPr>
             </w:pPr>
-          </w:p>
-        </w:tc>
-        <w:tc>
-          <w:tcPr>
-            <w:tcW w:w="6804" w:type="dxa"/>
-          </w:tcPr>
-          <w:p>
-            <w:pPr>
-              <w:pStyle w:val="60"/>
-              <w:snapToGrid w:val="0"/>
-              <w:spacing w:before="0" w:after="0" w:line="240" w:lineRule="auto"/>
-              <w:ind w:left="0" w:leftChars="0"/>
-              <w:rPr>
-                <w:rFonts w:ascii="仿宋" w:hAnsi="仿宋" w:eastAsia="仿宋" w:cs="Times New Roman"/>
-                <w:color w:val="000000"/>
-                <w:sz w:val="24"/>
-                <w:szCs w:val="24"/>
-              </w:rPr>
-            </w:pPr>
             <w:r>
               <w:rPr>
                 <w:rFonts w:ascii="仿宋" w:hAnsi="仿宋" w:eastAsia="仿宋" w:cs="Times New Roman"/>
@@ -6635,10 +6623,11 @@
         </w:tc>
         <w:tc>
           <w:tcPr>
-            <w:tcW w:w="2425" w:type="dxa"/>
+            <w:tcW w:w="3048" w:type="dxa"/>
             <w:tcBorders>
               <w:right w:val="single" w:color="auto" w:sz="4" w:space="0"/>
             </w:tcBorders>
+            <w:vAlign w:val="top"/>
           </w:tcPr>
           <w:p>
             <w:pPr>
@@ -6694,10 +6683,11 @@
         </w:trPr>
         <w:tc>
           <w:tcPr>
-            <w:tcW w:w="712" w:type="dxa"/>
+            <w:tcW w:w="3048" w:type="dxa"/>
             <w:tcBorders>
               <w:left w:val="single" w:color="auto" w:sz="4" w:space="0"/>
             </w:tcBorders>
+            <w:vAlign w:val="top"/>
           </w:tcPr>
           <w:p>
             <w:pPr>
@@ -6717,7 +6707,8 @@
         </w:tc>
         <w:tc>
           <w:tcPr>
-            <w:tcW w:w="6804" w:type="dxa"/>
+            <w:tcW w:w="3048" w:type="dxa"/>
+            <w:vAlign w:val="top"/>
           </w:tcPr>
           <w:p>
             <w:pPr>
@@ -6813,10 +6804,11 @@
         </w:tc>
         <w:tc>
           <w:tcPr>
-            <w:tcW w:w="2425" w:type="dxa"/>
+            <w:tcW w:w="3048" w:type="dxa"/>
             <w:tcBorders>
               <w:right w:val="single" w:color="auto" w:sz="4" w:space="0"/>
             </w:tcBorders>
+            <w:vAlign w:val="top"/>
           </w:tcPr>
           <w:p>
             <w:pPr>
@@ -6872,10 +6864,11 @@
         </w:trPr>
         <w:tc>
           <w:tcPr>
-            <w:tcW w:w="712" w:type="dxa"/>
+            <w:tcW w:w="3048" w:type="dxa"/>
             <w:tcBorders>
               <w:left w:val="single" w:color="auto" w:sz="4" w:space="0"/>
             </w:tcBorders>
+            <w:vAlign w:val="top"/>
           </w:tcPr>
           <w:p>
             <w:pPr>
@@ -6895,7 +6888,8 @@
         </w:tc>
         <w:tc>
           <w:tcPr>
-            <w:tcW w:w="6804" w:type="dxa"/>
+            <w:tcW w:w="3048" w:type="dxa"/>
+            <w:vAlign w:val="top"/>
           </w:tcPr>
           <w:p>
             <w:pPr>
@@ -7000,10 +6994,11 @@
         </w:tc>
         <w:tc>
           <w:tcPr>
-            <w:tcW w:w="2425" w:type="dxa"/>
+            <w:tcW w:w="3048" w:type="dxa"/>
             <w:tcBorders>
               <w:right w:val="single" w:color="auto" w:sz="4" w:space="0"/>
             </w:tcBorders>
+            <w:vAlign w:val="top"/>
           </w:tcPr>
           <w:p>
             <w:pPr>
@@ -7059,11 +7054,12 @@
         </w:trPr>
         <w:tc>
           <w:tcPr>
-            <w:tcW w:w="712" w:type="dxa"/>
+            <w:tcW w:w="3048" w:type="dxa"/>
             <w:tcBorders>
               <w:left w:val="single" w:color="auto" w:sz="4" w:space="0"/>
               <w:bottom w:val="single" w:color="auto" w:sz="4" w:space="0"/>
             </w:tcBorders>
+            <w:vAlign w:val="top"/>
           </w:tcPr>
           <w:p>
             <w:pPr>
@@ -7083,10 +7079,11 @@
         </w:tc>
         <w:tc>
           <w:tcPr>
-            <w:tcW w:w="6804" w:type="dxa"/>
+            <w:tcW w:w="3048" w:type="dxa"/>
             <w:tcBorders>
               <w:bottom w:val="single" w:color="auto" w:sz="4" w:space="0"/>
             </w:tcBorders>
+            <w:vAlign w:val="top"/>
           </w:tcPr>
           <w:p>
             <w:pPr>
@@ -7141,11 +7138,12 @@
         </w:tc>
         <w:tc>
           <w:tcPr>
-            <w:tcW w:w="2425" w:type="dxa"/>
+            <w:tcW w:w="3048" w:type="dxa"/>
             <w:tcBorders>
               <w:bottom w:val="single" w:color="auto" w:sz="4" w:space="0"/>
               <w:right w:val="single" w:color="auto" w:sz="4" w:space="0"/>
             </w:tcBorders>
+            <w:vAlign w:val="top"/>
           </w:tcPr>
           <w:p>
             <w:pPr>
@@ -7200,7 +7198,7 @@
     <w:tbl>
       <w:tblPr>
         <w:tblStyle w:val="24"/>
-        <w:tblW w:w="0" w:type="auto"/>
+        <w:tblW w:w="5000" w:type="pct"/>
         <w:jc w:val="center"/>
         <w:tblBorders>
           <w:top w:val="single" w:color="auto" w:sz="4" w:space="0"/>
@@ -7245,10 +7243,11 @@
         </w:trPr>
         <w:tc>
           <w:tcPr>
-            <w:tcW w:w="700" w:type="dxa"/>
+            <w:tcW w:w="3048" w:type="dxa"/>
             <w:tcBorders>
               <w:bottom w:val="single" w:color="auto" w:sz="4" w:space="0"/>
             </w:tcBorders>
+            <w:vAlign w:val="top"/>
           </w:tcPr>
           <w:p>
             <w:pPr>
@@ -7288,10 +7287,11 @@
         </w:tc>
         <w:tc>
           <w:tcPr>
-            <w:tcW w:w="6804" w:type="dxa"/>
+            <w:tcW w:w="3048" w:type="dxa"/>
             <w:tcBorders>
               <w:bottom w:val="single" w:color="auto" w:sz="4" w:space="0"/>
             </w:tcBorders>
+            <w:vAlign w:val="top"/>
           </w:tcPr>
           <w:p>
             <w:pPr>
@@ -7320,10 +7320,11 @@
         </w:tc>
         <w:tc>
           <w:tcPr>
-            <w:tcW w:w="2431" w:type="dxa"/>
+            <w:tcW w:w="3048" w:type="dxa"/>
             <w:tcBorders>
               <w:bottom w:val="single" w:color="auto" w:sz="4" w:space="0"/>
             </w:tcBorders>
+            <w:vAlign w:val="top"/>
           </w:tcPr>
           <w:p>
             <w:pPr>
@@ -7374,24 +7375,26 @@
         </w:trPr>
         <w:tc>
           <w:tcPr>
-            <w:tcW w:w="700" w:type="dxa"/>
+            <w:tcW w:w="3048" w:type="dxa"/>
             <w:tcBorders>
               <w:top w:val="single" w:color="auto" w:sz="4" w:space="0"/>
               <w:left w:val="single" w:color="auto" w:sz="4" w:space="0"/>
             </w:tcBorders>
-          </w:tcPr>
-          <w:p>
-            <w:r>
-              <w:t>资料未载明投资杠杆相关具体说明，无法评分。</w:t>
-            </w:r>
-          </w:p>
-        </w:tc>
-        <w:tc>
-          <w:tcPr>
-            <w:tcW w:w="6804" w:type="dxa"/>
+            <w:vAlign w:val="top"/>
+          </w:tcPr>
+          <w:p>
+            <w:r>
+              <w:t>資料未載明投資槓桿水平及風險評分。</w:t>
+            </w:r>
+          </w:p>
+        </w:tc>
+        <w:tc>
+          <w:tcPr>
+            <w:tcW w:w="3048" w:type="dxa"/>
             <w:tcBorders>
               <w:top w:val="single" w:color="auto" w:sz="4" w:space="0"/>
             </w:tcBorders>
+            <w:vAlign w:val="top"/>
           </w:tcPr>
           <w:p>
             <w:pPr>
@@ -7436,12 +7439,12 @@
         </w:tc>
         <w:tc>
           <w:tcPr>
-            <w:tcW w:w="2431" w:type="dxa"/>
+            <w:tcW w:w="3048" w:type="dxa"/>
             <w:tcBorders>
               <w:top w:val="single" w:color="auto" w:sz="4" w:space="0"/>
               <w:right w:val="single" w:color="auto" w:sz="4" w:space="0"/>
             </w:tcBorders>
-            <w:vAlign w:val="center"/>
+            <w:vAlign w:val="top"/>
           </w:tcPr>
           <w:p>
             <w:pPr>
@@ -7498,11 +7501,12 @@
         </w:trPr>
         <w:tc>
           <w:tcPr>
-            <w:tcW w:w="700" w:type="dxa"/>
+            <w:tcW w:w="3048" w:type="dxa"/>
             <w:tcBorders>
               <w:top w:val="single" w:color="auto" w:sz="4" w:space="0"/>
               <w:left w:val="single" w:color="auto" w:sz="4" w:space="0"/>
             </w:tcBorders>
+            <w:vAlign w:val="top"/>
           </w:tcPr>
           <w:p>
             <w:pPr>
@@ -7521,10 +7525,11 @@
         </w:tc>
         <w:tc>
           <w:tcPr>
-            <w:tcW w:w="6804" w:type="dxa"/>
+            <w:tcW w:w="3048" w:type="dxa"/>
             <w:tcBorders>
               <w:top w:val="single" w:color="auto" w:sz="4" w:space="0"/>
             </w:tcBorders>
+            <w:vAlign w:val="top"/>
           </w:tcPr>
           <w:p>
             <w:pPr>
@@ -7561,12 +7566,12 @@
         </w:tc>
         <w:tc>
           <w:tcPr>
-            <w:tcW w:w="2431" w:type="dxa"/>
+            <w:tcW w:w="3048" w:type="dxa"/>
             <w:tcBorders>
               <w:top w:val="single" w:color="auto" w:sz="4" w:space="0"/>
               <w:right w:val="single" w:color="auto" w:sz="4" w:space="0"/>
             </w:tcBorders>
-            <w:vAlign w:val="center"/>
+            <w:vAlign w:val="top"/>
           </w:tcPr>
           <w:p>
             <w:pPr>
@@ -7622,10 +7627,11 @@
         </w:trPr>
         <w:tc>
           <w:tcPr>
-            <w:tcW w:w="700" w:type="dxa"/>
+            <w:tcW w:w="3048" w:type="dxa"/>
             <w:tcBorders>
               <w:left w:val="single" w:color="auto" w:sz="4" w:space="0"/>
             </w:tcBorders>
+            <w:vAlign w:val="top"/>
           </w:tcPr>
           <w:p>
             <w:pPr>
@@ -7645,7 +7651,8 @@
         </w:tc>
         <w:tc>
           <w:tcPr>
-            <w:tcW w:w="6804" w:type="dxa"/>
+            <w:tcW w:w="3048" w:type="dxa"/>
+            <w:vAlign w:val="top"/>
           </w:tcPr>
           <w:p>
             <w:pPr>
@@ -7682,11 +7689,11 @@
         </w:tc>
         <w:tc>
           <w:tcPr>
-            <w:tcW w:w="2431" w:type="dxa"/>
+            <w:tcW w:w="3048" w:type="dxa"/>
             <w:tcBorders>
               <w:right w:val="single" w:color="auto" w:sz="4" w:space="0"/>
             </w:tcBorders>
-            <w:vAlign w:val="center"/>
+            <w:vAlign w:val="top"/>
           </w:tcPr>
           <w:p>
             <w:pPr>
@@ -7742,10 +7749,11 @@
         </w:trPr>
         <w:tc>
           <w:tcPr>
-            <w:tcW w:w="700" w:type="dxa"/>
+            <w:tcW w:w="3048" w:type="dxa"/>
             <w:tcBorders>
               <w:left w:val="single" w:color="auto" w:sz="4" w:space="0"/>
             </w:tcBorders>
+            <w:vAlign w:val="top"/>
           </w:tcPr>
           <w:p>
             <w:pPr>
@@ -7765,7 +7773,8 @@
         </w:tc>
         <w:tc>
           <w:tcPr>
-            <w:tcW w:w="6804" w:type="dxa"/>
+            <w:tcW w:w="3048" w:type="dxa"/>
+            <w:vAlign w:val="top"/>
           </w:tcPr>
           <w:p>
             <w:pPr>
@@ -7802,11 +7811,11 @@
         </w:tc>
         <w:tc>
           <w:tcPr>
-            <w:tcW w:w="2431" w:type="dxa"/>
+            <w:tcW w:w="3048" w:type="dxa"/>
             <w:tcBorders>
               <w:right w:val="single" w:color="auto" w:sz="4" w:space="0"/>
             </w:tcBorders>
-            <w:vAlign w:val="center"/>
+            <w:vAlign w:val="top"/>
           </w:tcPr>
           <w:p>
             <w:pPr>
@@ -7862,10 +7871,11 @@
         </w:trPr>
         <w:tc>
           <w:tcPr>
-            <w:tcW w:w="700" w:type="dxa"/>
+            <w:tcW w:w="3048" w:type="dxa"/>
             <w:tcBorders>
               <w:left w:val="single" w:color="auto" w:sz="4" w:space="0"/>
             </w:tcBorders>
+            <w:vAlign w:val="top"/>
           </w:tcPr>
           <w:p>
             <w:pPr>
@@ -7885,7 +7895,8 @@
         </w:tc>
         <w:tc>
           <w:tcPr>
-            <w:tcW w:w="6804" w:type="dxa"/>
+            <w:tcW w:w="3048" w:type="dxa"/>
+            <w:vAlign w:val="top"/>
           </w:tcPr>
           <w:p>
             <w:pPr>
@@ -7949,11 +7960,11 @@
         </w:tc>
         <w:tc>
           <w:tcPr>
-            <w:tcW w:w="2431" w:type="dxa"/>
+            <w:tcW w:w="3048" w:type="dxa"/>
             <w:tcBorders>
               <w:right w:val="single" w:color="auto" w:sz="4" w:space="0"/>
             </w:tcBorders>
-            <w:vAlign w:val="center"/>
+            <w:vAlign w:val="top"/>
           </w:tcPr>
           <w:p>
             <w:pPr>
@@ -8007,7 +8018,7 @@
     <w:tbl>
       <w:tblPr>
         <w:tblStyle w:val="24"/>
-        <w:tblW w:w="0" w:type="auto"/>
+        <w:tblW w:w="5000" w:type="pct"/>
         <w:jc w:val="center"/>
         <w:tblBorders>
           <w:top w:val="single" w:color="auto" w:sz="4" w:space="0"/>
@@ -8052,10 +8063,11 @@
         </w:trPr>
         <w:tc>
           <w:tcPr>
-            <w:tcW w:w="801" w:type="dxa"/>
+            <w:tcW w:w="3048" w:type="dxa"/>
             <w:tcBorders>
               <w:bottom w:val="single" w:color="auto" w:sz="4" w:space="0"/>
             </w:tcBorders>
+            <w:vAlign w:val="top"/>
           </w:tcPr>
           <w:p>
             <w:pPr>
@@ -8095,10 +8107,11 @@
         </w:tc>
         <w:tc>
           <w:tcPr>
-            <w:tcW w:w="6707" w:type="dxa"/>
+            <w:tcW w:w="3048" w:type="dxa"/>
             <w:tcBorders>
               <w:bottom w:val="single" w:color="auto" w:sz="4" w:space="0"/>
             </w:tcBorders>
+            <w:vAlign w:val="top"/>
           </w:tcPr>
           <w:p>
             <w:pPr>
@@ -8127,10 +8140,11 @@
         </w:tc>
         <w:tc>
           <w:tcPr>
-            <w:tcW w:w="2444" w:type="dxa"/>
+            <w:tcW w:w="3048" w:type="dxa"/>
             <w:tcBorders>
               <w:bottom w:val="single" w:color="auto" w:sz="4" w:space="0"/>
             </w:tcBorders>
+            <w:vAlign w:val="top"/>
           </w:tcPr>
           <w:p>
             <w:pPr>
@@ -8181,24 +8195,26 @@
         </w:trPr>
         <w:tc>
           <w:tcPr>
-            <w:tcW w:w="801" w:type="dxa"/>
+            <w:tcW w:w="3048" w:type="dxa"/>
             <w:tcBorders>
               <w:top w:val="single" w:color="auto" w:sz="4" w:space="0"/>
               <w:left w:val="single" w:color="auto" w:sz="4" w:space="0"/>
             </w:tcBorders>
-          </w:tcPr>
-          <w:p>
-            <w:r>
-              <w:t>投资于投资级短期债务工具，存在信貸及利率风险。</w:t>
-            </w:r>
-          </w:p>
-        </w:tc>
-        <w:tc>
-          <w:tcPr>
-            <w:tcW w:w="6707" w:type="dxa"/>
+            <w:vAlign w:val="top"/>
+          </w:tcPr>
+          <w:p>
+            <w:r>
+              <w:t>仅投资投资级债券，风险较低。</w:t>
+            </w:r>
+          </w:p>
+        </w:tc>
+        <w:tc>
+          <w:tcPr>
+            <w:tcW w:w="3048" w:type="dxa"/>
             <w:tcBorders>
               <w:top w:val="single" w:color="auto" w:sz="4" w:space="0"/>
             </w:tcBorders>
+            <w:vAlign w:val="top"/>
           </w:tcPr>
           <w:p>
             <w:pPr>
@@ -8226,12 +8242,12 @@
         </w:tc>
         <w:tc>
           <w:tcPr>
-            <w:tcW w:w="2444" w:type="dxa"/>
+            <w:tcW w:w="3048" w:type="dxa"/>
             <w:tcBorders>
               <w:top w:val="single" w:color="auto" w:sz="4" w:space="0"/>
               <w:right w:val="single" w:color="auto" w:sz="4" w:space="0"/>
             </w:tcBorders>
-            <w:vAlign w:val="center"/>
+            <w:vAlign w:val="top"/>
           </w:tcPr>
           <w:p>
             <w:pPr>
@@ -8287,11 +8303,26 @@
         </w:trPr>
         <w:tc>
           <w:tcPr>
-            <w:tcW w:w="801" w:type="dxa"/>
+            <w:tcW w:w="3048" w:type="dxa"/>
             <w:tcBorders>
               <w:top w:val="single" w:color="auto" w:sz="4" w:space="0"/>
               <w:left w:val="single" w:color="auto" w:sz="4" w:space="0"/>
             </w:tcBorders>
+            <w:vAlign w:val="top"/>
+          </w:tcPr>
+          <w:p>
+            <w:r>
+              <w:t>资料未载明具体风险评分。</w:t>
+            </w:r>
+          </w:p>
+        </w:tc>
+        <w:tc>
+          <w:tcPr>
+            <w:tcW w:w="3048" w:type="dxa"/>
+            <w:tcBorders>
+              <w:top w:val="single" w:color="auto" w:sz="4" w:space="0"/>
+            </w:tcBorders>
+            <w:vAlign w:val="top"/>
           </w:tcPr>
           <w:p>
             <w:pPr>
@@ -8306,28 +8337,6 @@
                 <w:szCs w:val="24"/>
               </w:rPr>
             </w:pPr>
-          </w:p>
-        </w:tc>
-        <w:tc>
-          <w:tcPr>
-            <w:tcW w:w="6707" w:type="dxa"/>
-            <w:tcBorders>
-              <w:top w:val="single" w:color="auto" w:sz="4" w:space="0"/>
-            </w:tcBorders>
-          </w:tcPr>
-          <w:p>
-            <w:pPr>
-              <w:pStyle w:val="60"/>
-              <w:snapToGrid w:val="0"/>
-              <w:spacing w:before="0" w:after="0" w:line="240" w:lineRule="auto"/>
-              <w:ind w:left="0" w:leftChars="0"/>
-              <w:rPr>
-                <w:rFonts w:ascii="仿宋" w:hAnsi="仿宋" w:eastAsia="仿宋" w:cs="Times New Roman"/>
-                <w:color w:val="000000"/>
-                <w:sz w:val="24"/>
-                <w:szCs w:val="24"/>
-              </w:rPr>
-            </w:pPr>
             <w:r>
               <w:rPr>
                 <w:rFonts w:hint="eastAsia" w:ascii="仿宋" w:hAnsi="仿宋" w:eastAsia="仿宋" w:cs="Times New Roman"/>
@@ -8341,12 +8350,12 @@
         </w:tc>
         <w:tc>
           <w:tcPr>
-            <w:tcW w:w="2444" w:type="dxa"/>
+            <w:tcW w:w="3048" w:type="dxa"/>
             <w:tcBorders>
               <w:top w:val="single" w:color="auto" w:sz="4" w:space="0"/>
               <w:right w:val="single" w:color="auto" w:sz="4" w:space="0"/>
             </w:tcBorders>
-            <w:vAlign w:val="center"/>
+            <w:vAlign w:val="top"/>
           </w:tcPr>
           <w:p>
             <w:pPr>
@@ -8410,10 +8419,11 @@
         </w:trPr>
         <w:tc>
           <w:tcPr>
-            <w:tcW w:w="801" w:type="dxa"/>
+            <w:tcW w:w="3048" w:type="dxa"/>
             <w:tcBorders>
               <w:left w:val="single" w:color="auto" w:sz="4" w:space="0"/>
             </w:tcBorders>
+            <w:vAlign w:val="top"/>
           </w:tcPr>
           <w:p>
             <w:pPr>
@@ -8433,7 +8443,8 @@
         </w:tc>
         <w:tc>
           <w:tcPr>
-            <w:tcW w:w="6707" w:type="dxa"/>
+            <w:tcW w:w="3048" w:type="dxa"/>
+            <w:vAlign w:val="top"/>
           </w:tcPr>
           <w:p>
             <w:pPr>
@@ -8470,11 +8481,11 @@
         </w:tc>
         <w:tc>
           <w:tcPr>
-            <w:tcW w:w="2444" w:type="dxa"/>
+            <w:tcW w:w="3048" w:type="dxa"/>
             <w:tcBorders>
               <w:right w:val="single" w:color="auto" w:sz="4" w:space="0"/>
             </w:tcBorders>
-            <w:vAlign w:val="center"/>
+            <w:vAlign w:val="top"/>
           </w:tcPr>
           <w:p>
             <w:pPr>
@@ -8530,10 +8541,11 @@
         </w:trPr>
         <w:tc>
           <w:tcPr>
-            <w:tcW w:w="801" w:type="dxa"/>
+            <w:tcW w:w="3048" w:type="dxa"/>
             <w:tcBorders>
               <w:left w:val="single" w:color="auto" w:sz="4" w:space="0"/>
             </w:tcBorders>
+            <w:vAlign w:val="top"/>
           </w:tcPr>
           <w:p>
             <w:pPr>
@@ -8553,7 +8565,8 @@
         </w:tc>
         <w:tc>
           <w:tcPr>
-            <w:tcW w:w="6707" w:type="dxa"/>
+            <w:tcW w:w="3048" w:type="dxa"/>
+            <w:vAlign w:val="top"/>
           </w:tcPr>
           <w:p>
             <w:pPr>
@@ -8590,11 +8603,11 @@
         </w:tc>
         <w:tc>
           <w:tcPr>
-            <w:tcW w:w="2444" w:type="dxa"/>
+            <w:tcW w:w="3048" w:type="dxa"/>
             <w:tcBorders>
               <w:right w:val="single" w:color="auto" w:sz="4" w:space="0"/>
             </w:tcBorders>
-            <w:vAlign w:val="center"/>
+            <w:vAlign w:val="top"/>
           </w:tcPr>
           <w:p>
             <w:pPr>
@@ -8650,10 +8663,11 @@
         </w:trPr>
         <w:tc>
           <w:tcPr>
-            <w:tcW w:w="801" w:type="dxa"/>
+            <w:tcW w:w="3048" w:type="dxa"/>
             <w:tcBorders>
               <w:left w:val="single" w:color="auto" w:sz="4" w:space="0"/>
             </w:tcBorders>
+            <w:vAlign w:val="top"/>
           </w:tcPr>
           <w:p>
             <w:pPr>
@@ -8673,7 +8687,8 @@
         </w:tc>
         <w:tc>
           <w:tcPr>
-            <w:tcW w:w="6707" w:type="dxa"/>
+            <w:tcW w:w="3048" w:type="dxa"/>
+            <w:vAlign w:val="top"/>
           </w:tcPr>
           <w:p>
             <w:pPr>
@@ -8710,11 +8725,11 @@
         </w:tc>
         <w:tc>
           <w:tcPr>
-            <w:tcW w:w="2444" w:type="dxa"/>
+            <w:tcW w:w="3048" w:type="dxa"/>
             <w:tcBorders>
               <w:right w:val="single" w:color="auto" w:sz="4" w:space="0"/>
             </w:tcBorders>
-            <w:vAlign w:val="center"/>
+            <w:vAlign w:val="top"/>
           </w:tcPr>
           <w:p>
             <w:pPr>
@@ -8770,10 +8785,11 @@
         </w:trPr>
         <w:tc>
           <w:tcPr>
-            <w:tcW w:w="801" w:type="dxa"/>
+            <w:tcW w:w="3048" w:type="dxa"/>
             <w:tcBorders>
               <w:left w:val="single" w:color="auto" w:sz="4" w:space="0"/>
             </w:tcBorders>
+            <w:vAlign w:val="top"/>
           </w:tcPr>
           <w:p>
             <w:pPr>
@@ -8793,7 +8809,8 @@
         </w:tc>
         <w:tc>
           <w:tcPr>
-            <w:tcW w:w="6707" w:type="dxa"/>
+            <w:tcW w:w="3048" w:type="dxa"/>
+            <w:vAlign w:val="top"/>
           </w:tcPr>
           <w:p>
             <w:pPr>
@@ -8857,11 +8874,11 @@
         </w:tc>
         <w:tc>
           <w:tcPr>
-            <w:tcW w:w="2444" w:type="dxa"/>
+            <w:tcW w:w="3048" w:type="dxa"/>
             <w:tcBorders>
               <w:right w:val="single" w:color="auto" w:sz="4" w:space="0"/>
             </w:tcBorders>
-            <w:vAlign w:val="center"/>
+            <w:vAlign w:val="top"/>
           </w:tcPr>
           <w:p>
             <w:pPr>
@@ -8914,7 +8931,7 @@
     <w:tbl>
       <w:tblPr>
         <w:tblStyle w:val="24"/>
-        <w:tblW w:w="0" w:type="auto"/>
+        <w:tblW w:w="5000" w:type="pct"/>
         <w:jc w:val="center"/>
         <w:tblBorders>
           <w:top w:val="single" w:color="auto" w:sz="4" w:space="0"/>
@@ -8959,10 +8976,11 @@
         </w:trPr>
         <w:tc>
           <w:tcPr>
-            <w:tcW w:w="801" w:type="dxa"/>
+            <w:tcW w:w="3048" w:type="dxa"/>
             <w:tcBorders>
               <w:bottom w:val="single" w:color="auto" w:sz="4" w:space="0"/>
             </w:tcBorders>
+            <w:vAlign w:val="top"/>
           </w:tcPr>
           <w:p>
             <w:pPr>
@@ -9002,10 +9020,11 @@
         </w:tc>
         <w:tc>
           <w:tcPr>
-            <w:tcW w:w="6707" w:type="dxa"/>
+            <w:tcW w:w="3048" w:type="dxa"/>
             <w:tcBorders>
               <w:bottom w:val="single" w:color="auto" w:sz="4" w:space="0"/>
             </w:tcBorders>
+            <w:vAlign w:val="top"/>
           </w:tcPr>
           <w:p>
             <w:pPr>
@@ -9034,10 +9053,11 @@
         </w:tc>
         <w:tc>
           <w:tcPr>
-            <w:tcW w:w="2444" w:type="dxa"/>
+            <w:tcW w:w="3048" w:type="dxa"/>
             <w:tcBorders>
               <w:bottom w:val="single" w:color="auto" w:sz="4" w:space="0"/>
             </w:tcBorders>
+            <w:vAlign w:val="top"/>
           </w:tcPr>
           <w:p>
             <w:pPr>
@@ -9088,24 +9108,26 @@
         </w:trPr>
         <w:tc>
           <w:tcPr>
-            <w:tcW w:w="801" w:type="dxa"/>
+            <w:tcW w:w="3048" w:type="dxa"/>
             <w:tcBorders>
               <w:top w:val="single" w:color="auto" w:sz="4" w:space="0"/>
               <w:left w:val="single" w:color="auto" w:sz="4" w:space="0"/>
             </w:tcBorders>
-          </w:tcPr>
-          <w:p>
-            <w:r>
-              <w:t>投资标的为货币市场工具，主要风险评分为3分。</w:t>
-            </w:r>
-          </w:p>
-        </w:tc>
-        <w:tc>
-          <w:tcPr>
-            <w:tcW w:w="6707" w:type="dxa"/>
+            <w:vAlign w:val="top"/>
+          </w:tcPr>
+          <w:p>
+            <w:r>
+              <w:t>資料未載明具體產業風險評分。</w:t>
+            </w:r>
+          </w:p>
+        </w:tc>
+        <w:tc>
+          <w:tcPr>
+            <w:tcW w:w="3048" w:type="dxa"/>
             <w:tcBorders>
               <w:top w:val="single" w:color="auto" w:sz="4" w:space="0"/>
             </w:tcBorders>
+            <w:vAlign w:val="top"/>
           </w:tcPr>
           <w:p>
             <w:pPr>
@@ -9134,12 +9156,12 @@
         </w:tc>
         <w:tc>
           <w:tcPr>
-            <w:tcW w:w="2444" w:type="dxa"/>
+            <w:tcW w:w="3048" w:type="dxa"/>
             <w:tcBorders>
               <w:top w:val="single" w:color="auto" w:sz="4" w:space="0"/>
               <w:right w:val="single" w:color="auto" w:sz="4" w:space="0"/>
             </w:tcBorders>
-            <w:vAlign w:val="center"/>
+            <w:vAlign w:val="top"/>
           </w:tcPr>
           <w:p>
             <w:pPr>
@@ -9195,11 +9217,26 @@
         </w:trPr>
         <w:tc>
           <w:tcPr>
-            <w:tcW w:w="801" w:type="dxa"/>
+            <w:tcW w:w="3048" w:type="dxa"/>
             <w:tcBorders>
               <w:top w:val="single" w:color="auto" w:sz="4" w:space="0"/>
               <w:left w:val="single" w:color="auto" w:sz="4" w:space="0"/>
             </w:tcBorders>
+            <w:vAlign w:val="top"/>
+          </w:tcPr>
+          <w:p>
+            <w:r>
+              <w:t>投資涉及風險，資料未載明評分。</w:t>
+            </w:r>
+          </w:p>
+        </w:tc>
+        <w:tc>
+          <w:tcPr>
+            <w:tcW w:w="3048" w:type="dxa"/>
+            <w:tcBorders>
+              <w:top w:val="single" w:color="auto" w:sz="4" w:space="0"/>
+            </w:tcBorders>
+            <w:vAlign w:val="top"/>
           </w:tcPr>
           <w:p>
             <w:pPr>
@@ -9212,28 +9249,6 @@
                 <w:color w:val="000000"/>
                 <w:sz w:val="24"/>
                 <w:szCs w:val="24"/>
-              </w:rPr>
-            </w:pPr>
-          </w:p>
-        </w:tc>
-        <w:tc>
-          <w:tcPr>
-            <w:tcW w:w="6707" w:type="dxa"/>
-            <w:tcBorders>
-              <w:top w:val="single" w:color="auto" w:sz="4" w:space="0"/>
-            </w:tcBorders>
-          </w:tcPr>
-          <w:p>
-            <w:pPr>
-              <w:pStyle w:val="60"/>
-              <w:snapToGrid w:val="0"/>
-              <w:spacing w:before="0" w:after="0" w:line="240" w:lineRule="auto"/>
-              <w:ind w:left="0" w:leftChars="0"/>
-              <w:rPr>
-                <w:rFonts w:ascii="仿宋" w:hAnsi="仿宋" w:eastAsia="仿宋" w:cs="Times New Roman"/>
-                <w:color w:val="000000"/>
-                <w:sz w:val="24"/>
-                <w:szCs w:val="24"/>
                 <w:highlight w:val="yellow"/>
               </w:rPr>
             </w:pPr>
@@ -9250,12 +9265,12 @@
         </w:tc>
         <w:tc>
           <w:tcPr>
-            <w:tcW w:w="2444" w:type="dxa"/>
+            <w:tcW w:w="3048" w:type="dxa"/>
             <w:tcBorders>
               <w:top w:val="single" w:color="auto" w:sz="4" w:space="0"/>
               <w:right w:val="single" w:color="auto" w:sz="4" w:space="0"/>
             </w:tcBorders>
-            <w:vAlign w:val="center"/>
+            <w:vAlign w:val="top"/>
           </w:tcPr>
           <w:p>
             <w:pPr>
@@ -9311,10 +9326,11 @@
         </w:trPr>
         <w:tc>
           <w:tcPr>
-            <w:tcW w:w="801" w:type="dxa"/>
+            <w:tcW w:w="3048" w:type="dxa"/>
             <w:tcBorders>
               <w:left w:val="single" w:color="auto" w:sz="4" w:space="0"/>
             </w:tcBorders>
+            <w:vAlign w:val="top"/>
           </w:tcPr>
           <w:p>
             <w:pPr>
@@ -9334,7 +9350,8 @@
         </w:tc>
         <w:tc>
           <w:tcPr>
-            <w:tcW w:w="6707" w:type="dxa"/>
+            <w:tcW w:w="3048" w:type="dxa"/>
+            <w:vAlign w:val="top"/>
           </w:tcPr>
           <w:p>
             <w:pPr>
@@ -9363,11 +9380,11 @@
         </w:tc>
         <w:tc>
           <w:tcPr>
-            <w:tcW w:w="2444" w:type="dxa"/>
+            <w:tcW w:w="3048" w:type="dxa"/>
             <w:tcBorders>
               <w:right w:val="single" w:color="auto" w:sz="4" w:space="0"/>
             </w:tcBorders>
-            <w:vAlign w:val="center"/>
+            <w:vAlign w:val="top"/>
           </w:tcPr>
           <w:p>
             <w:pPr>
@@ -9423,10 +9440,11 @@
         </w:trPr>
         <w:tc>
           <w:tcPr>
-            <w:tcW w:w="801" w:type="dxa"/>
+            <w:tcW w:w="3048" w:type="dxa"/>
             <w:tcBorders>
               <w:left w:val="single" w:color="auto" w:sz="4" w:space="0"/>
             </w:tcBorders>
+            <w:vAlign w:val="top"/>
           </w:tcPr>
           <w:p>
             <w:pPr>
@@ -9446,7 +9464,8 @@
         </w:tc>
         <w:tc>
           <w:tcPr>
-            <w:tcW w:w="6707" w:type="dxa"/>
+            <w:tcW w:w="3048" w:type="dxa"/>
+            <w:vAlign w:val="top"/>
           </w:tcPr>
           <w:p>
             <w:pPr>
@@ -9476,11 +9495,11 @@
         </w:tc>
         <w:tc>
           <w:tcPr>
-            <w:tcW w:w="2444" w:type="dxa"/>
+            <w:tcW w:w="3048" w:type="dxa"/>
             <w:tcBorders>
               <w:right w:val="single" w:color="auto" w:sz="4" w:space="0"/>
             </w:tcBorders>
-            <w:vAlign w:val="center"/>
+            <w:vAlign w:val="top"/>
           </w:tcPr>
           <w:p>
             <w:pPr>
@@ -9536,10 +9555,11 @@
         </w:trPr>
         <w:tc>
           <w:tcPr>
-            <w:tcW w:w="801" w:type="dxa"/>
+            <w:tcW w:w="3048" w:type="dxa"/>
             <w:tcBorders>
               <w:left w:val="single" w:color="auto" w:sz="4" w:space="0"/>
             </w:tcBorders>
+            <w:vAlign w:val="top"/>
           </w:tcPr>
           <w:p>
             <w:pPr>
@@ -9559,7 +9579,8 @@
         </w:tc>
         <w:tc>
           <w:tcPr>
-            <w:tcW w:w="6707" w:type="dxa"/>
+            <w:tcW w:w="3048" w:type="dxa"/>
+            <w:vAlign w:val="top"/>
           </w:tcPr>
           <w:p>
             <w:pPr>
@@ -9587,11 +9608,11 @@
         </w:tc>
         <w:tc>
           <w:tcPr>
-            <w:tcW w:w="2444" w:type="dxa"/>
+            <w:tcW w:w="3048" w:type="dxa"/>
             <w:tcBorders>
               <w:right w:val="single" w:color="auto" w:sz="4" w:space="0"/>
             </w:tcBorders>
-            <w:vAlign w:val="center"/>
+            <w:vAlign w:val="top"/>
           </w:tcPr>
           <w:p>
             <w:pPr>
@@ -9647,10 +9668,11 @@
         </w:trPr>
         <w:tc>
           <w:tcPr>
-            <w:tcW w:w="801" w:type="dxa"/>
+            <w:tcW w:w="3048" w:type="dxa"/>
             <w:tcBorders>
               <w:left w:val="single" w:color="auto" w:sz="4" w:space="0"/>
             </w:tcBorders>
+            <w:vAlign w:val="top"/>
           </w:tcPr>
           <w:p>
             <w:pPr>
@@ -9670,7 +9692,8 @@
         </w:tc>
         <w:tc>
           <w:tcPr>
-            <w:tcW w:w="6707" w:type="dxa"/>
+            <w:tcW w:w="3048" w:type="dxa"/>
+            <w:vAlign w:val="top"/>
           </w:tcPr>
           <w:p>
             <w:pPr>
@@ -9698,11 +9721,11 @@
         </w:tc>
         <w:tc>
           <w:tcPr>
-            <w:tcW w:w="2444" w:type="dxa"/>
+            <w:tcW w:w="3048" w:type="dxa"/>
             <w:tcBorders>
               <w:right w:val="single" w:color="auto" w:sz="4" w:space="0"/>
             </w:tcBorders>
-            <w:vAlign w:val="center"/>
+            <w:vAlign w:val="top"/>
           </w:tcPr>
           <w:p>
             <w:pPr>
@@ -9769,7 +9792,7 @@
     <w:tbl>
       <w:tblPr>
         <w:tblStyle w:val="24"/>
-        <w:tblW w:w="0" w:type="auto"/>
+        <w:tblW w:w="5000" w:type="pct"/>
         <w:jc w:val="center"/>
         <w:tblBorders>
           <w:top w:val="single" w:color="auto" w:sz="4" w:space="0"/>
@@ -9814,10 +9837,11 @@
         </w:trPr>
         <w:tc>
           <w:tcPr>
-            <w:tcW w:w="648" w:type="dxa"/>
+            <w:tcW w:w="3048" w:type="dxa"/>
             <w:tcBorders>
               <w:bottom w:val="single" w:color="auto" w:sz="4" w:space="0"/>
             </w:tcBorders>
+            <w:vAlign w:val="top"/>
           </w:tcPr>
           <w:p>
             <w:pPr>
@@ -9857,10 +9881,11 @@
         </w:tc>
         <w:tc>
           <w:tcPr>
-            <w:tcW w:w="6804" w:type="dxa"/>
+            <w:tcW w:w="3048" w:type="dxa"/>
             <w:tcBorders>
               <w:bottom w:val="single" w:color="auto" w:sz="4" w:space="0"/>
             </w:tcBorders>
+            <w:vAlign w:val="top"/>
           </w:tcPr>
           <w:p>
             <w:pPr>
@@ -9889,10 +9914,11 @@
         </w:tc>
         <w:tc>
           <w:tcPr>
-            <w:tcW w:w="2347" w:type="dxa"/>
+            <w:tcW w:w="3048" w:type="dxa"/>
             <w:tcBorders>
               <w:bottom w:val="single" w:color="auto" w:sz="4" w:space="0"/>
             </w:tcBorders>
+            <w:vAlign w:val="top"/>
           </w:tcPr>
           <w:p>
             <w:pPr>
@@ -9943,24 +9969,26 @@
         </w:trPr>
         <w:tc>
           <w:tcPr>
-            <w:tcW w:w="648" w:type="dxa"/>
+            <w:tcW w:w="3048" w:type="dxa"/>
             <w:tcBorders>
               <w:top w:val="single" w:color="auto" w:sz="4" w:space="0"/>
               <w:left w:val="single" w:color="auto" w:sz="4" w:space="0"/>
             </w:tcBorders>
-          </w:tcPr>
-          <w:p>
-            <w:r>
-              <w:t>產品單位淨值波動資料未載明。</w:t>
-            </w:r>
-          </w:p>
-        </w:tc>
-        <w:tc>
-          <w:tcPr>
-            <w:tcW w:w="6804" w:type="dxa"/>
+            <w:vAlign w:val="top"/>
+          </w:tcPr>
+          <w:p>
+            <w:r>
+              <w:t>資料未載明產品單位淨值波動率具體數值。</w:t>
+            </w:r>
+          </w:p>
+        </w:tc>
+        <w:tc>
+          <w:tcPr>
+            <w:tcW w:w="3048" w:type="dxa"/>
             <w:tcBorders>
               <w:top w:val="single" w:color="auto" w:sz="4" w:space="0"/>
             </w:tcBorders>
+            <w:vAlign w:val="top"/>
           </w:tcPr>
           <w:p>
             <w:pPr>
@@ -9997,12 +10025,12 @@
         </w:tc>
         <w:tc>
           <w:tcPr>
-            <w:tcW w:w="2347" w:type="dxa"/>
+            <w:tcW w:w="3048" w:type="dxa"/>
             <w:tcBorders>
               <w:top w:val="single" w:color="auto" w:sz="4" w:space="0"/>
               <w:right w:val="single" w:color="auto" w:sz="4" w:space="0"/>
             </w:tcBorders>
-            <w:vAlign w:val="center"/>
+            <w:vAlign w:val="top"/>
           </w:tcPr>
           <w:p>
             <w:pPr>
@@ -10058,10 +10086,22 @@
         </w:trPr>
         <w:tc>
           <w:tcPr>
-            <w:tcW w:w="648" w:type="dxa"/>
+            <w:tcW w:w="3048" w:type="dxa"/>
             <w:tcBorders>
               <w:left w:val="single" w:color="auto" w:sz="4" w:space="0"/>
             </w:tcBorders>
+            <w:vAlign w:val="top"/>
+          </w:tcPr>
+          <w:p>
+            <w:r>
+              <w:t>資料未載明波動率評分標準。</w:t>
+            </w:r>
+          </w:p>
+        </w:tc>
+        <w:tc>
+          <w:tcPr>
+            <w:tcW w:w="3048" w:type="dxa"/>
+            <w:vAlign w:val="top"/>
           </w:tcPr>
           <w:p>
             <w:pPr>
@@ -10071,26 +10111,6 @@
               <w:ind w:left="0" w:leftChars="0"/>
               <w:rPr>
                 <w:rFonts w:ascii="仿宋" w:hAnsi="仿宋" w:eastAsia="仿宋" w:cs="Times New Roman"/>
-                <w:b/>
-                <w:color w:val="000000"/>
-                <w:sz w:val="24"/>
-                <w:szCs w:val="24"/>
-              </w:rPr>
-            </w:pPr>
-          </w:p>
-        </w:tc>
-        <w:tc>
-          <w:tcPr>
-            <w:tcW w:w="6804" w:type="dxa"/>
-          </w:tcPr>
-          <w:p>
-            <w:pPr>
-              <w:pStyle w:val="60"/>
-              <w:snapToGrid w:val="0"/>
-              <w:spacing w:before="0" w:after="0" w:line="240" w:lineRule="auto"/>
-              <w:ind w:left="0" w:leftChars="0"/>
-              <w:rPr>
-                <w:rFonts w:ascii="仿宋" w:hAnsi="仿宋" w:eastAsia="仿宋" w:cs="Times New Roman"/>
                 <w:color w:val="000000"/>
                 <w:sz w:val="24"/>
                 <w:szCs w:val="24"/>
@@ -10118,11 +10138,11 @@
         </w:tc>
         <w:tc>
           <w:tcPr>
-            <w:tcW w:w="2347" w:type="dxa"/>
+            <w:tcW w:w="3048" w:type="dxa"/>
             <w:tcBorders>
               <w:right w:val="single" w:color="auto" w:sz="4" w:space="0"/>
             </w:tcBorders>
-            <w:vAlign w:val="center"/>
+            <w:vAlign w:val="top"/>
           </w:tcPr>
           <w:p>
             <w:pPr>
@@ -10178,10 +10198,11 @@
         </w:trPr>
         <w:tc>
           <w:tcPr>
-            <w:tcW w:w="648" w:type="dxa"/>
+            <w:tcW w:w="3048" w:type="dxa"/>
             <w:tcBorders>
               <w:left w:val="single" w:color="auto" w:sz="4" w:space="0"/>
             </w:tcBorders>
+            <w:vAlign w:val="top"/>
           </w:tcPr>
           <w:p>
             <w:pPr>
@@ -10201,7 +10222,8 @@
         </w:tc>
         <w:tc>
           <w:tcPr>
-            <w:tcW w:w="6804" w:type="dxa"/>
+            <w:tcW w:w="3048" w:type="dxa"/>
+            <w:vAlign w:val="top"/>
           </w:tcPr>
           <w:p>
             <w:pPr>
@@ -10238,11 +10260,11 @@
         </w:tc>
         <w:tc>
           <w:tcPr>
-            <w:tcW w:w="2347" w:type="dxa"/>
+            <w:tcW w:w="3048" w:type="dxa"/>
             <w:tcBorders>
               <w:right w:val="single" w:color="auto" w:sz="4" w:space="0"/>
             </w:tcBorders>
-            <w:vAlign w:val="center"/>
+            <w:vAlign w:val="top"/>
           </w:tcPr>
           <w:p>
             <w:pPr>
@@ -10298,10 +10320,11 @@
         </w:trPr>
         <w:tc>
           <w:tcPr>
-            <w:tcW w:w="648" w:type="dxa"/>
+            <w:tcW w:w="3048" w:type="dxa"/>
             <w:tcBorders>
               <w:left w:val="single" w:color="auto" w:sz="4" w:space="0"/>
             </w:tcBorders>
+            <w:vAlign w:val="top"/>
           </w:tcPr>
           <w:p>
             <w:pPr>
@@ -10321,7 +10344,8 @@
         </w:tc>
         <w:tc>
           <w:tcPr>
-            <w:tcW w:w="6804" w:type="dxa"/>
+            <w:tcW w:w="3048" w:type="dxa"/>
+            <w:vAlign w:val="top"/>
           </w:tcPr>
           <w:p>
             <w:pPr>
@@ -10358,11 +10382,11 @@
         </w:tc>
         <w:tc>
           <w:tcPr>
-            <w:tcW w:w="2347" w:type="dxa"/>
+            <w:tcW w:w="3048" w:type="dxa"/>
             <w:tcBorders>
               <w:right w:val="single" w:color="auto" w:sz="4" w:space="0"/>
             </w:tcBorders>
-            <w:vAlign w:val="center"/>
+            <w:vAlign w:val="top"/>
           </w:tcPr>
           <w:p>
             <w:pPr>
@@ -10418,10 +10442,11 @@
         </w:trPr>
         <w:tc>
           <w:tcPr>
-            <w:tcW w:w="648" w:type="dxa"/>
+            <w:tcW w:w="3048" w:type="dxa"/>
             <w:tcBorders>
               <w:left w:val="single" w:color="auto" w:sz="4" w:space="0"/>
             </w:tcBorders>
+            <w:vAlign w:val="top"/>
           </w:tcPr>
           <w:p>
             <w:pPr>
@@ -10441,7 +10466,8 @@
         </w:tc>
         <w:tc>
           <w:tcPr>
-            <w:tcW w:w="6804" w:type="dxa"/>
+            <w:tcW w:w="3048" w:type="dxa"/>
+            <w:vAlign w:val="top"/>
           </w:tcPr>
           <w:p>
             <w:pPr>
@@ -10487,11 +10513,11 @@
         </w:tc>
         <w:tc>
           <w:tcPr>
-            <w:tcW w:w="2347" w:type="dxa"/>
+            <w:tcW w:w="3048" w:type="dxa"/>
             <w:tcBorders>
               <w:right w:val="single" w:color="auto" w:sz="4" w:space="0"/>
             </w:tcBorders>
-            <w:vAlign w:val="center"/>
+            <w:vAlign w:val="top"/>
           </w:tcPr>
           <w:p>
             <w:pPr>
@@ -10544,7 +10570,7 @@
     <w:tbl>
       <w:tblPr>
         <w:tblStyle w:val="24"/>
-        <w:tblW w:w="0" w:type="auto"/>
+        <w:tblW w:w="5000" w:type="pct"/>
         <w:jc w:val="center"/>
         <w:tblBorders>
           <w:top w:val="single" w:color="auto" w:sz="4" w:space="0"/>
@@ -10589,10 +10615,11 @@
         </w:trPr>
         <w:tc>
           <w:tcPr>
-            <w:tcW w:w="648" w:type="dxa"/>
+            <w:tcW w:w="3048" w:type="dxa"/>
             <w:tcBorders>
               <w:bottom w:val="single" w:color="auto" w:sz="4" w:space="0"/>
             </w:tcBorders>
+            <w:vAlign w:val="top"/>
           </w:tcPr>
           <w:p>
             <w:pPr>
@@ -10632,10 +10659,11 @@
         </w:tc>
         <w:tc>
           <w:tcPr>
-            <w:tcW w:w="6804" w:type="dxa"/>
+            <w:tcW w:w="3048" w:type="dxa"/>
             <w:tcBorders>
               <w:bottom w:val="single" w:color="auto" w:sz="4" w:space="0"/>
             </w:tcBorders>
+            <w:vAlign w:val="top"/>
           </w:tcPr>
           <w:p>
             <w:pPr>
@@ -10674,10 +10702,11 @@
         </w:tc>
         <w:tc>
           <w:tcPr>
-            <w:tcW w:w="2347" w:type="dxa"/>
+            <w:tcW w:w="3048" w:type="dxa"/>
             <w:tcBorders>
               <w:bottom w:val="single" w:color="auto" w:sz="4" w:space="0"/>
             </w:tcBorders>
+            <w:vAlign w:val="top"/>
           </w:tcPr>
           <w:p>
             <w:pPr>
@@ -10728,24 +10757,26 @@
         </w:trPr>
         <w:tc>
           <w:tcPr>
-            <w:tcW w:w="648" w:type="dxa"/>
+            <w:tcW w:w="3048" w:type="dxa"/>
             <w:tcBorders>
               <w:top w:val="single" w:color="auto" w:sz="4" w:space="0"/>
               <w:left w:val="single" w:color="auto" w:sz="4" w:space="0"/>
             </w:tcBorders>
-          </w:tcPr>
-          <w:p>
-            <w:r>
-              <w:t>根据货币风险敞口，风险评分为4分。</w:t>
-            </w:r>
-          </w:p>
-        </w:tc>
-        <w:tc>
-          <w:tcPr>
-            <w:tcW w:w="6804" w:type="dxa"/>
+            <w:vAlign w:val="top"/>
+          </w:tcPr>
+          <w:p>
+            <w:r>
+              <w:t>資料未載明具體貨幣風險評分。</w:t>
+            </w:r>
+          </w:p>
+        </w:tc>
+        <w:tc>
+          <w:tcPr>
+            <w:tcW w:w="3048" w:type="dxa"/>
             <w:tcBorders>
               <w:top w:val="single" w:color="auto" w:sz="4" w:space="0"/>
             </w:tcBorders>
+            <w:vAlign w:val="top"/>
           </w:tcPr>
           <w:p>
             <w:pPr>
@@ -10773,12 +10804,12 @@
         </w:tc>
         <w:tc>
           <w:tcPr>
-            <w:tcW w:w="2347" w:type="dxa"/>
+            <w:tcW w:w="3048" w:type="dxa"/>
             <w:tcBorders>
               <w:top w:val="single" w:color="auto" w:sz="4" w:space="0"/>
               <w:right w:val="single" w:color="auto" w:sz="4" w:space="0"/>
             </w:tcBorders>
-            <w:vAlign w:val="center"/>
+            <w:vAlign w:val="top"/>
           </w:tcPr>
           <w:p>
             <w:pPr>
@@ -10835,10 +10866,22 @@
         </w:trPr>
         <w:tc>
           <w:tcPr>
-            <w:tcW w:w="648" w:type="dxa"/>
+            <w:tcW w:w="3048" w:type="dxa"/>
             <w:tcBorders>
               <w:left w:val="single" w:color="auto" w:sz="4" w:space="0"/>
             </w:tcBorders>
+            <w:vAlign w:val="top"/>
+          </w:tcPr>
+          <w:p>
+            <w:r>
+              <w:t>資料未載明貨幣風險評分結果。</w:t>
+            </w:r>
+          </w:p>
+        </w:tc>
+        <w:tc>
+          <w:tcPr>
+            <w:tcW w:w="3048" w:type="dxa"/>
+            <w:vAlign w:val="top"/>
           </w:tcPr>
           <w:p>
             <w:pPr>
@@ -10848,26 +10891,6 @@
               <w:ind w:left="0" w:leftChars="0"/>
               <w:rPr>
                 <w:rFonts w:ascii="仿宋" w:hAnsi="仿宋" w:eastAsia="仿宋" w:cs="Times New Roman"/>
-                <w:b/>
-                <w:color w:val="000000"/>
-                <w:sz w:val="24"/>
-                <w:szCs w:val="24"/>
-              </w:rPr>
-            </w:pPr>
-          </w:p>
-        </w:tc>
-        <w:tc>
-          <w:tcPr>
-            <w:tcW w:w="6804" w:type="dxa"/>
-          </w:tcPr>
-          <w:p>
-            <w:pPr>
-              <w:pStyle w:val="60"/>
-              <w:snapToGrid w:val="0"/>
-              <w:spacing w:before="0" w:after="0" w:line="240" w:lineRule="auto"/>
-              <w:ind w:left="0" w:leftChars="0"/>
-              <w:rPr>
-                <w:rFonts w:ascii="仿宋" w:hAnsi="仿宋" w:eastAsia="仿宋" w:cs="Times New Roman"/>
                 <w:color w:val="000000"/>
                 <w:sz w:val="24"/>
                 <w:szCs w:val="24"/>
@@ -10886,11 +10909,11 @@
         </w:tc>
         <w:tc>
           <w:tcPr>
-            <w:tcW w:w="2347" w:type="dxa"/>
+            <w:tcW w:w="3048" w:type="dxa"/>
             <w:tcBorders>
               <w:right w:val="single" w:color="auto" w:sz="4" w:space="0"/>
             </w:tcBorders>
-            <w:vAlign w:val="center"/>
+            <w:vAlign w:val="top"/>
           </w:tcPr>
           <w:p>
             <w:pPr>
@@ -10946,10 +10969,11 @@
         </w:trPr>
         <w:tc>
           <w:tcPr>
-            <w:tcW w:w="648" w:type="dxa"/>
+            <w:tcW w:w="3048" w:type="dxa"/>
             <w:tcBorders>
               <w:left w:val="single" w:color="auto" w:sz="4" w:space="0"/>
             </w:tcBorders>
+            <w:vAlign w:val="top"/>
           </w:tcPr>
           <w:p>
             <w:pPr>
@@ -10969,7 +10993,8 @@
         </w:tc>
         <w:tc>
           <w:tcPr>
-            <w:tcW w:w="6804" w:type="dxa"/>
+            <w:tcW w:w="3048" w:type="dxa"/>
+            <w:vAlign w:val="top"/>
           </w:tcPr>
           <w:p>
             <w:pPr>
@@ -10997,11 +11022,11 @@
         </w:tc>
         <w:tc>
           <w:tcPr>
-            <w:tcW w:w="2347" w:type="dxa"/>
+            <w:tcW w:w="3048" w:type="dxa"/>
             <w:tcBorders>
               <w:right w:val="single" w:color="auto" w:sz="4" w:space="0"/>
             </w:tcBorders>
-            <w:vAlign w:val="center"/>
+            <w:vAlign w:val="top"/>
           </w:tcPr>
           <w:p>
             <w:pPr>
@@ -11057,10 +11082,11 @@
         </w:trPr>
         <w:tc>
           <w:tcPr>
-            <w:tcW w:w="648" w:type="dxa"/>
+            <w:tcW w:w="3048" w:type="dxa"/>
             <w:tcBorders>
               <w:left w:val="single" w:color="auto" w:sz="4" w:space="0"/>
             </w:tcBorders>
+            <w:vAlign w:val="top"/>
           </w:tcPr>
           <w:p>
             <w:pPr>
@@ -11080,7 +11106,8 @@
         </w:tc>
         <w:tc>
           <w:tcPr>
-            <w:tcW w:w="6804" w:type="dxa"/>
+            <w:tcW w:w="3048" w:type="dxa"/>
+            <w:vAlign w:val="top"/>
           </w:tcPr>
           <w:p>
             <w:pPr>
@@ -11108,11 +11135,11 @@
         </w:tc>
         <w:tc>
           <w:tcPr>
-            <w:tcW w:w="2347" w:type="dxa"/>
+            <w:tcW w:w="3048" w:type="dxa"/>
             <w:tcBorders>
               <w:right w:val="single" w:color="auto" w:sz="4" w:space="0"/>
             </w:tcBorders>
-            <w:vAlign w:val="center"/>
+            <w:vAlign w:val="top"/>
           </w:tcPr>
           <w:p>
             <w:pPr>
@@ -11168,10 +11195,11 @@
         </w:trPr>
         <w:tc>
           <w:tcPr>
-            <w:tcW w:w="648" w:type="dxa"/>
+            <w:tcW w:w="3048" w:type="dxa"/>
             <w:tcBorders>
               <w:left w:val="single" w:color="auto" w:sz="4" w:space="0"/>
             </w:tcBorders>
+            <w:vAlign w:val="top"/>
           </w:tcPr>
           <w:p>
             <w:pPr>
@@ -11191,7 +11219,8 @@
         </w:tc>
         <w:tc>
           <w:tcPr>
-            <w:tcW w:w="6804" w:type="dxa"/>
+            <w:tcW w:w="3048" w:type="dxa"/>
+            <w:vAlign w:val="top"/>
           </w:tcPr>
           <w:p>
             <w:pPr>
@@ -11237,11 +11266,11 @@
         </w:tc>
         <w:tc>
           <w:tcPr>
-            <w:tcW w:w="2347" w:type="dxa"/>
+            <w:tcW w:w="3048" w:type="dxa"/>
             <w:tcBorders>
               <w:right w:val="single" w:color="auto" w:sz="4" w:space="0"/>
             </w:tcBorders>
-            <w:vAlign w:val="center"/>
+            <w:vAlign w:val="top"/>
           </w:tcPr>
           <w:p>
             <w:pPr>
@@ -11295,7 +11324,7 @@
     <w:tbl>
       <w:tblPr>
         <w:tblStyle w:val="24"/>
-        <w:tblW w:w="0" w:type="auto"/>
+        <w:tblW w:w="5000" w:type="pct"/>
         <w:jc w:val="center"/>
         <w:tblBorders>
           <w:top w:val="single" w:color="auto" w:sz="4" w:space="0"/>
@@ -11340,10 +11369,11 @@
         </w:trPr>
         <w:tc>
           <w:tcPr>
-            <w:tcW w:w="648" w:type="dxa"/>
+            <w:tcW w:w="3048" w:type="dxa"/>
             <w:tcBorders>
               <w:bottom w:val="single" w:color="auto" w:sz="4" w:space="0"/>
             </w:tcBorders>
+            <w:vAlign w:val="top"/>
           </w:tcPr>
           <w:p>
             <w:pPr>
@@ -11383,10 +11413,11 @@
         </w:tc>
         <w:tc>
           <w:tcPr>
-            <w:tcW w:w="6804" w:type="dxa"/>
+            <w:tcW w:w="3048" w:type="dxa"/>
             <w:tcBorders>
               <w:bottom w:val="single" w:color="auto" w:sz="4" w:space="0"/>
             </w:tcBorders>
+            <w:vAlign w:val="top"/>
           </w:tcPr>
           <w:p>
             <w:pPr>
@@ -11415,10 +11446,11 @@
         </w:tc>
         <w:tc>
           <w:tcPr>
-            <w:tcW w:w="2347" w:type="dxa"/>
+            <w:tcW w:w="3048" w:type="dxa"/>
             <w:tcBorders>
               <w:bottom w:val="single" w:color="auto" w:sz="4" w:space="0"/>
             </w:tcBorders>
+            <w:vAlign w:val="top"/>
           </w:tcPr>
           <w:p>
             <w:pPr>
@@ -11469,24 +11501,26 @@
         </w:trPr>
         <w:tc>
           <w:tcPr>
-            <w:tcW w:w="648" w:type="dxa"/>
+            <w:tcW w:w="3048" w:type="dxa"/>
             <w:tcBorders>
               <w:top w:val="single" w:color="auto" w:sz="4" w:space="0"/>
               <w:left w:val="single" w:color="auto" w:sz="4" w:space="0"/>
             </w:tcBorders>
-          </w:tcPr>
-          <w:p>
-            <w:r>
-              <w:t>锁定期限资料未载明，无法评分。</w:t>
-            </w:r>
-          </w:p>
-        </w:tc>
-        <w:tc>
-          <w:tcPr>
-            <w:tcW w:w="6804" w:type="dxa"/>
+            <w:vAlign w:val="top"/>
+          </w:tcPr>
+          <w:p>
+            <w:r>
+              <w:t>資料未載明鎖定期及風險評分。</w:t>
+            </w:r>
+          </w:p>
+        </w:tc>
+        <w:tc>
+          <w:tcPr>
+            <w:tcW w:w="3048" w:type="dxa"/>
             <w:tcBorders>
               <w:top w:val="single" w:color="auto" w:sz="4" w:space="0"/>
             </w:tcBorders>
+            <w:vAlign w:val="top"/>
           </w:tcPr>
           <w:p>
             <w:pPr>
@@ -11514,12 +11548,12 @@
         </w:tc>
         <w:tc>
           <w:tcPr>
-            <w:tcW w:w="2347" w:type="dxa"/>
+            <w:tcW w:w="3048" w:type="dxa"/>
             <w:tcBorders>
               <w:top w:val="single" w:color="auto" w:sz="4" w:space="0"/>
               <w:right w:val="single" w:color="auto" w:sz="4" w:space="0"/>
             </w:tcBorders>
-            <w:vAlign w:val="center"/>
+            <w:vAlign w:val="top"/>
           </w:tcPr>
           <w:p>
             <w:pPr>
@@ -11575,11 +11609,26 @@
         </w:trPr>
         <w:tc>
           <w:tcPr>
-            <w:tcW w:w="648" w:type="dxa"/>
+            <w:tcW w:w="3048" w:type="dxa"/>
             <w:tcBorders>
               <w:top w:val="single" w:color="auto" w:sz="4" w:space="0"/>
               <w:left w:val="single" w:color="auto" w:sz="4" w:space="0"/>
             </w:tcBorders>
+            <w:vAlign w:val="top"/>
+          </w:tcPr>
+          <w:p>
+            <w:r>
+              <w:t>資料未載明鎖定期及對應風險評分。</w:t>
+            </w:r>
+          </w:p>
+        </w:tc>
+        <w:tc>
+          <w:tcPr>
+            <w:tcW w:w="3048" w:type="dxa"/>
+            <w:tcBorders>
+              <w:top w:val="single" w:color="auto" w:sz="4" w:space="0"/>
+            </w:tcBorders>
+            <w:vAlign w:val="top"/>
           </w:tcPr>
           <w:p>
             <w:pPr>
@@ -11594,28 +11643,6 @@
                 <w:szCs w:val="24"/>
               </w:rPr>
             </w:pPr>
-          </w:p>
-        </w:tc>
-        <w:tc>
-          <w:tcPr>
-            <w:tcW w:w="6804" w:type="dxa"/>
-            <w:tcBorders>
-              <w:top w:val="single" w:color="auto" w:sz="4" w:space="0"/>
-            </w:tcBorders>
-          </w:tcPr>
-          <w:p>
-            <w:pPr>
-              <w:pStyle w:val="60"/>
-              <w:snapToGrid w:val="0"/>
-              <w:spacing w:before="0" w:after="0" w:line="240" w:lineRule="auto"/>
-              <w:ind w:left="0" w:leftChars="0"/>
-              <w:rPr>
-                <w:rFonts w:ascii="仿宋" w:hAnsi="仿宋" w:eastAsia="仿宋" w:cs="Times New Roman"/>
-                <w:color w:val="000000"/>
-                <w:sz w:val="24"/>
-                <w:szCs w:val="24"/>
-              </w:rPr>
-            </w:pPr>
             <w:r>
               <w:rPr>
                 <w:rFonts w:hint="eastAsia" w:ascii="仿宋" w:hAnsi="仿宋" w:eastAsia="仿宋" w:cs="Times New Roman"/>
@@ -11629,12 +11656,12 @@
         </w:tc>
         <w:tc>
           <w:tcPr>
-            <w:tcW w:w="2347" w:type="dxa"/>
+            <w:tcW w:w="3048" w:type="dxa"/>
             <w:tcBorders>
               <w:top w:val="single" w:color="auto" w:sz="4" w:space="0"/>
               <w:right w:val="single" w:color="auto" w:sz="4" w:space="0"/>
             </w:tcBorders>
-            <w:vAlign w:val="center"/>
+            <w:vAlign w:val="top"/>
           </w:tcPr>
           <w:p>
             <w:pPr>
@@ -11690,10 +11717,11 @@
         </w:trPr>
         <w:tc>
           <w:tcPr>
-            <w:tcW w:w="648" w:type="dxa"/>
+            <w:tcW w:w="3048" w:type="dxa"/>
             <w:tcBorders>
               <w:left w:val="single" w:color="auto" w:sz="4" w:space="0"/>
             </w:tcBorders>
+            <w:vAlign w:val="top"/>
           </w:tcPr>
           <w:p>
             <w:pPr>
@@ -11713,7 +11741,8 @@
         </w:tc>
         <w:tc>
           <w:tcPr>
-            <w:tcW w:w="6804" w:type="dxa"/>
+            <w:tcW w:w="3048" w:type="dxa"/>
+            <w:vAlign w:val="top"/>
           </w:tcPr>
           <w:p>
             <w:pPr>
@@ -11741,11 +11770,11 @@
         </w:tc>
         <w:tc>
           <w:tcPr>
-            <w:tcW w:w="2347" w:type="dxa"/>
+            <w:tcW w:w="3048" w:type="dxa"/>
             <w:tcBorders>
               <w:right w:val="single" w:color="auto" w:sz="4" w:space="0"/>
             </w:tcBorders>
-            <w:vAlign w:val="center"/>
+            <w:vAlign w:val="top"/>
           </w:tcPr>
           <w:p>
             <w:pPr>
@@ -11801,10 +11830,11 @@
         </w:trPr>
         <w:tc>
           <w:tcPr>
-            <w:tcW w:w="648" w:type="dxa"/>
+            <w:tcW w:w="3048" w:type="dxa"/>
             <w:tcBorders>
               <w:left w:val="single" w:color="auto" w:sz="4" w:space="0"/>
             </w:tcBorders>
+            <w:vAlign w:val="top"/>
           </w:tcPr>
           <w:p>
             <w:pPr>
@@ -11824,7 +11854,8 @@
         </w:tc>
         <w:tc>
           <w:tcPr>
-            <w:tcW w:w="6804" w:type="dxa"/>
+            <w:tcW w:w="3048" w:type="dxa"/>
+            <w:vAlign w:val="top"/>
           </w:tcPr>
           <w:p>
             <w:pPr>
@@ -11870,11 +11901,11 @@
         </w:tc>
         <w:tc>
           <w:tcPr>
-            <w:tcW w:w="2347" w:type="dxa"/>
+            <w:tcW w:w="3048" w:type="dxa"/>
             <w:tcBorders>
               <w:right w:val="single" w:color="auto" w:sz="4" w:space="0"/>
             </w:tcBorders>
-            <w:vAlign w:val="center"/>
+            <w:vAlign w:val="top"/>
           </w:tcPr>
           <w:p>
             <w:pPr>
@@ -11930,10 +11961,11 @@
         </w:trPr>
         <w:tc>
           <w:tcPr>
-            <w:tcW w:w="648" w:type="dxa"/>
+            <w:tcW w:w="3048" w:type="dxa"/>
             <w:tcBorders>
               <w:left w:val="single" w:color="auto" w:sz="4" w:space="0"/>
             </w:tcBorders>
+            <w:vAlign w:val="top"/>
           </w:tcPr>
           <w:p>
             <w:pPr>
@@ -11953,7 +11985,8 @@
         </w:tc>
         <w:tc>
           <w:tcPr>
-            <w:tcW w:w="6804" w:type="dxa"/>
+            <w:tcW w:w="3048" w:type="dxa"/>
+            <w:vAlign w:val="top"/>
           </w:tcPr>
           <w:p>
             <w:pPr>
@@ -11981,11 +12014,11 @@
         </w:tc>
         <w:tc>
           <w:tcPr>
-            <w:tcW w:w="2347" w:type="dxa"/>
+            <w:tcW w:w="3048" w:type="dxa"/>
             <w:tcBorders>
               <w:right w:val="single" w:color="auto" w:sz="4" w:space="0"/>
             </w:tcBorders>
-            <w:vAlign w:val="center"/>
+            <w:vAlign w:val="top"/>
           </w:tcPr>
           <w:p>
             <w:pPr>
@@ -12041,10 +12074,11 @@
         </w:trPr>
         <w:tc>
           <w:tcPr>
-            <w:tcW w:w="648" w:type="dxa"/>
+            <w:tcW w:w="3048" w:type="dxa"/>
             <w:tcBorders>
               <w:left w:val="single" w:color="auto" w:sz="4" w:space="0"/>
             </w:tcBorders>
+            <w:vAlign w:val="top"/>
           </w:tcPr>
           <w:p>
             <w:pPr>
@@ -12064,7 +12098,8 @@
         </w:tc>
         <w:tc>
           <w:tcPr>
-            <w:tcW w:w="6804" w:type="dxa"/>
+            <w:tcW w:w="3048" w:type="dxa"/>
+            <w:vAlign w:val="top"/>
           </w:tcPr>
           <w:p>
             <w:pPr>
@@ -12110,11 +12145,11 @@
         </w:tc>
         <w:tc>
           <w:tcPr>
-            <w:tcW w:w="2347" w:type="dxa"/>
+            <w:tcW w:w="3048" w:type="dxa"/>
             <w:tcBorders>
               <w:right w:val="single" w:color="auto" w:sz="4" w:space="0"/>
             </w:tcBorders>
-            <w:vAlign w:val="center"/>
+            <w:vAlign w:val="top"/>
           </w:tcPr>
           <w:p>
             <w:pPr>
@@ -12167,7 +12202,7 @@
     <w:tbl>
       <w:tblPr>
         <w:tblStyle w:val="24"/>
-        <w:tblW w:w="0" w:type="auto"/>
+        <w:tblW w:w="5000" w:type="pct"/>
         <w:jc w:val="center"/>
         <w:tblBorders>
           <w:top w:val="single" w:color="auto" w:sz="4" w:space="0"/>
@@ -12212,10 +12247,11 @@
         </w:trPr>
         <w:tc>
           <w:tcPr>
-            <w:tcW w:w="648" w:type="dxa"/>
+            <w:tcW w:w="3048" w:type="dxa"/>
             <w:tcBorders>
               <w:bottom w:val="single" w:color="auto" w:sz="4" w:space="0"/>
             </w:tcBorders>
+            <w:vAlign w:val="top"/>
           </w:tcPr>
           <w:p>
             <w:pPr>
@@ -12255,10 +12291,11 @@
         </w:tc>
         <w:tc>
           <w:tcPr>
-            <w:tcW w:w="6804" w:type="dxa"/>
+            <w:tcW w:w="3048" w:type="dxa"/>
             <w:tcBorders>
               <w:bottom w:val="single" w:color="auto" w:sz="4" w:space="0"/>
             </w:tcBorders>
+            <w:vAlign w:val="top"/>
           </w:tcPr>
           <w:p>
             <w:pPr>
@@ -12307,10 +12344,11 @@
         </w:tc>
         <w:tc>
           <w:tcPr>
-            <w:tcW w:w="2347" w:type="dxa"/>
+            <w:tcW w:w="3048" w:type="dxa"/>
             <w:tcBorders>
               <w:bottom w:val="single" w:color="auto" w:sz="4" w:space="0"/>
             </w:tcBorders>
+            <w:vAlign w:val="top"/>
           </w:tcPr>
           <w:p>
             <w:pPr>
@@ -12361,24 +12399,26 @@
         </w:trPr>
         <w:tc>
           <w:tcPr>
-            <w:tcW w:w="648" w:type="dxa"/>
+            <w:tcW w:w="3048" w:type="dxa"/>
             <w:tcBorders>
               <w:top w:val="single" w:color="auto" w:sz="4" w:space="0"/>
               <w:left w:val="single" w:color="auto" w:sz="4" w:space="0"/>
             </w:tcBorders>
-          </w:tcPr>
-          <w:p>
-            <w:r>
-              <w:t>基金经理具备货币市场基金管理经验，风险评分为2分。</w:t>
-            </w:r>
-          </w:p>
-        </w:tc>
-        <w:tc>
-          <w:tcPr>
-            <w:tcW w:w="6804" w:type="dxa"/>
+            <w:vAlign w:val="top"/>
+          </w:tcPr>
+          <w:p>
+            <w:r>
+              <w:t>資料未載明經理人管理經驗年限及對應風險評分。</w:t>
+            </w:r>
+          </w:p>
+        </w:tc>
+        <w:tc>
+          <w:tcPr>
+            <w:tcW w:w="3048" w:type="dxa"/>
             <w:tcBorders>
               <w:top w:val="single" w:color="auto" w:sz="4" w:space="0"/>
             </w:tcBorders>
+            <w:vAlign w:val="top"/>
           </w:tcPr>
           <w:p>
             <w:pPr>
@@ -12406,12 +12446,12 @@
         </w:tc>
         <w:tc>
           <w:tcPr>
-            <w:tcW w:w="2347" w:type="dxa"/>
+            <w:tcW w:w="3048" w:type="dxa"/>
             <w:tcBorders>
               <w:top w:val="single" w:color="auto" w:sz="4" w:space="0"/>
               <w:right w:val="single" w:color="auto" w:sz="4" w:space="0"/>
             </w:tcBorders>
-            <w:vAlign w:val="center"/>
+            <w:vAlign w:val="top"/>
           </w:tcPr>
           <w:p>
             <w:pPr>
@@ -12467,10 +12507,22 @@
         </w:trPr>
         <w:tc>
           <w:tcPr>
-            <w:tcW w:w="648" w:type="dxa"/>
+            <w:tcW w:w="3048" w:type="dxa"/>
             <w:tcBorders>
               <w:left w:val="single" w:color="auto" w:sz="4" w:space="0"/>
             </w:tcBorders>
+            <w:vAlign w:val="top"/>
+          </w:tcPr>
+          <w:p>
+            <w:r>
+              <w:t>資料未載明經理人管理經驗年限及對應風險評分。</w:t>
+            </w:r>
+          </w:p>
+        </w:tc>
+        <w:tc>
+          <w:tcPr>
+            <w:tcW w:w="3048" w:type="dxa"/>
+            <w:vAlign w:val="top"/>
           </w:tcPr>
           <w:p>
             <w:pPr>
@@ -12480,26 +12532,6 @@
               <w:ind w:left="0" w:leftChars="0"/>
               <w:rPr>
                 <w:rFonts w:ascii="仿宋" w:hAnsi="仿宋" w:eastAsia="仿宋" w:cs="Times New Roman"/>
-                <w:b/>
-                <w:color w:val="000000"/>
-                <w:sz w:val="24"/>
-                <w:szCs w:val="24"/>
-              </w:rPr>
-            </w:pPr>
-          </w:p>
-        </w:tc>
-        <w:tc>
-          <w:tcPr>
-            <w:tcW w:w="6804" w:type="dxa"/>
-          </w:tcPr>
-          <w:p>
-            <w:pPr>
-              <w:pStyle w:val="60"/>
-              <w:snapToGrid w:val="0"/>
-              <w:spacing w:before="0" w:after="0" w:line="240" w:lineRule="auto"/>
-              <w:ind w:left="0" w:leftChars="0"/>
-              <w:rPr>
-                <w:rFonts w:ascii="仿宋" w:hAnsi="仿宋" w:eastAsia="仿宋" w:cs="Times New Roman"/>
                 <w:color w:val="000000"/>
                 <w:sz w:val="24"/>
                 <w:szCs w:val="24"/>
@@ -12518,11 +12550,11 @@
         </w:tc>
         <w:tc>
           <w:tcPr>
-            <w:tcW w:w="2347" w:type="dxa"/>
+            <w:tcW w:w="3048" w:type="dxa"/>
             <w:tcBorders>
               <w:right w:val="single" w:color="auto" w:sz="4" w:space="0"/>
             </w:tcBorders>
-            <w:vAlign w:val="center"/>
+            <w:vAlign w:val="top"/>
           </w:tcPr>
           <w:p>
             <w:pPr>
@@ -12578,10 +12610,11 @@
         </w:trPr>
         <w:tc>
           <w:tcPr>
-            <w:tcW w:w="648" w:type="dxa"/>
+            <w:tcW w:w="3048" w:type="dxa"/>
             <w:tcBorders>
               <w:left w:val="single" w:color="auto" w:sz="4" w:space="0"/>
             </w:tcBorders>
+            <w:vAlign w:val="top"/>
           </w:tcPr>
           <w:p>
             <w:pPr>
@@ -12601,7 +12634,8 @@
         </w:tc>
         <w:tc>
           <w:tcPr>
-            <w:tcW w:w="6804" w:type="dxa"/>
+            <w:tcW w:w="3048" w:type="dxa"/>
+            <w:vAlign w:val="top"/>
           </w:tcPr>
           <w:p>
             <w:pPr>
@@ -12656,11 +12690,11 @@
         </w:tc>
         <w:tc>
           <w:tcPr>
-            <w:tcW w:w="2347" w:type="dxa"/>
+            <w:tcW w:w="3048" w:type="dxa"/>
             <w:tcBorders>
               <w:right w:val="single" w:color="auto" w:sz="4" w:space="0"/>
             </w:tcBorders>
-            <w:vAlign w:val="center"/>
+            <w:vAlign w:val="top"/>
           </w:tcPr>
           <w:p>
             <w:pPr>
@@ -12713,7 +12747,7 @@
     <w:tbl>
       <w:tblPr>
         <w:tblStyle w:val="24"/>
-        <w:tblW w:w="0" w:type="auto"/>
+        <w:tblW w:w="5000" w:type="pct"/>
         <w:jc w:val="center"/>
         <w:tblBorders>
           <w:top w:val="single" w:color="auto" w:sz="4" w:space="0"/>
@@ -12758,10 +12792,11 @@
         </w:trPr>
         <w:tc>
           <w:tcPr>
-            <w:tcW w:w="715" w:type="dxa"/>
+            <w:tcW w:w="3048" w:type="dxa"/>
             <w:tcBorders>
               <w:bottom w:val="single" w:color="auto" w:sz="4" w:space="0"/>
             </w:tcBorders>
+            <w:vAlign w:val="top"/>
           </w:tcPr>
           <w:p>
             <w:pPr>
@@ -12801,10 +12836,11 @@
         </w:tc>
         <w:tc>
           <w:tcPr>
-            <w:tcW w:w="6750" w:type="dxa"/>
+            <w:tcW w:w="3048" w:type="dxa"/>
             <w:tcBorders>
               <w:bottom w:val="single" w:color="auto" w:sz="4" w:space="0"/>
             </w:tcBorders>
+            <w:vAlign w:val="top"/>
           </w:tcPr>
           <w:p>
             <w:pPr>
@@ -12857,10 +12893,11 @@
         </w:tc>
         <w:tc>
           <w:tcPr>
-            <w:tcW w:w="2433" w:type="dxa"/>
+            <w:tcW w:w="3048" w:type="dxa"/>
             <w:tcBorders>
               <w:bottom w:val="single" w:color="auto" w:sz="4" w:space="0"/>
             </w:tcBorders>
+            <w:vAlign w:val="top"/>
           </w:tcPr>
           <w:p>
             <w:pPr>
@@ -12926,23 +12963,25 @@
         </w:trPr>
         <w:tc>
           <w:tcPr>
-            <w:tcW w:w="715" w:type="dxa"/>
+            <w:tcW w:w="3048" w:type="dxa"/>
             <w:tcBorders>
               <w:left w:val="single" w:color="auto" w:sz="4" w:space="0"/>
             </w:tcBorders>
-          </w:tcPr>
-          <w:p>
-            <w:r>
-              <w:t>經查閱參考資料，未發現大成國際資產管理有限公司或其管理的子基金（大成貨幣市場基金）存在任何紀律處分或重大負面消息的記錄。風險因素章節僅列示常規投資風險、監管風險及信貸風險等，無指向管理公司本身違規或受罰的內容。因此，公司風險評分為5。</w:t>
-            </w:r>
-          </w:p>
-        </w:tc>
-        <w:tc>
-          <w:tcPr>
-            <w:tcW w:w="6750" w:type="dxa"/>
+            <w:vAlign w:val="top"/>
+          </w:tcPr>
+          <w:p>
+            <w:r>
+              <w:t>資料未載明發行人紀律處分或重大負面消息。</w:t>
+            </w:r>
+          </w:p>
+        </w:tc>
+        <w:tc>
+          <w:tcPr>
+            <w:tcW w:w="3048" w:type="dxa"/>
             <w:tcBorders>
               <w:top w:val="single" w:color="auto" w:sz="4" w:space="0"/>
             </w:tcBorders>
+            <w:vAlign w:val="top"/>
           </w:tcPr>
           <w:p>
             <w:pPr>
@@ -12970,11 +13009,11 @@
         </w:tc>
         <w:tc>
           <w:tcPr>
-            <w:tcW w:w="2433" w:type="dxa"/>
+            <w:tcW w:w="3048" w:type="dxa"/>
             <w:tcBorders>
               <w:right w:val="single" w:color="auto" w:sz="4" w:space="0"/>
             </w:tcBorders>
-            <w:vAlign w:val="center"/>
+            <w:vAlign w:val="top"/>
           </w:tcPr>
           <w:p>
             <w:pPr>
@@ -13031,10 +13070,22 @@
         </w:trPr>
         <w:tc>
           <w:tcPr>
-            <w:tcW w:w="715" w:type="dxa"/>
+            <w:tcW w:w="3048" w:type="dxa"/>
             <w:tcBorders>
               <w:left w:val="single" w:color="auto" w:sz="4" w:space="0"/>
             </w:tcBorders>
+            <w:vAlign w:val="top"/>
+          </w:tcPr>
+          <w:p>
+            <w:r>
+              <w:t>資料未載明發行人紀律處分或重大負面消息。</w:t>
+            </w:r>
+          </w:p>
+        </w:tc>
+        <w:tc>
+          <w:tcPr>
+            <w:tcW w:w="3048" w:type="dxa"/>
+            <w:vAlign w:val="top"/>
           </w:tcPr>
           <w:p>
             <w:pPr>
@@ -13044,18 +13095,21 @@
               <w:ind w:left="0" w:leftChars="0"/>
               <w:rPr>
                 <w:rFonts w:ascii="仿宋" w:hAnsi="仿宋" w:eastAsia="仿宋" w:cs="Times New Roman"/>
-                <w:b/>
-                <w:color w:val="000000"/>
-                <w:sz w:val="24"/>
-                <w:szCs w:val="24"/>
-              </w:rPr>
-            </w:pPr>
-          </w:p>
-        </w:tc>
-        <w:tc>
-          <w:tcPr>
-            <w:tcW w:w="6750" w:type="dxa"/>
-          </w:tcPr>
+                <w:color w:val="000000"/>
+                <w:sz w:val="24"/>
+                <w:szCs w:val="24"/>
+              </w:rPr>
+            </w:pPr>
+            <w:r>
+              <w:rPr>
+                <w:rFonts w:hint="eastAsia" w:ascii="仿宋" w:hAnsi="仿宋" w:eastAsia="仿宋" w:cs="Times New Roman"/>
+                <w:color w:val="000000"/>
+                <w:sz w:val="24"/>
+                <w:szCs w:val="24"/>
+              </w:rPr>
+              <w:t>有; 請詳述 : __________________________________________</w:t>
+            </w:r>
+          </w:p>
           <w:p>
             <w:pPr>
               <w:pStyle w:val="60"/>
@@ -13076,40 +13130,17 @@
                 <w:sz w:val="24"/>
                 <w:szCs w:val="24"/>
               </w:rPr>
-              <w:t>有; 請詳述 : __________________________________________</w:t>
-            </w:r>
-          </w:p>
-          <w:p>
-            <w:pPr>
-              <w:pStyle w:val="60"/>
-              <w:snapToGrid w:val="0"/>
-              <w:spacing w:before="0" w:after="0" w:line="240" w:lineRule="auto"/>
-              <w:ind w:left="0" w:leftChars="0"/>
-              <w:rPr>
-                <w:rFonts w:ascii="仿宋" w:hAnsi="仿宋" w:eastAsia="仿宋" w:cs="Times New Roman"/>
-                <w:color w:val="000000"/>
-                <w:sz w:val="24"/>
-                <w:szCs w:val="24"/>
-              </w:rPr>
-            </w:pPr>
-            <w:r>
-              <w:rPr>
-                <w:rFonts w:hint="eastAsia" w:ascii="仿宋" w:hAnsi="仿宋" w:eastAsia="仿宋" w:cs="Times New Roman"/>
-                <w:color w:val="000000"/>
-                <w:sz w:val="24"/>
-                <w:szCs w:val="24"/>
-              </w:rPr>
               <w:t>______________________________________________________</w:t>
             </w:r>
           </w:p>
         </w:tc>
         <w:tc>
           <w:tcPr>
-            <w:tcW w:w="2433" w:type="dxa"/>
+            <w:tcW w:w="3048" w:type="dxa"/>
             <w:tcBorders>
               <w:right w:val="single" w:color="auto" w:sz="4" w:space="0"/>
             </w:tcBorders>
-            <w:vAlign w:val="center"/>
+            <w:vAlign w:val="top"/>
           </w:tcPr>
           <w:p>
             <w:pPr>
@@ -13162,7 +13193,7 @@
     <w:tbl>
       <w:tblPr>
         <w:tblStyle w:val="24"/>
-        <w:tblW w:w="0" w:type="auto"/>
+        <w:tblW w:w="5000" w:type="pct"/>
         <w:jc w:val="center"/>
         <w:tblBorders>
           <w:top w:val="single" w:color="auto" w:sz="4" w:space="0"/>
@@ -13208,10 +13239,11 @@
         </w:trPr>
         <w:tc>
           <w:tcPr>
-            <w:tcW w:w="715" w:type="dxa"/>
+            <w:tcW w:w="3048" w:type="dxa"/>
             <w:tcBorders>
               <w:bottom w:val="single" w:color="auto" w:sz="4" w:space="0"/>
             </w:tcBorders>
+            <w:vAlign w:val="top"/>
           </w:tcPr>
           <w:p>
             <w:pPr>
@@ -13251,10 +13283,11 @@
         </w:tc>
         <w:tc>
           <w:tcPr>
-            <w:tcW w:w="6750" w:type="dxa"/>
+            <w:tcW w:w="3048" w:type="dxa"/>
             <w:tcBorders>
               <w:bottom w:val="single" w:color="auto" w:sz="4" w:space="0"/>
             </w:tcBorders>
+            <w:vAlign w:val="top"/>
           </w:tcPr>
           <w:p>
             <w:pPr>
@@ -13305,10 +13338,11 @@
         </w:tc>
         <w:tc>
           <w:tcPr>
-            <w:tcW w:w="2433" w:type="dxa"/>
+            <w:tcW w:w="3048" w:type="dxa"/>
             <w:tcBorders>
               <w:bottom w:val="single" w:color="auto" w:sz="4" w:space="0"/>
             </w:tcBorders>
+            <w:vAlign w:val="top"/>
           </w:tcPr>
           <w:p>
             <w:pPr>
@@ -13374,23 +13408,25 @@
         </w:trPr>
         <w:tc>
           <w:tcPr>
-            <w:tcW w:w="715" w:type="dxa"/>
+            <w:tcW w:w="3048" w:type="dxa"/>
             <w:tcBorders>
               <w:left w:val="single" w:color="auto" w:sz="4" w:space="0"/>
             </w:tcBorders>
-          </w:tcPr>
-          <w:p>
-            <w:r>
-              <w:t>本基金为复杂产品，风险评分为5。</w:t>
-            </w:r>
-          </w:p>
-        </w:tc>
-        <w:tc>
-          <w:tcPr>
-            <w:tcW w:w="6750" w:type="dxa"/>
+            <w:vAlign w:val="top"/>
+          </w:tcPr>
+          <w:p>
+            <w:r>
+              <w:t>資料未載明是否為複雜產品。</w:t>
+            </w:r>
+          </w:p>
+        </w:tc>
+        <w:tc>
+          <w:tcPr>
+            <w:tcW w:w="3048" w:type="dxa"/>
             <w:tcBorders>
               <w:top w:val="single" w:color="auto" w:sz="4" w:space="0"/>
             </w:tcBorders>
+            <w:vAlign w:val="top"/>
           </w:tcPr>
           <w:p>
             <w:pPr>
@@ -13418,11 +13454,11 @@
         </w:tc>
         <w:tc>
           <w:tcPr>
-            <w:tcW w:w="2433" w:type="dxa"/>
+            <w:tcW w:w="3048" w:type="dxa"/>
             <w:tcBorders>
               <w:right w:val="single" w:color="auto" w:sz="4" w:space="0"/>
             </w:tcBorders>
-            <w:vAlign w:val="center"/>
+            <w:vAlign w:val="top"/>
           </w:tcPr>
           <w:p>
             <w:pPr>
@@ -13479,10 +13515,22 @@
         </w:trPr>
         <w:tc>
           <w:tcPr>
-            <w:tcW w:w="715" w:type="dxa"/>
+            <w:tcW w:w="3048" w:type="dxa"/>
             <w:tcBorders>
               <w:left w:val="single" w:color="auto" w:sz="4" w:space="0"/>
             </w:tcBorders>
+            <w:vAlign w:val="top"/>
+          </w:tcPr>
+          <w:p>
+            <w:r>
+              <w:t>資料未載明是否為複雜產品。</w:t>
+            </w:r>
+          </w:p>
+        </w:tc>
+        <w:tc>
+          <w:tcPr>
+            <w:tcW w:w="3048" w:type="dxa"/>
+            <w:vAlign w:val="top"/>
           </w:tcPr>
           <w:p>
             <w:pPr>
@@ -13492,26 +13540,6 @@
               <w:ind w:left="0" w:leftChars="0"/>
               <w:rPr>
                 <w:rFonts w:ascii="仿宋" w:hAnsi="仿宋" w:eastAsia="仿宋" w:cs="Times New Roman"/>
-                <w:b/>
-                <w:color w:val="000000"/>
-                <w:sz w:val="24"/>
-                <w:szCs w:val="24"/>
-              </w:rPr>
-            </w:pPr>
-          </w:p>
-        </w:tc>
-        <w:tc>
-          <w:tcPr>
-            <w:tcW w:w="6750" w:type="dxa"/>
-          </w:tcPr>
-          <w:p>
-            <w:pPr>
-              <w:pStyle w:val="60"/>
-              <w:snapToGrid w:val="0"/>
-              <w:spacing w:before="0" w:after="0" w:line="240" w:lineRule="auto"/>
-              <w:ind w:left="0" w:leftChars="0"/>
-              <w:rPr>
-                <w:rFonts w:ascii="仿宋" w:hAnsi="仿宋" w:eastAsia="仿宋" w:cs="Times New Roman"/>
                 <w:color w:val="000000"/>
                 <w:sz w:val="24"/>
                 <w:szCs w:val="24"/>
@@ -13530,10 +13558,11 @@
         </w:tc>
         <w:tc>
           <w:tcPr>
-            <w:tcW w:w="2433" w:type="dxa"/>
+            <w:tcW w:w="3048" w:type="dxa"/>
             <w:tcBorders>
               <w:right w:val="single" w:color="auto" w:sz="4" w:space="0"/>
             </w:tcBorders>
+            <w:vAlign w:val="top"/>
           </w:tcPr>
           <w:p>
             <w:pPr>
@@ -13618,7 +13647,7 @@
     <w:tbl>
       <w:tblPr>
         <w:tblStyle w:val="80"/>
-        <w:tblW w:w="10247" w:type="dxa"/>
+        <w:tblW w:w="5000" w:type="pct"/>
         <w:tblInd w:w="0" w:type="dxa"/>
         <w:tblBorders>
           <w:top w:val="single" w:color="666666" w:themeColor="text1" w:themeTint="99" w:sz="4" w:space="0"/>
@@ -13661,15 +13690,16 @@
         </w:trPr>
         <w:tc>
           <w:tcPr>
-            <w:tcW w:w="10247" w:type="dxa"/>
+            <w:tcW w:w="9144" w:type="dxa"/>
             <w:tcBorders>
               <w:bottom w:val="single" w:color="666666" w:themeColor="text1" w:themeTint="99" w:sz="12" w:space="0"/>
               <w:insideH w:val="single" w:sz="12" w:space="0"/>
             </w:tcBorders>
-          </w:tcPr>
-          <w:p>
-            <w:r>
-              <w:t>本基金的主要风险包括：投资风险，即投资组合价值可能下跌且不保证偿还本金；与债务证券相关的信用、利率、主权债务及评级风险；银行存欿及回购协议的对手方违约风险；衍生工具与对冲操作可能无效或放大损失的风险；与中国市场相关的政策、税务及外汇管制等风险；以及流动性风险、货币风险和新兴市场风险等。</w:t>
+            <w:vAlign w:val="top"/>
+          </w:tcPr>
+          <w:p>
+            <w:r>
+              <w:t>基金主要面临投资风险，包括子基金投资组合价值可能下跌且不保证偿还本金。具体风险因素涵盖债务证券风险（如信贷、利率、主权债务风险等）、银行存款风险、回购协议风险、流动性风险及交易对手风险。此外，还包括与中国有关的风险（含RQFII制度及中国银行间债券市场风险）、货币风险（含人民币货币风险）、对冲及衍生工具风险、新兴市场风险、估值风险、运营及结算风险、监管风险以及从资本中支付分派的风险等。</w:t>
             </w:r>
           </w:p>
         </w:tc>
@@ -13709,7 +13739,7 @@
     <w:tbl>
       <w:tblPr>
         <w:tblStyle w:val="80"/>
-        <w:tblW w:w="10247" w:type="dxa"/>
+        <w:tblW w:w="5000" w:type="pct"/>
         <w:tblInd w:w="0" w:type="dxa"/>
         <w:tblBorders>
           <w:top w:val="single" w:color="666666" w:themeColor="text1" w:themeTint="99" w:sz="4" w:space="0"/>
@@ -13752,15 +13782,16 @@
         </w:trPr>
         <w:tc>
           <w:tcPr>
-            <w:tcW w:w="10247" w:type="dxa"/>
+            <w:tcW w:w="9144" w:type="dxa"/>
             <w:tcBorders>
               <w:bottom w:val="single" w:color="666666" w:themeColor="text1" w:themeTint="99" w:sz="12" w:space="0"/>
               <w:insideH w:val="single" w:sz="12" w:space="0"/>
             </w:tcBorders>
-          </w:tcPr>
-          <w:p>
-            <w:r>
-              <w:t>投資經理為大成國際資產管理有限公司，是中國深圳大成基金管理有限公司的全資附屬公司，獲香港證監會發牌從事第1、4、9類受規管活動，中央編號ATE045。經理人董事包括譚曉岡（現任大成基金首席執行官）、肖劍、姚余棟、趙冰及吳萍。關於投資經理的過往管理業績與具體產品表現，參考資料未載明。</w:t>
+            <w:vAlign w:val="top"/>
+          </w:tcPr>
+          <w:p>
+            <w:r>
+              <w:t>经理人为大成国际资产管理有限公司，获证监会发牌从事第1、4及9类受规管活动，中央编号ATE045。董事谭晓冈现任大成基金首席执行官，拥有哈佛大学公共行政管理硕士学位；副总经理肖剑拥有哈佛大学公共管理硕士学位；副总经理姚余栋拥有英国剑桥大学经济学博士学位。资料未载明具体负责的投资经理个人过往业绩数据。</w:t>
             </w:r>
           </w:p>
         </w:tc>
@@ -13817,7 +13848,7 @@
     <w:tbl>
       <w:tblPr>
         <w:tblStyle w:val="80"/>
-        <w:tblW w:w="10247" w:type="dxa"/>
+        <w:tblW w:w="5000" w:type="pct"/>
         <w:tblInd w:w="0" w:type="dxa"/>
         <w:tblBorders>
           <w:top w:val="single" w:color="666666" w:themeColor="text1" w:themeTint="99" w:sz="4" w:space="0"/>
@@ -13860,15 +13891,16 @@
         </w:trPr>
         <w:tc>
           <w:tcPr>
-            <w:tcW w:w="10247" w:type="dxa"/>
+            <w:tcW w:w="9144" w:type="dxa"/>
             <w:tcBorders>
               <w:bottom w:val="single" w:color="666666" w:themeColor="text1" w:themeTint="99" w:sz="12" w:space="0"/>
               <w:insideH w:val="single" w:sz="12" w:space="0"/>
             </w:tcBorders>
-          </w:tcPr>
-          <w:p>
-            <w:r>
-              <w:t>本基金须遵守香港自动交换资料规定，向税务局申报须申报账户持有人的姓名、地址、税务居住地、账户结余及赎回款项等资料。本注释备忘录及产品资料概要所提及的其他网站资料不构成发售文件一部分，经理人仅对其官网 www.dcfund.com.hk 所载资料负责，该网站未经证监会审阅。</w:t>
+            <w:vAlign w:val="top"/>
+          </w:tcPr>
+          <w:p>
+            <w:r>
+              <w:t>本基金為大成投資信託基金的子基金，依證券及期貨條例第104條獲證監會認可。單位未根據美國證券法註冊，不得向美國人士發售。經理人網站未經證監會審閱。資料未載明其他補充事項。</w:t>
             </w:r>
           </w:p>
         </w:tc>
@@ -13993,7 +14025,7 @@
         </w:trPr>
         <w:tc>
           <w:tcPr>
-            <w:tcW w:w="972" w:type="pct"/>
+            <w:tcW w:w="2286" w:type="dxa"/>
             <w:tcBorders>
               <w:top w:val="single" w:color="000000" w:themeColor="text1" w:sz="4" w:space="0"/>
               <w:left w:val="single" w:color="000000" w:themeColor="text1" w:sz="4" w:space="0"/>
@@ -14003,16 +14035,17 @@
               <w:insideV w:val="nil"/>
             </w:tcBorders>
             <w:shd w:val="clear" w:color="auto" w:fill="000000" w:themeFill="text1"/>
-          </w:tcPr>
-          <w:p>
-            <w:r>
-              <w:t>资料未载明</w:t>
-            </w:r>
-          </w:p>
-        </w:tc>
-        <w:tc>
-          <w:tcPr>
-            <w:tcW w:w="1381" w:type="pct"/>
+            <w:vAlign w:val="top"/>
+          </w:tcPr>
+          <w:p>
+            <w:r>
+              <w:t>资料未载明具体风险评分总分。</w:t>
+            </w:r>
+          </w:p>
+        </w:tc>
+        <w:tc>
+          <w:tcPr>
+            <w:tcW w:w="2286" w:type="dxa"/>
             <w:gridSpan w:val="2"/>
             <w:tcBorders>
               <w:top w:val="single" w:color="000000" w:themeColor="text1" w:sz="4" w:space="0"/>
@@ -14022,16 +14055,17 @@
               <w:insideV w:val="nil"/>
             </w:tcBorders>
             <w:shd w:val="clear" w:color="auto" w:fill="000000" w:themeFill="text1"/>
-          </w:tcPr>
-          <w:p>
-            <w:r>
-              <w:t>根据参考资料，本基金已获联合国际授予AAAmf评级，反映其风险控制能力较强，整体风险水平较低。</w:t>
-            </w:r>
-          </w:p>
-        </w:tc>
-        <w:tc>
-          <w:tcPr>
-            <w:tcW w:w="2647" w:type="pct"/>
+            <w:vAlign w:val="top"/>
+          </w:tcPr>
+          <w:p>
+            <w:r>
+              <w:t>资料未载明风险等级评估结果。</w:t>
+            </w:r>
+          </w:p>
+        </w:tc>
+        <w:tc>
+          <w:tcPr>
+            <w:tcW w:w="2286" w:type="dxa"/>
             <w:tcBorders>
               <w:top w:val="single" w:color="000000" w:themeColor="text1" w:sz="4" w:space="0"/>
               <w:bottom w:val="single" w:color="000000" w:themeColor="text1" w:sz="4" w:space="0"/>
@@ -14040,6 +14074,7 @@
               <w:insideV w:val="nil"/>
             </w:tcBorders>
             <w:shd w:val="clear" w:color="auto" w:fill="000000" w:themeFill="text1"/>
+            <w:vAlign w:val="top"/>
           </w:tcPr>
           <w:p>
             <w:pPr>
@@ -14100,8 +14135,9 @@
         </w:trPr>
         <w:tc>
           <w:tcPr>
-            <w:tcW w:w="972" w:type="pct"/>
+            <w:tcW w:w="2286" w:type="dxa"/>
             <w:shd w:val="clear" w:color="auto" w:fill="CCCCCC" w:themeFill="text1" w:themeFillTint="33"/>
+            <w:vAlign w:val="top"/>
           </w:tcPr>
           <w:p>
             <w:pPr>
@@ -14131,8 +14167,9 @@
         </w:tc>
         <w:tc>
           <w:tcPr>
-            <w:tcW w:w="1138" w:type="pct"/>
+            <w:tcW w:w="2286" w:type="dxa"/>
             <w:shd w:val="clear" w:color="auto" w:fill="CCCCCC" w:themeFill="text1" w:themeFillTint="33"/>
+            <w:vAlign w:val="top"/>
           </w:tcPr>
           <w:p>
             <w:pPr>
@@ -14160,9 +14197,10 @@
         </w:tc>
         <w:tc>
           <w:tcPr>
-            <w:tcW w:w="2890" w:type="pct"/>
+            <w:tcW w:w="2286" w:type="dxa"/>
             <w:gridSpan w:val="2"/>
             <w:shd w:val="clear" w:color="auto" w:fill="CCCCCC" w:themeFill="text1" w:themeFillTint="33"/>
+            <w:vAlign w:val="top"/>
           </w:tcPr>
           <w:p>
             <w:pPr>
@@ -14209,7 +14247,8 @@
         </w:trPr>
         <w:tc>
           <w:tcPr>
-            <w:tcW w:w="972" w:type="pct"/>
+            <w:tcW w:w="2286" w:type="dxa"/>
+            <w:vAlign w:val="top"/>
           </w:tcPr>
           <w:p>
             <w:pPr>
@@ -14239,7 +14278,8 @@
         </w:tc>
         <w:tc>
           <w:tcPr>
-            <w:tcW w:w="1138" w:type="pct"/>
+            <w:tcW w:w="2286" w:type="dxa"/>
+            <w:vAlign w:val="top"/>
           </w:tcPr>
           <w:p>
             <w:pPr>
@@ -14265,8 +14305,9 @@
         </w:tc>
         <w:tc>
           <w:tcPr>
-            <w:tcW w:w="2890" w:type="pct"/>
+            <w:tcW w:w="2286" w:type="dxa"/>
             <w:gridSpan w:val="2"/>
+            <w:vAlign w:val="top"/>
           </w:tcPr>
           <w:p>
             <w:pPr>
@@ -14313,8 +14354,9 @@
         </w:trPr>
         <w:tc>
           <w:tcPr>
-            <w:tcW w:w="972" w:type="pct"/>
+            <w:tcW w:w="2286" w:type="dxa"/>
             <w:shd w:val="clear" w:color="auto" w:fill="CCCCCC" w:themeFill="text1" w:themeFillTint="33"/>
+            <w:vAlign w:val="top"/>
           </w:tcPr>
           <w:p>
             <w:pPr>
@@ -14344,8 +14386,9 @@
         </w:tc>
         <w:tc>
           <w:tcPr>
-            <w:tcW w:w="1138" w:type="pct"/>
+            <w:tcW w:w="2286" w:type="dxa"/>
             <w:shd w:val="clear" w:color="auto" w:fill="CCCCCC" w:themeFill="text1" w:themeFillTint="33"/>
+            <w:vAlign w:val="top"/>
           </w:tcPr>
           <w:p>
             <w:pPr>
@@ -14373,9 +14416,10 @@
         </w:tc>
         <w:tc>
           <w:tcPr>
-            <w:tcW w:w="2890" w:type="pct"/>
+            <w:tcW w:w="2286" w:type="dxa"/>
             <w:gridSpan w:val="2"/>
             <w:shd w:val="clear" w:color="auto" w:fill="CCCCCC" w:themeFill="text1" w:themeFillTint="33"/>
+            <w:vAlign w:val="top"/>
           </w:tcPr>
           <w:p>
             <w:pPr>
@@ -14422,7 +14466,8 @@
         </w:trPr>
         <w:tc>
           <w:tcPr>
-            <w:tcW w:w="972" w:type="pct"/>
+            <w:tcW w:w="2286" w:type="dxa"/>
+            <w:vAlign w:val="top"/>
           </w:tcPr>
           <w:p>
             <w:pPr>
@@ -14452,7 +14497,8 @@
         </w:tc>
         <w:tc>
           <w:tcPr>
-            <w:tcW w:w="1138" w:type="pct"/>
+            <w:tcW w:w="2286" w:type="dxa"/>
+            <w:vAlign w:val="top"/>
           </w:tcPr>
           <w:p>
             <w:pPr>
@@ -14478,8 +14524,9 @@
         </w:tc>
         <w:tc>
           <w:tcPr>
-            <w:tcW w:w="2890" w:type="pct"/>
+            <w:tcW w:w="2286" w:type="dxa"/>
             <w:gridSpan w:val="2"/>
+            <w:vAlign w:val="top"/>
           </w:tcPr>
           <w:p>
             <w:pPr>
@@ -14526,8 +14573,9 @@
         </w:trPr>
         <w:tc>
           <w:tcPr>
-            <w:tcW w:w="972" w:type="pct"/>
+            <w:tcW w:w="2286" w:type="dxa"/>
             <w:shd w:val="clear" w:color="auto" w:fill="CCCCCC" w:themeFill="text1" w:themeFillTint="33"/>
+            <w:vAlign w:val="top"/>
           </w:tcPr>
           <w:p>
             <w:pPr>
@@ -14557,8 +14605,9 @@
         </w:tc>
         <w:tc>
           <w:tcPr>
-            <w:tcW w:w="1138" w:type="pct"/>
+            <w:tcW w:w="2286" w:type="dxa"/>
             <w:shd w:val="clear" w:color="auto" w:fill="CCCCCC" w:themeFill="text1" w:themeFillTint="33"/>
+            <w:vAlign w:val="top"/>
           </w:tcPr>
           <w:p>
             <w:pPr>
@@ -14584,9 +14633,10 @@
         </w:tc>
         <w:tc>
           <w:tcPr>
-            <w:tcW w:w="2890" w:type="pct"/>
+            <w:tcW w:w="2286" w:type="dxa"/>
             <w:gridSpan w:val="2"/>
             <w:shd w:val="clear" w:color="auto" w:fill="CCCCCC" w:themeFill="text1" w:themeFillTint="33"/>
+            <w:vAlign w:val="top"/>
           </w:tcPr>
           <w:p>
             <w:pPr>
@@ -14649,7 +14699,7 @@
     <w:tbl>
       <w:tblPr>
         <w:tblStyle w:val="24"/>
-        <w:tblW w:w="0" w:type="auto"/>
+        <w:tblW w:w="5000" w:type="pct"/>
         <w:tblInd w:w="0" w:type="dxa"/>
         <w:tblBorders>
           <w:top w:val="none" w:color="auto" w:sz="0" w:space="0"/>
@@ -14695,7 +14745,7 @@
         </w:trPr>
         <w:tc>
           <w:tcPr>
-            <w:tcW w:w="2022" w:type="dxa"/>
+            <w:tcW w:w="4572" w:type="dxa"/>
             <w:tcBorders>
               <w:top w:val="nil"/>
               <w:left w:val="nil"/>
@@ -14709,7 +14759,7 @@
               <w:bottom w:w="0" w:type="dxa"/>
               <w:right w:w="0" w:type="dxa"/>
             </w:tcMar>
-            <w:vAlign w:val="bottom"/>
+            <w:vAlign w:val="top"/>
           </w:tcPr>
           <w:p>
             <w:pPr>
@@ -14738,7 +14788,7 @@
         </w:tc>
         <w:tc>
           <w:tcPr>
-            <w:tcW w:w="4797" w:type="dxa"/>
+            <w:tcW w:w="4572" w:type="dxa"/>
             <w:tcBorders>
               <w:left w:val="nil"/>
               <w:tl2br w:val="nil"/>
@@ -14751,47 +14801,11 @@
               <w:bottom w:w="0" w:type="dxa"/>
               <w:right w:w="0" w:type="dxa"/>
             </w:tcMar>
-            <w:vAlign w:val="bottom"/>
-          </w:tcPr>
-          <w:p>
-            <w:pPr>
-              <w:keepNext w:val="0"/>
-              <w:keepLines w:val="0"/>
-              <w:pageBreakBefore w:val="0"/>
-              <w:widowControl/>
-              <w:kinsoku/>
-              <w:wordWrap/>
-              <w:overflowPunct/>
-              <w:topLinePunct w:val="0"/>
-              <w:autoSpaceDE/>
-              <w:autoSpaceDN/>
-              <w:bidi w:val="0"/>
-              <w:adjustRightInd/>
-              <w:snapToGrid/>
-              <w:spacing w:before="0" w:after="0" w:line="240" w:lineRule="atLeast"/>
-              <w:jc w:val="center"/>
-              <w:textAlignment w:val="auto"/>
-              <w:rPr>
-                <w:rFonts w:hint="default" w:ascii="仿宋" w:hAnsi="仿宋" w:eastAsia="仿宋" w:cs="Times New Roman"/>
-                <w:b/>
-                <w:color w:val="000000"/>
-                <w:sz w:val="24"/>
-                <w:szCs w:val="24"/>
-                <w:vertAlign w:val="baseline"/>
-                <w:lang w:val="en-US" w:eastAsia="zh-CN"/>
-              </w:rPr>
-            </w:pPr>
-            <w:r>
-              <w:rPr>
-                <w:rFonts w:hint="eastAsia" w:ascii="仿宋" w:hAnsi="仿宋" w:eastAsia="仿宋" w:cs="Times New Roman"/>
-                <w:b/>
-                <w:color w:val="000000"/>
-                <w:sz w:val="24"/>
-                <w:szCs w:val="24"/>
-                <w:u w:val="none"/>
-                <w:lang w:val="en-US" w:eastAsia="zh-CN"/>
-              </w:rPr>
-              <w:t>{總分為}</w:t>
+            <w:vAlign w:val="top"/>
+          </w:tcPr>
+          <w:p>
+            <w:r>
+              <w:t>资料未载明最终计算的总分数值。</w:t>
             </w:r>
           </w:p>
         </w:tc>
@@ -14819,7 +14833,7 @@
         </w:trPr>
         <w:tc>
           <w:tcPr>
-            <w:tcW w:w="2022" w:type="dxa"/>
+            <w:tcW w:w="4572" w:type="dxa"/>
             <w:tcBorders>
               <w:top w:val="nil"/>
               <w:bottom w:val="nil"/>
@@ -14831,7 +14845,7 @@
               <w:bottom w:w="0" w:type="dxa"/>
               <w:right w:w="0" w:type="dxa"/>
             </w:tcMar>
-            <w:vAlign w:val="bottom"/>
+            <w:vAlign w:val="top"/>
           </w:tcPr>
           <w:p>
             <w:pPr>
@@ -14860,7 +14874,7 @@
         </w:tc>
         <w:tc>
           <w:tcPr>
-            <w:tcW w:w="4797" w:type="dxa"/>
+            <w:tcW w:w="4572" w:type="dxa"/>
             <w:tcBorders>
               <w:tl2br w:val="nil"/>
               <w:tr2bl w:val="nil"/>
@@ -14872,11 +14886,11 @@
               <w:bottom w:w="0" w:type="dxa"/>
               <w:right w:w="0" w:type="dxa"/>
             </w:tcMar>
-            <w:vAlign w:val="bottom"/>
-          </w:tcPr>
-          <w:p>
-            <w:r>
-              <w:t>根據聯合國際評級，本基金獲授予AAAmf評級。</w:t>
+            <w:vAlign w:val="top"/>
+          </w:tcPr>
+          <w:p>
+            <w:r>
+              <w:t>资料未载明具体风险评级结果。</w:t>
             </w:r>
           </w:p>
         </w:tc>

--- a/data/outputs/fund_dd_已填写.docx
+++ b/data/outputs/fund_dd_已填写.docx
@@ -206,7 +206,7 @@
           </w:tcPr>
           <w:p>
             <w:r>
-              <w:t>大成貨幣市場基金</w:t>
+              <w:t>资料未载明</w:t>
             </w:r>
           </w:p>
         </w:tc>
@@ -281,7 +281,7 @@
           </w:tcPr>
           <w:p>
             <w:r>
-              <w:t>A类美元单位ISIN为HK0000477056。</w:t>
+              <w:t>资料未载明</w:t>
             </w:r>
           </w:p>
         </w:tc>
@@ -356,7 +356,7 @@
           </w:tcPr>
           <w:p>
             <w:r>
-              <w:t>资料未载明上次风险评估日期及当时的风险等级。</w:t>
+              <w:t>资料未载明</w:t>
             </w:r>
           </w:p>
         </w:tc>
@@ -443,7 +443,11 @@
           </w:tcPr>
           <w:p>
             <w:r>
-              <w:t>否（参考资料未载明仅销售予专业投资者，且提及可供零售投资者投资）。</w:t>
+              <w:rPr>
+                <w:rFonts w:ascii="仿宋" w:hAnsi="仿宋" w:eastAsia="仿宋"/>
+                <w:sz w:val="24"/>
+              </w:rPr>
+              <w:t>资料未载明</w:t>
             </w:r>
           </w:p>
         </w:tc>
@@ -522,7 +526,11 @@
           </w:tcPr>
           <w:p>
             <w:r>
-              <w:t>否（资料载明衍生工具仅作对冲用途）</w:t>
+              <w:rPr>
+                <w:rFonts w:ascii="仿宋" w:hAnsi="仿宋" w:eastAsia="仿宋"/>
+                <w:sz w:val="24"/>
+              </w:rPr>
+              <w:t>資料未載明</w:t>
             </w:r>
           </w:p>
         </w:tc>
@@ -614,161 +622,12 @@
             <w:vAlign w:val="top"/>
           </w:tcPr>
           <w:p>
-            <w:pPr>
-              <w:spacing w:after="0" w:line="330" w:lineRule="atLeast"/>
-              <w:ind w:firstLine="127"/>
-              <w:rPr>
-                <w:rFonts w:ascii="仿宋" w:hAnsi="仿宋" w:eastAsia="仿宋" w:cs="Calibri"/>
-                <w:iCs/>
-                <w:color w:val="000000"/>
-                <w:sz w:val="24"/>
-                <w:szCs w:val="24"/>
-              </w:rPr>
-            </w:pPr>
             <w:r>
               <w:rPr>
                 <w:rFonts w:ascii="仿宋" w:hAnsi="仿宋" w:eastAsia="仿宋"/>
                 <w:sz w:val="24"/>
               </w:rPr>
-              <w:t xml:space="preserve">□ </w:t>
-            </w:r>
-            <w:r>
-              <w:rPr>
-                <w:rFonts w:hint="eastAsia" w:ascii="仿宋" w:hAnsi="仿宋" w:eastAsia="仿宋" w:cs="Calibri"/>
-                <w:iCs/>
-                <w:color w:val="000000"/>
-                <w:sz w:val="24"/>
-                <w:szCs w:val="24"/>
-              </w:rPr>
-              <w:t xml:space="preserve">保本為主 </w:t>
-            </w:r>
-            <w:r>
-              <w:rPr>
-                <w:rFonts w:ascii="仿宋" w:hAnsi="仿宋" w:eastAsia="仿宋" w:cs="Calibri"/>
-                <w:iCs/>
-                <w:color w:val="000000"/>
-                <w:sz w:val="24"/>
-                <w:szCs w:val="24"/>
-              </w:rPr>
-              <w:t xml:space="preserve">/ </w:t>
-            </w:r>
-            <w:r>
-              <w:rPr>
-                <w:rFonts w:hint="eastAsia" w:ascii="仿宋" w:hAnsi="仿宋" w:eastAsia="仿宋"/>
-                <w:sz w:val="24"/>
-                <w:lang w:eastAsia="zh-CN"/>
-              </w:rPr>
-              <w:t>□</w:t>
-            </w:r>
-            <w:r>
-              <w:rPr>
-                <w:rFonts w:ascii="仿宋" w:hAnsi="仿宋" w:eastAsia="仿宋"/>
-                <w:sz w:val="24"/>
-              </w:rPr>
-              <w:t xml:space="preserve"> </w:t>
-            </w:r>
-            <w:r>
-              <w:rPr>
-                <w:rFonts w:hint="eastAsia" w:ascii="仿宋" w:hAnsi="仿宋" w:eastAsia="仿宋" w:cs="Calibri"/>
-                <w:iCs/>
-                <w:color w:val="000000"/>
-                <w:sz w:val="24"/>
-                <w:szCs w:val="24"/>
-              </w:rPr>
-              <w:t xml:space="preserve">收入主導 </w:t>
-            </w:r>
-            <w:r>
-              <w:rPr>
-                <w:rFonts w:ascii="仿宋" w:hAnsi="仿宋" w:eastAsia="仿宋" w:cs="Calibri"/>
-                <w:iCs/>
-                <w:color w:val="000000"/>
-                <w:sz w:val="24"/>
-                <w:szCs w:val="24"/>
-              </w:rPr>
-              <w:t xml:space="preserve">/ </w:t>
-            </w:r>
-            <w:r>
-              <w:rPr>
-                <w:rFonts w:ascii="仿宋" w:hAnsi="仿宋" w:eastAsia="仿宋"/>
-                <w:sz w:val="24"/>
-              </w:rPr>
-              <w:t xml:space="preserve">□ </w:t>
-            </w:r>
-            <w:r>
-              <w:rPr>
-                <w:rFonts w:hint="eastAsia" w:ascii="仿宋" w:hAnsi="仿宋" w:eastAsia="仿宋" w:cs="Calibri"/>
-                <w:iCs/>
-                <w:color w:val="000000"/>
-                <w:sz w:val="24"/>
-                <w:szCs w:val="24"/>
-              </w:rPr>
-              <w:t>收入及增長</w:t>
-            </w:r>
-            <w:r>
-              <w:rPr>
-                <w:rFonts w:ascii="仿宋" w:hAnsi="仿宋" w:eastAsia="仿宋" w:cs="Calibri"/>
-                <w:iCs/>
-                <w:color w:val="000000"/>
-                <w:sz w:val="24"/>
-                <w:szCs w:val="24"/>
-              </w:rPr>
-              <w:t xml:space="preserve"> </w:t>
-            </w:r>
-          </w:p>
-          <w:p>
-            <w:pPr>
-              <w:spacing w:after="0" w:line="330" w:lineRule="atLeast"/>
-              <w:ind w:firstLine="127"/>
-              <w:rPr>
-                <w:rFonts w:ascii="仿宋" w:hAnsi="仿宋" w:eastAsia="仿宋" w:cs="Calibri"/>
-                <w:color w:val="000000"/>
-                <w:sz w:val="24"/>
-                <w:szCs w:val="24"/>
-              </w:rPr>
-            </w:pPr>
-            <w:r>
-              <w:rPr>
-                <w:rFonts w:ascii="仿宋" w:hAnsi="仿宋" w:eastAsia="仿宋"/>
-                <w:sz w:val="24"/>
-              </w:rPr>
-              <w:t xml:space="preserve">□ </w:t>
-            </w:r>
-            <w:r>
-              <w:rPr>
-                <w:rFonts w:hint="eastAsia" w:ascii="仿宋" w:hAnsi="仿宋" w:eastAsia="仿宋" w:cs="Calibri"/>
-                <w:iCs/>
-                <w:color w:val="000000"/>
-                <w:sz w:val="24"/>
-                <w:szCs w:val="24"/>
-              </w:rPr>
-              <w:t xml:space="preserve">增長主導 </w:t>
-            </w:r>
-            <w:r>
-              <w:rPr>
-                <w:rFonts w:ascii="仿宋" w:hAnsi="仿宋" w:eastAsia="仿宋" w:cs="Calibri"/>
-                <w:iCs/>
-                <w:color w:val="000000"/>
-                <w:sz w:val="24"/>
-                <w:szCs w:val="24"/>
-              </w:rPr>
-              <w:t xml:space="preserve">/ </w:t>
-            </w:r>
-            <w:r>
-              <w:rPr>
-                <w:rFonts w:ascii="仿宋" w:hAnsi="仿宋" w:eastAsia="仿宋"/>
-                <w:sz w:val="24"/>
-              </w:rPr>
-              <w:t xml:space="preserve">□ </w:t>
-            </w:r>
-            <w:r>
-              <w:rPr>
-                <w:rFonts w:hint="eastAsia" w:ascii="仿宋" w:hAnsi="仿宋" w:eastAsia="仿宋" w:cs="Calibri"/>
-                <w:iCs/>
-                <w:color w:val="000000"/>
-                <w:sz w:val="24"/>
-                <w:szCs w:val="24"/>
-              </w:rPr>
-              <w:t>積極增長</w:t>
+              <w:t>资料未载明</w:t>
             </w:r>
           </w:p>
         </w:tc>
@@ -846,137 +705,12 @@
             <w:vAlign w:val="top"/>
           </w:tcPr>
           <w:p>
-            <w:pPr>
-              <w:pStyle w:val="60"/>
-              <w:numPr>
-                <w:ilvl w:val="0"/>
-                <w:numId w:val="0"/>
-              </w:numPr>
-              <w:spacing w:after="0" w:line="330" w:lineRule="atLeast"/>
-              <w:ind w:left="120" w:leftChars="0"/>
-              <w:rPr>
-                <w:rFonts w:ascii="仿宋" w:hAnsi="仿宋" w:eastAsia="仿宋" w:cs="Calibri"/>
-                <w:iCs/>
-                <w:color w:val="000000"/>
-                <w:sz w:val="24"/>
-                <w:szCs w:val="24"/>
-              </w:rPr>
-            </w:pPr>
             <w:r>
               <w:rPr>
                 <w:rFonts w:ascii="仿宋" w:hAnsi="仿宋" w:eastAsia="仿宋"/>
                 <w:sz w:val="24"/>
               </w:rPr>
-              <w:t xml:space="preserve">□ </w:t>
-            </w:r>
-            <w:r>
-              <w:rPr>
-                <w:rFonts w:hint="eastAsia" w:ascii="仿宋" w:hAnsi="仿宋" w:eastAsia="仿宋" w:cs="Calibri"/>
-                <w:color w:val="000000"/>
-                <w:sz w:val="24"/>
-                <w:szCs w:val="24"/>
-              </w:rPr>
-              <w:t>低風險</w:t>
-            </w:r>
-            <w:r>
-              <w:rPr>
-                <w:rFonts w:ascii="仿宋" w:hAnsi="仿宋" w:eastAsia="仿宋" w:cs="Calibri"/>
-                <w:color w:val="000000"/>
-                <w:sz w:val="24"/>
-                <w:szCs w:val="24"/>
-              </w:rPr>
-              <w:t xml:space="preserve"> / </w:t>
-            </w:r>
-            <w:r>
-              <w:rPr>
-                <w:rFonts w:ascii="仿宋" w:hAnsi="仿宋" w:eastAsia="仿宋"/>
-                <w:sz w:val="24"/>
-              </w:rPr>
-              <w:t xml:space="preserve">□ </w:t>
-            </w:r>
-            <w:r>
-              <w:rPr>
-                <w:rFonts w:hint="eastAsia" w:ascii="仿宋" w:hAnsi="仿宋" w:eastAsia="仿宋" w:cs="Calibri"/>
-                <w:color w:val="000000"/>
-                <w:sz w:val="24"/>
-                <w:szCs w:val="24"/>
-              </w:rPr>
-              <w:t>中低風險</w:t>
-            </w:r>
-            <w:r>
-              <w:rPr>
-                <w:rFonts w:ascii="仿宋" w:hAnsi="仿宋" w:eastAsia="仿宋" w:cs="Calibri"/>
-                <w:color w:val="000000"/>
-                <w:sz w:val="24"/>
-                <w:szCs w:val="24"/>
-              </w:rPr>
-              <w:t xml:space="preserve">/ </w:t>
-            </w:r>
-            <w:r>
-              <w:rPr>
-                <w:rFonts w:ascii="仿宋" w:hAnsi="仿宋" w:eastAsia="仿宋"/>
-                <w:sz w:val="24"/>
-              </w:rPr>
-              <w:t xml:space="preserve">□ </w:t>
-            </w:r>
-            <w:r>
-              <w:rPr>
-                <w:rFonts w:hint="eastAsia" w:ascii="仿宋" w:hAnsi="仿宋" w:eastAsia="仿宋" w:cs="Calibri"/>
-                <w:color w:val="000000"/>
-                <w:sz w:val="24"/>
-                <w:szCs w:val="24"/>
-              </w:rPr>
-              <w:t>中風險</w:t>
-            </w:r>
-            <w:r>
-              <w:rPr>
-                <w:rFonts w:ascii="仿宋" w:hAnsi="仿宋" w:eastAsia="仿宋" w:cs="Calibri"/>
-                <w:color w:val="000000"/>
-                <w:sz w:val="24"/>
-                <w:szCs w:val="24"/>
-              </w:rPr>
-              <w:t xml:space="preserve">/ </w:t>
-            </w:r>
-            <w:r>
-              <w:rPr>
-                <w:rFonts w:ascii="仿宋" w:hAnsi="仿宋" w:eastAsia="仿宋"/>
-                <w:sz w:val="24"/>
-              </w:rPr>
-              <w:t xml:space="preserve">□ </w:t>
-            </w:r>
-            <w:r>
-              <w:rPr>
-                <w:rFonts w:hint="eastAsia" w:ascii="仿宋" w:hAnsi="仿宋" w:eastAsia="仿宋" w:cs="Calibri"/>
-                <w:color w:val="000000"/>
-                <w:sz w:val="24"/>
-                <w:szCs w:val="24"/>
-              </w:rPr>
-              <w:t>中高風險</w:t>
-            </w:r>
-            <w:r>
-              <w:rPr>
-                <w:rFonts w:ascii="仿宋" w:hAnsi="仿宋" w:eastAsia="仿宋" w:cs="Calibri"/>
-                <w:color w:val="000000"/>
-                <w:sz w:val="24"/>
-                <w:szCs w:val="24"/>
-              </w:rPr>
-              <w:t xml:space="preserve">/ </w:t>
-            </w:r>
-            <w:r>
-              <w:rPr>
-                <w:rFonts w:ascii="仿宋" w:hAnsi="仿宋" w:eastAsia="仿宋"/>
-                <w:sz w:val="24"/>
-              </w:rPr>
-              <w:t xml:space="preserve">□ </w:t>
-            </w:r>
-            <w:r>
-              <w:rPr>
-                <w:rFonts w:hint="eastAsia" w:ascii="仿宋" w:hAnsi="仿宋" w:eastAsia="仿宋" w:cs="Calibri"/>
-                <w:color w:val="000000"/>
-                <w:sz w:val="24"/>
-                <w:szCs w:val="24"/>
-              </w:rPr>
-              <w:t>高風險</w:t>
+              <w:t>资料未载明</w:t>
             </w:r>
           </w:p>
         </w:tc>
@@ -1054,16 +788,9 @@
             <w:vAlign w:val="top"/>
           </w:tcPr>
           <w:p>
-            <w:pPr>
-              <w:spacing w:after="0" w:line="330" w:lineRule="atLeast"/>
-              <w:rPr>
-                <w:rFonts w:ascii="仿宋" w:hAnsi="仿宋" w:eastAsia="仿宋" w:cs="Calibri"/>
-                <w:color w:val="000000"/>
-                <w:sz w:val="24"/>
-                <w:szCs w:val="24"/>
-                <w:lang w:eastAsia="zh-CN"/>
-              </w:rPr>
-            </w:pPr>
+            <w:r>
+              <w:t>资料未载明</w:t>
+            </w:r>
           </w:p>
         </w:tc>
       </w:tr>
@@ -1219,7 +946,16 @@
           </w:tcPr>
           <w:p>
             <w:r>
-              <w:t>大成国际资产管理有限公司</w:t>
+              <w:rPr>
+                <w:rFonts w:hint="eastAsia" w:ascii="仿宋" w:hAnsi="仿宋" w:eastAsia="仿宋" w:cs="PMingLiU"/>
+                <w:b/>
+                <w:bCs/>
+                <w:color w:val="000000"/>
+                <w:sz w:val="24"/>
+                <w:szCs w:val="24"/>
+                <w:u w:val="single"/>
+              </w:rPr>
+              <w:t>资料未载明</w:t>
             </w:r>
           </w:p>
         </w:tc>
@@ -1296,7 +1032,7 @@
           </w:tcPr>
           <w:p>
             <w:r>
-              <w:t>本基金经理人為大成國際資產管理有限公司，於香港註冊成立，獲證監會發牌從事第1類、第4類及第9類受規管活動（中央編號ATE045）。公司為中國深圳大成基金管理有限公司的全資附屬公司。其管理團隊具備豐富的金融與行政管理經驗，成員包括擁有哈佛大學及劍橋大學等國際學歷背景的資深業界人士。</w:t>
+              <w:t>资料未载明</w:t>
             </w:r>
           </w:p>
         </w:tc>
@@ -1373,7 +1109,7 @@
           </w:tcPr>
           <w:p>
             <w:r>
-              <w:t>大成國際資產管理有限公司</w:t>
+              <w:t>资料未载明</w:t>
             </w:r>
           </w:p>
         </w:tc>
@@ -1450,7 +1186,7 @@
           </w:tcPr>
           <w:p>
             <w:r>
-              <w:t>发行人大成国际资产管理有限公司在香港注册成立，获证监会发牌从事第1类、第4类及第9类受规管活动，为中国深圳大成基金管理有限公司的全资附属公司。资料未载明其具体成立年限及市场声誉评价。</w:t>
+              <w:t>资料未载明</w:t>
             </w:r>
           </w:p>
         </w:tc>
@@ -1529,17 +1265,9 @@
             <w:vAlign w:val="top"/>
           </w:tcPr>
           <w:p>
-            <w:pPr>
-              <w:spacing w:after="0" w:line="330" w:lineRule="atLeast"/>
-              <w:rPr>
-                <w:rFonts w:ascii="仿宋" w:hAnsi="仿宋" w:eastAsia="仿宋" w:cs="PMingLiU"/>
-                <w:b/>
-                <w:color w:val="000000"/>
-                <w:sz w:val="24"/>
-                <w:szCs w:val="24"/>
-                <w:lang w:eastAsia="zh-CN"/>
-              </w:rPr>
-            </w:pPr>
+            <w:r>
+              <w:t>資料未載明</w:t>
+            </w:r>
           </w:p>
         </w:tc>
       </w:tr>
@@ -1614,15 +1342,9 @@
             <w:vAlign w:val="top"/>
           </w:tcPr>
           <w:p>
-            <w:pPr>
-              <w:spacing w:after="0" w:line="330" w:lineRule="atLeast"/>
-              <w:rPr>
-                <w:rFonts w:ascii="仿宋" w:hAnsi="仿宋" w:eastAsia="仿宋" w:cs="PMingLiU"/>
-                <w:color w:val="000000"/>
-                <w:sz w:val="24"/>
-                <w:szCs w:val="24"/>
-              </w:rPr>
-            </w:pPr>
+            <w:r>
+              <w:t>资料未载明</w:t>
+            </w:r>
           </w:p>
         </w:tc>
       </w:tr>
@@ -1858,7 +1580,17 @@
           </w:tcPr>
           <w:p>
             <w:r>
-              <w:t>大成貨幣市場基金為大成投資信託基金旗下的子基金，根據香港法律成立，獲證監會認可。基金由大成國際資產管理有限公司擔任經理人，中銀國際英國保誠信託有限公司擔任受託人，基準貨幣為美元。基金尋求達致與人民幣、港元及美元貨幣市場利率組合相符的美元回報，主要考慮資本安全性及流動性，透過投資於短期存款及優質貨幣市場工具實現目標。</w:t>
+              <w:rPr>
+                <w:rFonts w:hint="eastAsia" w:ascii="仿宋" w:hAnsi="仿宋" w:eastAsia="仿宋" w:cs="PMingLiU"/>
+                <w:b/>
+                <w:bCs/>
+                <w:iCs/>
+                <w:color w:val="000000"/>
+                <w:sz w:val="24"/>
+                <w:szCs w:val="24"/>
+                <w:u w:val="single"/>
+              </w:rPr>
+              <w:t>资料未载明</w:t>
             </w:r>
           </w:p>
         </w:tc>
@@ -1930,7 +1662,7 @@
           </w:tcPr>
           <w:p>
             <w:r>
-              <w:t>本基金旨在达致与人民币、港元及美元货币市场利率组合相符的美元回报，主要考虑资本安全性及流动性。投资策略为主要投资（不少于资产净值70%）于政府、半政府、国际机构及金融机构发行的短期存款及优质货币市场工具。</w:t>
+              <w:t>资料未载明该基金的具体投资目标和投资策略。</w:t>
             </w:r>
           </w:p>
         </w:tc>
@@ -2012,7 +1744,7 @@
           </w:tcPr>
           <w:p>
             <w:r>
-              <w:t>本基金主要投资于政府、半政府、国际机构及金融机构发行的人民币、港元及美元短期存款与优质货币市场工具，比例不低于资产净值的70%，亦可投资商业票据、存款证、债务证券及回购交易。目前金融衍生工具仅作对冲用途，无意投资结构性产品或证券化证券。</w:t>
+              <w:t>资料未载明。</w:t>
             </w:r>
           </w:p>
         </w:tc>
@@ -2083,7 +1815,7 @@
           </w:tcPr>
           <w:p>
             <w:r>
-              <w:t>基金资产主要投资于短期存款及优质货币市场工具，比例不低于资产净值的70%。在资产类别分布上，据资料显示，银行存款（1个月以下及1-3个月）合计占比46.56%，存款证占比20.08%，现金及现金等价物占比33.29%，投资级美元债券占比0.07%。在地区分布上，除投资于新兴市场的资产不超过资产净值的30%外，债务证券或存款的发行国家并无特定区域分配，投资范围涵盖香港、中国、日本、韩国、澳洲、加拿大、欧盟及美国。</w:t>
+              <w:t>資料未載明。由於參考資料中無有效內容，無法提供基金資產在不同類別及地理區域的比例分布資訊。</w:t>
             </w:r>
           </w:p>
         </w:tc>
@@ -2153,15 +1885,9 @@
             <w:vAlign w:val="top"/>
           </w:tcPr>
           <w:p>
-            <w:pPr>
-              <w:spacing w:after="0" w:line="330" w:lineRule="atLeast"/>
-              <w:rPr>
-                <w:rFonts w:ascii="仿宋" w:hAnsi="仿宋" w:eastAsia="仿宋" w:cs="PMingLiU"/>
-                <w:color w:val="000000"/>
-                <w:sz w:val="24"/>
-                <w:szCs w:val="24"/>
-              </w:rPr>
-            </w:pPr>
+            <w:r>
+              <w:t>交易貨幣：港元、美元、人民幣；當前總規模：資料未載明</w:t>
+            </w:r>
           </w:p>
         </w:tc>
       </w:tr>
@@ -2259,16 +1985,9 @@
             <w:vAlign w:val="top"/>
           </w:tcPr>
           <w:p>
-            <w:pPr>
-              <w:spacing w:after="0" w:line="330" w:lineRule="atLeast"/>
-              <w:rPr>
-                <w:rFonts w:ascii="仿宋" w:hAnsi="仿宋" w:eastAsia="宋体" w:cs="PMingLiU"/>
-                <w:color w:val="000000"/>
-                <w:sz w:val="24"/>
-                <w:szCs w:val="24"/>
-                <w:lang w:eastAsia="zh-CN"/>
-              </w:rPr>
-            </w:pPr>
+            <w:r>
+              <w:t>資料未載明</w:t>
+            </w:r>
           </w:p>
         </w:tc>
       </w:tr>
@@ -2338,15 +2057,9 @@
             <w:vAlign w:val="top"/>
           </w:tcPr>
           <w:p>
-            <w:pPr>
-              <w:spacing w:after="0" w:line="330" w:lineRule="atLeast"/>
-              <w:rPr>
-                <w:rFonts w:ascii="仿宋" w:hAnsi="仿宋" w:eastAsia="仿宋" w:cs="PMingLiU"/>
-                <w:color w:val="000000"/>
-                <w:sz w:val="24"/>
-                <w:szCs w:val="24"/>
-              </w:rPr>
-            </w:pPr>
+            <w:r>
+              <w:t>資料未載明。本基金之派息政策（包括派息頻率、來源及再投資選項等）未於參考資料中披露。</w:t>
+            </w:r>
           </w:p>
         </w:tc>
       </w:tr>
@@ -2416,16 +2129,9 @@
             <w:vAlign w:val="top"/>
           </w:tcPr>
           <w:p>
-            <w:pPr>
-              <w:spacing w:after="0" w:line="330" w:lineRule="atLeast"/>
-              <w:rPr>
-                <w:rFonts w:ascii="仿宋" w:hAnsi="仿宋" w:eastAsia="仿宋" w:cs="PMingLiU"/>
-                <w:color w:val="000000"/>
-                <w:sz w:val="24"/>
-                <w:szCs w:val="24"/>
-                <w:lang w:eastAsia="zh-CN"/>
-              </w:rPr>
-            </w:pPr>
+            <w:r>
+              <w:t>12月31日</w:t>
+            </w:r>
           </w:p>
         </w:tc>
       </w:tr>
@@ -2498,16 +2204,9 @@
             <w:vAlign w:val="top"/>
           </w:tcPr>
           <w:p>
-            <w:pPr>
-              <w:spacing w:after="0" w:line="330" w:lineRule="atLeast"/>
-              <w:rPr>
-                <w:rFonts w:ascii="仿宋" w:hAnsi="仿宋" w:eastAsia="仿宋" w:cs="PMingLiU"/>
-                <w:color w:val="000000"/>
-                <w:sz w:val="24"/>
-                <w:szCs w:val="24"/>
-                <w:lang w:eastAsia="zh-CN"/>
-              </w:rPr>
-            </w:pPr>
+            <w:r>
+              <w:t>资料未载明</w:t>
+            </w:r>
           </w:p>
         </w:tc>
       </w:tr>
@@ -2577,16 +2276,9 @@
             <w:vAlign w:val="top"/>
           </w:tcPr>
           <w:p>
-            <w:pPr>
-              <w:spacing w:after="0" w:line="330" w:lineRule="atLeast"/>
-              <w:rPr>
-                <w:rFonts w:ascii="仿宋" w:hAnsi="仿宋" w:eastAsia="仿宋" w:cs="PMingLiU"/>
-                <w:color w:val="000000"/>
-                <w:sz w:val="24"/>
-                <w:szCs w:val="24"/>
-                <w:lang w:eastAsia="zh-CN"/>
-              </w:rPr>
-            </w:pPr>
+            <w:r>
+              <w:t>资料未载明</w:t>
+            </w:r>
           </w:p>
         </w:tc>
       </w:tr>
@@ -2655,25 +2347,15 @@
             <w:vAlign w:val="top"/>
           </w:tcPr>
           <w:p>
-            <w:pPr>
-              <w:spacing w:after="0" w:line="330" w:lineRule="atLeast"/>
-              <w:rPr>
-                <w:rFonts w:hint="default" w:ascii="仿宋" w:hAnsi="仿宋" w:eastAsia="仿宋" w:cs="Arial"/>
+            <w:r>
+              <w:rPr>
+                <w:rFonts w:hint="eastAsia" w:ascii="仿宋" w:hAnsi="仿宋" w:eastAsia="仿宋" w:cs="Arial"/>
                 <w:b/>
                 <w:sz w:val="24"/>
                 <w:szCs w:val="24"/>
                 <w:lang w:val="en-US" w:eastAsia="zh-CN"/>
               </w:rPr>
-            </w:pPr>
-            <w:r>
-              <w:rPr>
-                <w:rFonts w:hint="eastAsia" w:ascii="仿宋" w:hAnsi="仿宋" w:eastAsia="仿宋" w:cs="Arial"/>
-                <w:b/>
-                <w:sz w:val="24"/>
-                <w:szCs w:val="24"/>
-                <w:lang w:val="en-US" w:eastAsia="zh-CN"/>
-              </w:rPr>
-              <w:t>详见PPM</w:t>
+              <w:t>資料未載明</w:t>
             </w:r>
           </w:p>
         </w:tc>
@@ -2753,14 +2435,6 @@
             <w:vAlign w:val="top"/>
           </w:tcPr>
           <w:p>
-            <w:pPr>
-              <w:spacing w:after="0" w:line="330" w:lineRule="atLeast"/>
-              <w:rPr>
-                <w:rFonts w:ascii="仿宋" w:hAnsi="仿宋" w:eastAsia="仿宋" w:cs="Arial"/>
-                <w:sz w:val="24"/>
-                <w:szCs w:val="24"/>
-              </w:rPr>
-            </w:pPr>
             <w:r>
               <w:rPr>
                 <w:rFonts w:hint="eastAsia" w:ascii="仿宋" w:hAnsi="仿宋" w:eastAsia="仿宋" w:cs="Arial"/>
@@ -2769,7 +2443,7 @@
                 <w:szCs w:val="24"/>
                 <w:lang w:val="en-US" w:eastAsia="zh-CN"/>
               </w:rPr>
-              <w:t>详见PPM</w:t>
+              <w:t>是</w:t>
             </w:r>
           </w:p>
         </w:tc>
@@ -2849,127 +2523,13 @@
             <w:vAlign w:val="top"/>
           </w:tcPr>
           <w:p>
-            <w:pPr>
-              <w:spacing w:after="0" w:line="330" w:lineRule="atLeast"/>
-              <w:rPr>
-                <w:rFonts w:ascii="仿宋" w:hAnsi="仿宋" w:eastAsia="仿宋" w:cs="Arial"/>
-                <w:b/>
-                <w:sz w:val="24"/>
-                <w:szCs w:val="24"/>
-              </w:rPr>
-            </w:pPr>
-            <w:r>
-              <w:rPr>
-                <w:rFonts w:hint="eastAsia" w:ascii="仿宋" w:hAnsi="仿宋" w:eastAsia="仿宋" w:cs="Arial"/>
-                <w:sz w:val="24"/>
-                <w:szCs w:val="24"/>
-              </w:rPr>
-              <mc:AlternateContent>
-                <mc:Choice Requires="wps">
-                  <w:drawing>
-                    <wp:anchor distT="0" distB="0" distL="114300" distR="114300" simplePos="0" relativeHeight="251659264" behindDoc="0" locked="0" layoutInCell="1" allowOverlap="1">
-                      <wp:simplePos x="0" y="0"/>
-                      <wp:positionH relativeFrom="column">
-                        <wp:posOffset>3348990</wp:posOffset>
-                      </wp:positionH>
-                      <wp:positionV relativeFrom="paragraph">
-                        <wp:posOffset>9497695</wp:posOffset>
-                      </wp:positionV>
-                      <wp:extent cx="114300" cy="114300"/>
-                      <wp:effectExtent l="8255" t="6350" r="10795" b="12700"/>
-                      <wp:wrapNone/>
-                      <wp:docPr id="2" name="Rectangle 2"/>
-                      <wp:cNvGraphicFramePr/>
-                      <a:graphic xmlns:a="http://schemas.openxmlformats.org/drawingml/2006/main">
-                        <a:graphicData uri="http://schemas.microsoft.com/office/word/2010/wordprocessingShape">
-                          <wps:wsp>
-                            <wps:cNvSpPr>
-                              <a:spLocks noChangeArrowheads="1"/>
-                            </wps:cNvSpPr>
-                            <wps:spPr bwMode="auto">
-                              <a:xfrm>
-                                <a:off x="0" y="0"/>
-                                <a:ext cx="114300" cy="114300"/>
-                              </a:xfrm>
-                              <a:prstGeom prst="rect">
-                                <a:avLst/>
-                              </a:prstGeom>
-                              <a:solidFill>
-                                <a:srgbClr val="FFFFFF"/>
-                              </a:solidFill>
-                              <a:ln w="9525">
-                                <a:solidFill>
-                                  <a:srgbClr val="000000"/>
-                                </a:solidFill>
-                                <a:miter lim="800000"/>
-                              </a:ln>
-                            </wps:spPr>
-                            <wps:bodyPr rot="0" vert="horz" wrap="square" lIns="91440" tIns="45720" rIns="91440" bIns="45720" anchor="t" anchorCtr="0" upright="1">
-                              <a:noAutofit/>
-                            </wps:bodyPr>
-                          </wps:wsp>
-                        </a:graphicData>
-                      </a:graphic>
-                    </wp:anchor>
-                  </w:drawing>
-                </mc:Choice>
-                <mc:Fallback>
-                  <w:pict>
-                    <v:rect id="Rectangle 2" o:spid="_x0000_s1026" o:spt="1" style="position:absolute;left:0pt;margin-left:263.7pt;margin-top:747.85pt;height:9pt;width:9pt;z-index:251659264;mso-width-relative:page;mso-height-relative:page;" fillcolor="#FFFFFF" filled="t" stroked="t" coordsize="21600,21600" o:gfxdata="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">
-                      <v:fill on="t" focussize="0,0"/>
-                      <v:stroke color="#000000" miterlimit="8" joinstyle="miter"/>
-                      <v:imagedata o:title=""/>
-                      <o:lock v:ext="edit" aspectratio="f"/>
-                    </v:rect>
-                  </w:pict>
-                </mc:Fallback>
-              </mc:AlternateContent>
-            </w:r>
-            <w:r>
-              <w:rPr>
-                <w:rFonts w:hint="eastAsia" w:ascii="仿宋" w:hAnsi="仿宋" w:eastAsia="仿宋" w:cs="Arial"/>
-                <w:sz w:val="24"/>
-                <w:szCs w:val="24"/>
-              </w:rPr>
-              <w:t xml:space="preserve">   </w:t>
-            </w:r>
             <w:r>
               <w:rPr>
                 <w:rFonts w:hint="eastAsia" w:ascii="仿宋" w:hAnsi="仿宋" w:eastAsia="仿宋"/>
                 <w:sz w:val="24"/>
                 <w:lang w:eastAsia="zh-CN"/>
               </w:rPr>
-              <w:t>☑</w:t>
-            </w:r>
-            <w:r>
-              <w:rPr>
-                <w:rFonts w:ascii="仿宋" w:hAnsi="仿宋" w:eastAsia="仿宋"/>
-                <w:sz w:val="24"/>
-              </w:rPr>
-              <w:t xml:space="preserve"> </w:t>
-            </w:r>
-            <w:r>
-              <w:rPr>
-                <w:rFonts w:hint="eastAsia" w:ascii="仿宋" w:hAnsi="仿宋" w:eastAsia="仿宋" w:cs="Arial"/>
-                <w:sz w:val="24"/>
-                <w:szCs w:val="24"/>
-              </w:rPr>
-              <w:t xml:space="preserve">認可    </w:t>
-            </w:r>
-            <w:r>
-              <w:rPr>
-                <w:rFonts w:ascii="仿宋" w:hAnsi="仿宋" w:eastAsia="仿宋"/>
-                <w:sz w:val="24"/>
-              </w:rPr>
-              <w:t xml:space="preserve">□ </w:t>
-            </w:r>
-            <w:r>
-              <w:rPr>
-                <w:rFonts w:hint="eastAsia" w:ascii="仿宋" w:hAnsi="仿宋" w:eastAsia="仿宋" w:cs="Arial"/>
-                <w:sz w:val="24"/>
-                <w:szCs w:val="24"/>
-              </w:rPr>
-              <w:t>非認可</w:t>
+              <w:t>投資者可於每個交易日申購或贖回基金份額，但贖回受每日上限限制：子基金整體贖回限於該交易日已發行單位總數的10%；A類、B類及P類單位的單一投資者每日贖</w:t>
             </w:r>
           </w:p>
         </w:tc>
@@ -3039,16 +2599,9 @@
             <w:vAlign w:val="top"/>
           </w:tcPr>
           <w:p>
-            <w:pPr>
-              <w:spacing w:after="0" w:line="330" w:lineRule="atLeast"/>
-              <w:rPr>
-                <w:rFonts w:ascii="仿宋" w:hAnsi="仿宋" w:eastAsia="仿宋" w:cs="Arial"/>
-                <w:b/>
-                <w:sz w:val="24"/>
-                <w:szCs w:val="24"/>
-                <w:lang w:eastAsia="zh-CN"/>
-              </w:rPr>
-            </w:pPr>
+            <w:r>
+              <w:t>资料未载明</w:t>
+            </w:r>
           </w:p>
         </w:tc>
       </w:tr>
@@ -3117,15 +2670,9 @@
             <w:vAlign w:val="top"/>
           </w:tcPr>
           <w:p>
-            <w:pPr>
-              <w:spacing w:after="0" w:line="330" w:lineRule="atLeast"/>
-              <w:rPr>
-                <w:rFonts w:ascii="仿宋" w:hAnsi="仿宋" w:eastAsia="仿宋" w:cs="Arial"/>
-                <w:b/>
-                <w:sz w:val="24"/>
-                <w:szCs w:val="24"/>
-              </w:rPr>
-            </w:pPr>
+            <w:r>
+              <w:t>资料未载明</w:t>
+            </w:r>
           </w:p>
         </w:tc>
       </w:tr>
@@ -3198,16 +2745,9 @@
             <w:vAlign w:val="top"/>
           </w:tcPr>
           <w:p>
-            <w:pPr>
-              <w:spacing w:after="0" w:line="330" w:lineRule="atLeast"/>
-              <w:rPr>
-                <w:rFonts w:ascii="仿宋" w:hAnsi="仿宋" w:eastAsia="仿宋" w:cs="Arial"/>
-                <w:strike/>
-                <w:sz w:val="24"/>
-                <w:szCs w:val="24"/>
-                <w:lang w:eastAsia="zh-CN"/>
-              </w:rPr>
-            </w:pPr>
+            <w:r>
+              <w:t>视单位类别而定：A类、B类为1,000港元或等值人民币；I类、M类为10,000港元或等值人民币；P类为1港元或等值人民币</w:t>
+            </w:r>
           </w:p>
         </w:tc>
       </w:tr>
@@ -3276,15 +2816,9 @@
             <w:vAlign w:val="top"/>
           </w:tcPr>
           <w:p>
-            <w:pPr>
-              <w:spacing w:after="0" w:line="330" w:lineRule="atLeast"/>
-              <w:rPr>
-                <w:rFonts w:ascii="仿宋" w:hAnsi="仿宋" w:eastAsia="仿宋" w:cs="Arial"/>
-                <w:b/>
-                <w:sz w:val="24"/>
-                <w:szCs w:val="24"/>
-              </w:rPr>
-            </w:pPr>
+            <w:r>
+              <w:t>資料未載明</w:t>
+            </w:r>
           </w:p>
         </w:tc>
       </w:tr>
@@ -3741,7 +3275,7 @@
           </w:tcPr>
           <w:p>
             <w:r>
-              <w:t>A类及B类单位最高为认购价3%，I类、P类及M类单位无认购费。</w:t>
+              <w:t>A類及B類單位：最高3%；I類、P類及M類單位：不收取。</w:t>
             </w:r>
           </w:p>
         </w:tc>
@@ -3752,7 +3286,7 @@
           </w:tcPr>
           <w:p>
             <w:r>
-              <w:t>A類、B類、P類及M類單位無贖回費；I類單位在若干情況下最高為贖回價的2%。</w:t>
+              <w:t>最高為相關單位贖回價2%。I類單位超過贖回水平（人民幣/港元5,000,000或美元600,000）部分適用；A類、B類、P類及M類單位目前不收取。經</w:t>
             </w:r>
           </w:p>
         </w:tc>
@@ -3763,7 +3297,7 @@
           </w:tcPr>
           <w:p>
             <w:r>
-              <w:t>託管人費用最高每年佔資產淨值的0.018%。</w:t>
+              <w:t>最高每年佔資產淨值的0.075%，每月最低費用為4,000美元。</w:t>
             </w:r>
           </w:p>
         </w:tc>
@@ -3774,7 +3308,7 @@
           </w:tcPr>
           <w:p>
             <w:r>
-              <w:t>A类单位0.1%，B类单位0.3%，I类单位0.05%，P类单位0.6%，M类单位无。</w:t>
+              <w:t>A類單位：0.05%；P類單位：0.6%；M類單位：無。</w:t>
             </w:r>
           </w:p>
         </w:tc>
@@ -3785,7 +3319,7 @@
           </w:tcPr>
           <w:p>
             <w:r>
-              <w:t>經理人不會就子基金收取表現費用。</w:t>
+              <w:t>不適用</w:t>
             </w:r>
           </w:p>
         </w:tc>
@@ -3796,7 +3330,7 @@
           </w:tcPr>
           <w:p>
             <w:r>
-              <w:t>轉換費最高為贖回價的2%，目前無打算收取。</w:t>
+              <w:t>經理人有權收取最高為被轉換現有類別每單位贖回價2%的轉換費。P類單位：0.6%，M類單位：無。</w:t>
             </w:r>
           </w:p>
         </w:tc>
@@ -3807,7 +3341,7 @@
           </w:tcPr>
           <w:p>
             <w:r>
-              <w:t>資料未載明分銷費用，認購費最高為認購價的3%。</w:t>
+              <w:t>經理人可就認可分銷商轉介業務支付部分認購費，具體比例未載明；未提及其他分銷費。</w:t>
             </w:r>
           </w:p>
         </w:tc>
@@ -3818,7 +3352,7 @@
           </w:tcPr>
           <w:p>
             <w:r>
-              <w:t>子基金不支付推廣費用，行政開支詳見「其他費用」。</w:t>
+              <w:t>資料未載明行政費具體比例或金額，僅列明受託人費、託管費等項目。</w:t>
             </w:r>
           </w:p>
         </w:tc>
@@ -3960,8 +3494,86 @@
             <w:vAlign w:val="top"/>
           </w:tcPr>
           <w:p>
-            <w:r>
-              <w:t>根据参考资料，该产品涉及金融衍生工具及场外交易，且存在估值风险及非挂牌投资，判断该产品属于复杂产品。</w:t>
+            <w:pPr>
+              <w:spacing w:after="0" w:line="330" w:lineRule="atLeast"/>
+              <w:rPr>
+                <w:rFonts w:ascii="仿宋" w:hAnsi="仿宋" w:eastAsia="仿宋" w:cs="Arial"/>
+                <w:b/>
+                <w:bCs w:val="0"/>
+                <w:sz w:val="24"/>
+                <w:szCs w:val="24"/>
+              </w:rPr>
+            </w:pPr>
+            <w:r>
+              <w:rPr>
+                <w:rFonts w:ascii="仿宋" w:hAnsi="仿宋" w:eastAsia="仿宋"/>
+                <w:sz w:val="24"/>
+              </w:rPr>
+              <w:t xml:space="preserve">□ </w:t>
+            </w:r>
+            <w:r>
+              <w:rPr>
+                <w:rFonts w:hint="eastAsia" w:ascii="仿宋" w:hAnsi="仿宋" w:eastAsia="仿宋" w:cs="Arial"/>
+                <w:b/>
+                <w:bCs/>
+                <w:sz w:val="24"/>
+                <w:szCs w:val="24"/>
+              </w:rPr>
+              <w:t xml:space="preserve">非複雜產品 </w:t>
+            </w:r>
+            <w:r>
+              <w:rPr>
+                <w:rFonts w:ascii="仿宋" w:hAnsi="仿宋" w:eastAsia="仿宋"/>
+                <w:sz w:val="24"/>
+              </w:rPr>
+              <w:t xml:space="preserve">□ </w:t>
+            </w:r>
+            <w:r>
+              <w:rPr>
+                <w:rFonts w:hint="eastAsia" w:ascii="仿宋" w:hAnsi="仿宋" w:eastAsia="仿宋" w:cs="Arial"/>
+                <w:b/>
+                <w:bCs/>
+                <w:sz w:val="24"/>
+                <w:szCs w:val="24"/>
+              </w:rPr>
+              <w:t xml:space="preserve">複雜產品 </w:t>
+            </w:r>
+            <w:r>
+              <w:rPr>
+                <w:rFonts w:ascii="仿宋" w:hAnsi="仿宋" w:eastAsia="仿宋"/>
+                <w:sz w:val="24"/>
+              </w:rPr>
+              <w:t xml:space="preserve">□ </w:t>
+            </w:r>
+            <w:r>
+              <w:rPr>
+                <w:rFonts w:hint="eastAsia" w:ascii="仿宋" w:hAnsi="仿宋" w:eastAsia="仿宋" w:cs="Arial"/>
+                <w:b/>
+                <w:bCs/>
+                <w:sz w:val="24"/>
+                <w:szCs w:val="24"/>
+              </w:rPr>
+              <w:t>複雜產品</w:t>
+            </w:r>
+            <w:r>
+              <w:rPr>
+                <w:rFonts w:ascii="仿宋" w:hAnsi="仿宋" w:eastAsia="仿宋" w:cs="Arial"/>
+                <w:b/>
+                <w:bCs/>
+                <w:sz w:val="24"/>
+                <w:szCs w:val="24"/>
+              </w:rPr>
+              <w:t xml:space="preserve"> (</w:t>
+            </w:r>
+            <w:r>
+              <w:rPr>
+                <w:rFonts w:hint="eastAsia" w:ascii="仿宋" w:hAnsi="仿宋" w:eastAsia="仿宋" w:cs="Arial"/>
+                <w:b/>
+                <w:bCs/>
+                <w:sz w:val="24"/>
+                <w:szCs w:val="24"/>
+              </w:rPr>
+              <w:t>在交易所買賣的衍生產品)</w:t>
             </w:r>
           </w:p>
         </w:tc>
@@ -5303,6 +4915,9 @@
           <w:szCs w:val="24"/>
         </w:rPr>
       </w:pPr>
+      <w:r>
+        <w:t>资料未载明。</w:t>
+      </w:r>
     </w:p>
     <w:p>
       <w:pPr>
@@ -5523,7 +5138,7 @@
           </w:tcPr>
           <w:p>
             <w:r>
-              <w:t>本基金属货币市场型，资料未载明具体风险评分。</w:t>
+              <w:t>资料未载明</w:t>
             </w:r>
           </w:p>
         </w:tc>
@@ -5635,7 +5250,7 @@
           </w:tcPr>
           <w:p>
             <w:r>
-              <w:t>资料未载明具体风险评分结果。</w:t>
+              <w:t>资料未载明</w:t>
             </w:r>
           </w:p>
         </w:tc>
@@ -5737,19 +5352,9 @@
             <w:vAlign w:val="top"/>
           </w:tcPr>
           <w:p>
-            <w:pPr>
-              <w:pStyle w:val="60"/>
-              <w:snapToGrid w:val="0"/>
-              <w:spacing w:before="0" w:after="0" w:line="240" w:lineRule="auto"/>
-              <w:ind w:left="0" w:leftChars="0"/>
-              <w:rPr>
-                <w:rFonts w:ascii="仿宋" w:hAnsi="仿宋" w:eastAsia="仿宋" w:cs="Times New Roman"/>
-                <w:b/>
-                <w:color w:val="000000"/>
-                <w:sz w:val="24"/>
-                <w:szCs w:val="24"/>
-              </w:rPr>
-            </w:pPr>
+            <w:r>
+              <w:t>资料未载明</w:t>
+            </w:r>
           </w:p>
         </w:tc>
         <w:tc>
@@ -5877,19 +5482,9 @@
             <w:vAlign w:val="top"/>
           </w:tcPr>
           <w:p>
-            <w:pPr>
-              <w:pStyle w:val="60"/>
-              <w:snapToGrid w:val="0"/>
-              <w:spacing w:before="0" w:after="0" w:line="240" w:lineRule="auto"/>
-              <w:ind w:left="0" w:leftChars="0"/>
-              <w:rPr>
-                <w:rFonts w:ascii="仿宋" w:hAnsi="仿宋" w:eastAsia="仿宋" w:cs="Times New Roman"/>
-                <w:b/>
-                <w:color w:val="000000"/>
-                <w:sz w:val="24"/>
-                <w:szCs w:val="24"/>
-              </w:rPr>
-            </w:pPr>
+            <w:r>
+              <w:t>资料未载明</w:t>
+            </w:r>
           </w:p>
         </w:tc>
         <w:tc>
@@ -6009,19 +5604,9 @@
             <w:vAlign w:val="top"/>
           </w:tcPr>
           <w:p>
-            <w:pPr>
-              <w:pStyle w:val="60"/>
-              <w:snapToGrid w:val="0"/>
-              <w:spacing w:before="0" w:after="0" w:line="240" w:lineRule="auto"/>
-              <w:ind w:left="0" w:leftChars="0"/>
-              <w:rPr>
-                <w:rFonts w:ascii="仿宋" w:hAnsi="仿宋" w:eastAsia="仿宋" w:cs="Times New Roman"/>
-                <w:b/>
-                <w:color w:val="000000"/>
-                <w:sz w:val="24"/>
-                <w:szCs w:val="24"/>
-              </w:rPr>
-            </w:pPr>
+            <w:r>
+              <w:t>資料未載明</w:t>
+            </w:r>
           </w:p>
         </w:tc>
         <w:tc>
@@ -6481,7 +6066,7 @@
           </w:tcPr>
           <w:p>
             <w:r>
-              <w:t>資料未載明風險評分。</w:t>
+              <w:t>资料未载明</w:t>
             </w:r>
           </w:p>
         </w:tc>
@@ -6588,7 +6173,7 @@
           </w:tcPr>
           <w:p>
             <w:r>
-              <w:t>資料未載明投資區域風險評分。</w:t>
+              <w:t>资料未载明</w:t>
             </w:r>
           </w:p>
         </w:tc>
@@ -6690,19 +6275,9 @@
             <w:vAlign w:val="top"/>
           </w:tcPr>
           <w:p>
-            <w:pPr>
-              <w:pStyle w:val="60"/>
-              <w:snapToGrid w:val="0"/>
-              <w:spacing w:before="0" w:after="0" w:line="240" w:lineRule="auto"/>
-              <w:ind w:left="0" w:leftChars="0"/>
-              <w:rPr>
-                <w:rFonts w:ascii="仿宋" w:hAnsi="仿宋" w:eastAsia="仿宋" w:cs="Times New Roman"/>
-                <w:b/>
-                <w:color w:val="000000"/>
-                <w:sz w:val="24"/>
-                <w:szCs w:val="24"/>
-              </w:rPr>
-            </w:pPr>
+            <w:r>
+              <w:t>资料未载明</w:t>
+            </w:r>
           </w:p>
         </w:tc>
         <w:tc>
@@ -6871,19 +6446,9 @@
             <w:vAlign w:val="top"/>
           </w:tcPr>
           <w:p>
-            <w:pPr>
-              <w:pStyle w:val="60"/>
-              <w:snapToGrid w:val="0"/>
-              <w:spacing w:before="0" w:after="0" w:line="240" w:lineRule="auto"/>
-              <w:ind w:left="0" w:leftChars="0"/>
-              <w:rPr>
-                <w:rFonts w:ascii="仿宋" w:hAnsi="仿宋" w:eastAsia="仿宋" w:cs="Times New Roman"/>
-                <w:b/>
-                <w:color w:val="000000"/>
-                <w:sz w:val="24"/>
-                <w:szCs w:val="24"/>
-              </w:rPr>
-            </w:pPr>
+            <w:r>
+              <w:t>资料未载明</w:t>
+            </w:r>
           </w:p>
         </w:tc>
         <w:tc>
@@ -7062,19 +6627,9 @@
             <w:vAlign w:val="top"/>
           </w:tcPr>
           <w:p>
-            <w:pPr>
-              <w:pStyle w:val="60"/>
-              <w:snapToGrid w:val="0"/>
-              <w:spacing w:before="0" w:after="0" w:line="240" w:lineRule="auto"/>
-              <w:ind w:left="0" w:leftChars="0"/>
-              <w:rPr>
-                <w:rFonts w:ascii="仿宋" w:hAnsi="仿宋" w:eastAsia="仿宋" w:cs="Times New Roman"/>
-                <w:b/>
-                <w:color w:val="000000"/>
-                <w:sz w:val="24"/>
-                <w:szCs w:val="24"/>
-              </w:rPr>
-            </w:pPr>
+            <w:r>
+              <w:t>资料未载明</w:t>
+            </w:r>
           </w:p>
         </w:tc>
         <w:tc>
@@ -7384,7 +6939,7 @@
           </w:tcPr>
           <w:p>
             <w:r>
-              <w:t>資料未載明投資槓桿水平及風險評分。</w:t>
+              <w:t>资料未载明</w:t>
             </w:r>
           </w:p>
         </w:tc>
@@ -7509,18 +7064,9 @@
             <w:vAlign w:val="top"/>
           </w:tcPr>
           <w:p>
-            <w:pPr>
-              <w:pStyle w:val="60"/>
-              <w:snapToGrid w:val="0"/>
-              <w:spacing w:before="0" w:after="0" w:line="240" w:lineRule="auto"/>
-              <w:ind w:left="0" w:leftChars="0"/>
-              <w:rPr>
-                <w:rFonts w:ascii="仿宋" w:hAnsi="仿宋" w:eastAsia="仿宋" w:cs="Times New Roman"/>
-                <w:color w:val="000000"/>
-                <w:sz w:val="24"/>
-                <w:szCs w:val="24"/>
-              </w:rPr>
-            </w:pPr>
+            <w:r>
+              <w:t>资料未载明</w:t>
+            </w:r>
           </w:p>
         </w:tc>
         <w:tc>
@@ -7634,19 +7180,9 @@
             <w:vAlign w:val="top"/>
           </w:tcPr>
           <w:p>
-            <w:pPr>
-              <w:pStyle w:val="60"/>
-              <w:snapToGrid w:val="0"/>
-              <w:spacing w:before="0" w:after="0" w:line="240" w:lineRule="auto"/>
-              <w:ind w:left="0" w:leftChars="0"/>
-              <w:rPr>
-                <w:rFonts w:ascii="仿宋" w:hAnsi="仿宋" w:eastAsia="仿宋" w:cs="Times New Roman"/>
-                <w:b/>
-                <w:color w:val="000000"/>
-                <w:sz w:val="24"/>
-                <w:szCs w:val="24"/>
-              </w:rPr>
-            </w:pPr>
+            <w:r>
+              <w:t>资料未载明</w:t>
+            </w:r>
           </w:p>
         </w:tc>
         <w:tc>
@@ -7756,19 +7292,9 @@
             <w:vAlign w:val="top"/>
           </w:tcPr>
           <w:p>
-            <w:pPr>
-              <w:pStyle w:val="60"/>
-              <w:snapToGrid w:val="0"/>
-              <w:spacing w:before="0" w:after="0" w:line="240" w:lineRule="auto"/>
-              <w:ind w:left="0" w:leftChars="0"/>
-              <w:rPr>
-                <w:rFonts w:ascii="仿宋" w:hAnsi="仿宋" w:eastAsia="仿宋" w:cs="Times New Roman"/>
-                <w:b/>
-                <w:color w:val="000000"/>
-                <w:sz w:val="24"/>
-                <w:szCs w:val="24"/>
-              </w:rPr>
-            </w:pPr>
+            <w:r>
+              <w:t>资料未载明</w:t>
+            </w:r>
           </w:p>
         </w:tc>
         <w:tc>
@@ -7878,19 +7404,9 @@
             <w:vAlign w:val="top"/>
           </w:tcPr>
           <w:p>
-            <w:pPr>
-              <w:pStyle w:val="60"/>
-              <w:snapToGrid w:val="0"/>
-              <w:spacing w:before="0" w:after="0" w:line="240" w:lineRule="auto"/>
-              <w:ind w:left="0" w:leftChars="0"/>
-              <w:rPr>
-                <w:rFonts w:ascii="仿宋" w:hAnsi="仿宋" w:eastAsia="仿宋" w:cs="Times New Roman"/>
-                <w:b/>
-                <w:color w:val="000000"/>
-                <w:sz w:val="24"/>
-                <w:szCs w:val="24"/>
-              </w:rPr>
-            </w:pPr>
+            <w:r>
+              <w:t>资料未载明</w:t>
+            </w:r>
           </w:p>
         </w:tc>
         <w:tc>
@@ -8204,7 +7720,7 @@
           </w:tcPr>
           <w:p>
             <w:r>
-              <w:t>仅投资投资级债券，风险较低。</w:t>
+              <w:t>□ 0</w:t>
             </w:r>
           </w:p>
         </w:tc>
@@ -8312,7 +7828,7 @@
           </w:tcPr>
           <w:p>
             <w:r>
-              <w:t>资料未载明具体风险评分。</w:t>
+              <w:t>□ 0</w:t>
             </w:r>
           </w:p>
         </w:tc>
@@ -8426,19 +7942,9 @@
             <w:vAlign w:val="top"/>
           </w:tcPr>
           <w:p>
-            <w:pPr>
-              <w:pStyle w:val="60"/>
-              <w:snapToGrid w:val="0"/>
-              <w:spacing w:before="0" w:after="0" w:line="240" w:lineRule="auto"/>
-              <w:ind w:left="0" w:leftChars="0"/>
-              <w:rPr>
-                <w:rFonts w:ascii="仿宋" w:hAnsi="仿宋" w:eastAsia="仿宋" w:cs="Times New Roman"/>
-                <w:b/>
-                <w:color w:val="000000"/>
-                <w:sz w:val="24"/>
-                <w:szCs w:val="24"/>
-              </w:rPr>
-            </w:pPr>
+            <w:r>
+              <w:t>□ 0</w:t>
+            </w:r>
           </w:p>
         </w:tc>
         <w:tc>
@@ -8548,19 +8054,9 @@
             <w:vAlign w:val="top"/>
           </w:tcPr>
           <w:p>
-            <w:pPr>
-              <w:pStyle w:val="60"/>
-              <w:snapToGrid w:val="0"/>
-              <w:spacing w:before="0" w:after="0" w:line="240" w:lineRule="auto"/>
-              <w:ind w:left="0" w:leftChars="0"/>
-              <w:rPr>
-                <w:rFonts w:ascii="仿宋" w:hAnsi="仿宋" w:eastAsia="仿宋" w:cs="Times New Roman"/>
-                <w:b/>
-                <w:color w:val="000000"/>
-                <w:sz w:val="24"/>
-                <w:szCs w:val="24"/>
-              </w:rPr>
-            </w:pPr>
+            <w:r>
+              <w:t>□ 0</w:t>
+            </w:r>
           </w:p>
         </w:tc>
         <w:tc>
@@ -8670,19 +8166,9 @@
             <w:vAlign w:val="top"/>
           </w:tcPr>
           <w:p>
-            <w:pPr>
-              <w:pStyle w:val="60"/>
-              <w:snapToGrid w:val="0"/>
-              <w:spacing w:before="0" w:after="0" w:line="240" w:lineRule="auto"/>
-              <w:ind w:left="0" w:leftChars="0"/>
-              <w:rPr>
-                <w:rFonts w:ascii="仿宋" w:hAnsi="仿宋" w:eastAsia="仿宋" w:cs="Times New Roman"/>
-                <w:b/>
-                <w:color w:val="000000"/>
-                <w:sz w:val="24"/>
-                <w:szCs w:val="24"/>
-              </w:rPr>
-            </w:pPr>
+            <w:r>
+              <w:t>资料未载明</w:t>
+            </w:r>
           </w:p>
         </w:tc>
         <w:tc>
@@ -8792,19 +8278,9 @@
             <w:vAlign w:val="top"/>
           </w:tcPr>
           <w:p>
-            <w:pPr>
-              <w:pStyle w:val="60"/>
-              <w:snapToGrid w:val="0"/>
-              <w:spacing w:before="0" w:after="0" w:line="240" w:lineRule="auto"/>
-              <w:ind w:left="0" w:leftChars="0"/>
-              <w:rPr>
-                <w:rFonts w:ascii="仿宋" w:hAnsi="仿宋" w:eastAsia="仿宋" w:cs="Times New Roman"/>
-                <w:b/>
-                <w:color w:val="000000"/>
-                <w:sz w:val="24"/>
-                <w:szCs w:val="24"/>
-              </w:rPr>
-            </w:pPr>
+            <w:r>
+              <w:t>□ 0</w:t>
+            </w:r>
           </w:p>
         </w:tc>
         <w:tc>
@@ -9117,7 +8593,7 @@
           </w:tcPr>
           <w:p>
             <w:r>
-              <w:t>資料未載明具體產業風險評分。</w:t>
+              <w:t>资料未载明</w:t>
             </w:r>
           </w:p>
         </w:tc>
@@ -9226,7 +8702,7 @@
           </w:tcPr>
           <w:p>
             <w:r>
-              <w:t>投資涉及風險，資料未載明評分。</w:t>
+              <w:t>资料未载明</w:t>
             </w:r>
           </w:p>
         </w:tc>
@@ -9333,19 +8809,9 @@
             <w:vAlign w:val="top"/>
           </w:tcPr>
           <w:p>
-            <w:pPr>
-              <w:pStyle w:val="60"/>
-              <w:snapToGrid w:val="0"/>
-              <w:spacing w:before="0" w:after="0" w:line="240" w:lineRule="auto"/>
-              <w:ind w:left="0" w:leftChars="0"/>
-              <w:rPr>
-                <w:rFonts w:ascii="仿宋" w:hAnsi="仿宋" w:eastAsia="仿宋" w:cs="Times New Roman"/>
-                <w:b/>
-                <w:color w:val="000000"/>
-                <w:sz w:val="24"/>
-                <w:szCs w:val="24"/>
-              </w:rPr>
-            </w:pPr>
+            <w:r>
+              <w:t>资料未载明</w:t>
+            </w:r>
           </w:p>
         </w:tc>
         <w:tc>
@@ -9447,19 +8913,9 @@
             <w:vAlign w:val="top"/>
           </w:tcPr>
           <w:p>
-            <w:pPr>
-              <w:pStyle w:val="60"/>
-              <w:snapToGrid w:val="0"/>
-              <w:spacing w:before="0" w:after="0" w:line="240" w:lineRule="auto"/>
-              <w:ind w:left="0" w:leftChars="0"/>
-              <w:rPr>
-                <w:rFonts w:ascii="仿宋" w:hAnsi="仿宋" w:eastAsia="仿宋" w:cs="Times New Roman"/>
-                <w:b/>
-                <w:color w:val="000000"/>
-                <w:sz w:val="24"/>
-                <w:szCs w:val="24"/>
-              </w:rPr>
-            </w:pPr>
+            <w:r>
+              <w:t>资料未载明</w:t>
+            </w:r>
           </w:p>
         </w:tc>
         <w:tc>
@@ -9562,19 +9018,9 @@
             <w:vAlign w:val="top"/>
           </w:tcPr>
           <w:p>
-            <w:pPr>
-              <w:pStyle w:val="60"/>
-              <w:snapToGrid w:val="0"/>
-              <w:spacing w:before="0" w:after="0" w:line="240" w:lineRule="auto"/>
-              <w:ind w:left="0" w:leftChars="0"/>
-              <w:rPr>
-                <w:rFonts w:ascii="仿宋" w:hAnsi="仿宋" w:eastAsia="仿宋" w:cs="Times New Roman"/>
-                <w:b/>
-                <w:color w:val="000000"/>
-                <w:sz w:val="24"/>
-                <w:szCs w:val="24"/>
-              </w:rPr>
-            </w:pPr>
+            <w:r>
+              <w:t>资料未载明</w:t>
+            </w:r>
           </w:p>
         </w:tc>
         <w:tc>
@@ -9675,19 +9121,9 @@
             <w:vAlign w:val="top"/>
           </w:tcPr>
           <w:p>
-            <w:pPr>
-              <w:pStyle w:val="60"/>
-              <w:snapToGrid w:val="0"/>
-              <w:spacing w:before="0" w:after="0" w:line="240" w:lineRule="auto"/>
-              <w:ind w:left="0" w:leftChars="0"/>
-              <w:rPr>
-                <w:rFonts w:ascii="仿宋" w:hAnsi="仿宋" w:eastAsia="仿宋" w:cs="Times New Roman"/>
-                <w:b/>
-                <w:color w:val="000000"/>
-                <w:sz w:val="24"/>
-                <w:szCs w:val="24"/>
-              </w:rPr>
-            </w:pPr>
+            <w:r>
+              <w:t>资料未载明</w:t>
+            </w:r>
           </w:p>
         </w:tc>
         <w:tc>
@@ -9978,7 +9414,7 @@
           </w:tcPr>
           <w:p>
             <w:r>
-              <w:t>資料未載明產品單位淨值波動率具體數值。</w:t>
+              <w:t>資料未載明</w:t>
             </w:r>
           </w:p>
         </w:tc>
@@ -10094,7 +9530,7 @@
           </w:tcPr>
           <w:p>
             <w:r>
-              <w:t>資料未載明波動率評分標準。</w:t>
+              <w:t>资料未载明</w:t>
             </w:r>
           </w:p>
         </w:tc>
@@ -10205,19 +9641,9 @@
             <w:vAlign w:val="top"/>
           </w:tcPr>
           <w:p>
-            <w:pPr>
-              <w:pStyle w:val="60"/>
-              <w:snapToGrid w:val="0"/>
-              <w:spacing w:before="0" w:after="0" w:line="240" w:lineRule="auto"/>
-              <w:ind w:left="0" w:leftChars="0"/>
-              <w:rPr>
-                <w:rFonts w:ascii="仿宋" w:hAnsi="仿宋" w:eastAsia="仿宋" w:cs="Times New Roman"/>
-                <w:b/>
-                <w:color w:val="000000"/>
-                <w:sz w:val="24"/>
-                <w:szCs w:val="24"/>
-              </w:rPr>
-            </w:pPr>
+            <w:r>
+              <w:t>资料未载明</w:t>
+            </w:r>
           </w:p>
         </w:tc>
         <w:tc>
@@ -10327,19 +9753,9 @@
             <w:vAlign w:val="top"/>
           </w:tcPr>
           <w:p>
-            <w:pPr>
-              <w:pStyle w:val="60"/>
-              <w:snapToGrid w:val="0"/>
-              <w:spacing w:before="0" w:after="0" w:line="240" w:lineRule="auto"/>
-              <w:ind w:left="0" w:leftChars="0"/>
-              <w:rPr>
-                <w:rFonts w:ascii="仿宋" w:hAnsi="仿宋" w:eastAsia="仿宋" w:cs="Times New Roman"/>
-                <w:b/>
-                <w:color w:val="000000"/>
-                <w:sz w:val="24"/>
-                <w:szCs w:val="24"/>
-              </w:rPr>
-            </w:pPr>
+            <w:r>
+              <w:t>资料未载明</w:t>
+            </w:r>
           </w:p>
         </w:tc>
         <w:tc>
@@ -10449,19 +9865,9 @@
             <w:vAlign w:val="top"/>
           </w:tcPr>
           <w:p>
-            <w:pPr>
-              <w:pStyle w:val="60"/>
-              <w:snapToGrid w:val="0"/>
-              <w:spacing w:before="0" w:after="0" w:line="240" w:lineRule="auto"/>
-              <w:ind w:left="0" w:leftChars="0"/>
-              <w:rPr>
-                <w:rFonts w:ascii="仿宋" w:hAnsi="仿宋" w:eastAsia="仿宋" w:cs="Times New Roman"/>
-                <w:b/>
-                <w:color w:val="000000"/>
-                <w:sz w:val="24"/>
-                <w:szCs w:val="24"/>
-              </w:rPr>
-            </w:pPr>
+            <w:r>
+              <w:t>資料未載明</w:t>
+            </w:r>
           </w:p>
         </w:tc>
         <w:tc>
@@ -10766,7 +10172,7 @@
           </w:tcPr>
           <w:p>
             <w:r>
-              <w:t>資料未載明具體貨幣風險評分。</w:t>
+              <w:t>资料未载明</w:t>
             </w:r>
           </w:p>
         </w:tc>
@@ -10874,7 +10280,7 @@
           </w:tcPr>
           <w:p>
             <w:r>
-              <w:t>資料未載明貨幣風險評分結果。</w:t>
+              <w:t>资料未载明</w:t>
             </w:r>
           </w:p>
         </w:tc>
@@ -10976,19 +10382,9 @@
             <w:vAlign w:val="top"/>
           </w:tcPr>
           <w:p>
-            <w:pPr>
-              <w:pStyle w:val="60"/>
-              <w:snapToGrid w:val="0"/>
-              <w:spacing w:before="0" w:after="0" w:line="240" w:lineRule="auto"/>
-              <w:ind w:left="0" w:leftChars="0"/>
-              <w:rPr>
-                <w:rFonts w:ascii="仿宋" w:hAnsi="仿宋" w:eastAsia="仿宋" w:cs="Times New Roman"/>
-                <w:b/>
-                <w:color w:val="000000"/>
-                <w:sz w:val="24"/>
-                <w:szCs w:val="24"/>
-              </w:rPr>
-            </w:pPr>
+            <w:r>
+              <w:t>资料未载明</w:t>
+            </w:r>
           </w:p>
         </w:tc>
         <w:tc>
@@ -11089,19 +10485,9 @@
             <w:vAlign w:val="top"/>
           </w:tcPr>
           <w:p>
-            <w:pPr>
-              <w:pStyle w:val="60"/>
-              <w:snapToGrid w:val="0"/>
-              <w:spacing w:before="0" w:after="0" w:line="240" w:lineRule="auto"/>
-              <w:ind w:left="0" w:leftChars="0"/>
-              <w:rPr>
-                <w:rFonts w:ascii="仿宋" w:hAnsi="仿宋" w:eastAsia="仿宋" w:cs="Times New Roman"/>
-                <w:b/>
-                <w:color w:val="000000"/>
-                <w:sz w:val="24"/>
-                <w:szCs w:val="24"/>
-              </w:rPr>
-            </w:pPr>
+            <w:r>
+              <w:t>资料未载明</w:t>
+            </w:r>
           </w:p>
         </w:tc>
         <w:tc>
@@ -11202,19 +10588,9 @@
             <w:vAlign w:val="top"/>
           </w:tcPr>
           <w:p>
-            <w:pPr>
-              <w:pStyle w:val="60"/>
-              <w:snapToGrid w:val="0"/>
-              <w:spacing w:before="0" w:after="0" w:line="240" w:lineRule="auto"/>
-              <w:ind w:left="0" w:leftChars="0"/>
-              <w:rPr>
-                <w:rFonts w:ascii="仿宋" w:hAnsi="仿宋" w:eastAsia="仿宋" w:cs="Times New Roman"/>
-                <w:b/>
-                <w:color w:val="000000"/>
-                <w:sz w:val="24"/>
-                <w:szCs w:val="24"/>
-              </w:rPr>
-            </w:pPr>
+            <w:r>
+              <w:t>资料未载明</w:t>
+            </w:r>
           </w:p>
         </w:tc>
         <w:tc>
@@ -11510,7 +10886,7 @@
           </w:tcPr>
           <w:p>
             <w:r>
-              <w:t>資料未載明鎖定期及風險評分。</w:t>
+              <w:t>资料未载明</w:t>
             </w:r>
           </w:p>
         </w:tc>
@@ -11618,7 +10994,7 @@
           </w:tcPr>
           <w:p>
             <w:r>
-              <w:t>資料未載明鎖定期及對應風險評分。</w:t>
+              <w:t>资料未载明</w:t>
             </w:r>
           </w:p>
         </w:tc>
@@ -11724,19 +11100,9 @@
             <w:vAlign w:val="top"/>
           </w:tcPr>
           <w:p>
-            <w:pPr>
-              <w:pStyle w:val="60"/>
-              <w:snapToGrid w:val="0"/>
-              <w:spacing w:before="0" w:after="0" w:line="240" w:lineRule="auto"/>
-              <w:ind w:left="0" w:leftChars="0"/>
-              <w:rPr>
-                <w:rFonts w:ascii="仿宋" w:hAnsi="仿宋" w:eastAsia="仿宋" w:cs="Times New Roman"/>
-                <w:b/>
-                <w:color w:val="000000"/>
-                <w:sz w:val="24"/>
-                <w:szCs w:val="24"/>
-              </w:rPr>
-            </w:pPr>
+            <w:r>
+              <w:t>资料未载明</w:t>
+            </w:r>
           </w:p>
         </w:tc>
         <w:tc>
@@ -11837,19 +11203,9 @@
             <w:vAlign w:val="top"/>
           </w:tcPr>
           <w:p>
-            <w:pPr>
-              <w:pStyle w:val="60"/>
-              <w:snapToGrid w:val="0"/>
-              <w:spacing w:before="0" w:after="0" w:line="240" w:lineRule="auto"/>
-              <w:ind w:left="0" w:leftChars="0"/>
-              <w:rPr>
-                <w:rFonts w:ascii="仿宋" w:hAnsi="仿宋" w:eastAsia="仿宋" w:cs="Times New Roman"/>
-                <w:b/>
-                <w:color w:val="000000"/>
-                <w:sz w:val="24"/>
-                <w:szCs w:val="24"/>
-              </w:rPr>
-            </w:pPr>
+            <w:r>
+              <w:t>资料未载明</w:t>
+            </w:r>
           </w:p>
         </w:tc>
         <w:tc>
@@ -11968,19 +11324,9 @@
             <w:vAlign w:val="top"/>
           </w:tcPr>
           <w:p>
-            <w:pPr>
-              <w:pStyle w:val="60"/>
-              <w:snapToGrid w:val="0"/>
-              <w:spacing w:before="0" w:after="0" w:line="240" w:lineRule="auto"/>
-              <w:ind w:left="0" w:leftChars="0"/>
-              <w:rPr>
-                <w:rFonts w:ascii="仿宋" w:hAnsi="仿宋" w:eastAsia="仿宋" w:cs="Times New Roman"/>
-                <w:b/>
-                <w:color w:val="000000"/>
-                <w:sz w:val="24"/>
-                <w:szCs w:val="24"/>
-              </w:rPr>
-            </w:pPr>
+            <w:r>
+              <w:t>资料未载明</w:t>
+            </w:r>
           </w:p>
         </w:tc>
         <w:tc>
@@ -12081,19 +11427,9 @@
             <w:vAlign w:val="top"/>
           </w:tcPr>
           <w:p>
-            <w:pPr>
-              <w:pStyle w:val="60"/>
-              <w:snapToGrid w:val="0"/>
-              <w:spacing w:before="0" w:after="0" w:line="240" w:lineRule="auto"/>
-              <w:ind w:left="0" w:leftChars="0"/>
-              <w:rPr>
-                <w:rFonts w:ascii="仿宋" w:hAnsi="仿宋" w:eastAsia="仿宋" w:cs="Times New Roman"/>
-                <w:b/>
-                <w:color w:val="000000"/>
-                <w:sz w:val="24"/>
-                <w:szCs w:val="24"/>
-              </w:rPr>
-            </w:pPr>
+            <w:r>
+              <w:t>资料未载明</w:t>
+            </w:r>
           </w:p>
         </w:tc>
         <w:tc>
@@ -12408,7 +11744,7 @@
           </w:tcPr>
           <w:p>
             <w:r>
-              <w:t>資料未載明經理人管理經驗年限及對應風險評分。</w:t>
+              <w:t>资料未载明</w:t>
             </w:r>
           </w:p>
         </w:tc>
@@ -12515,7 +11851,7 @@
           </w:tcPr>
           <w:p>
             <w:r>
-              <w:t>資料未載明經理人管理經驗年限及對應風險評分。</w:t>
+              <w:t>资料未载明</w:t>
             </w:r>
           </w:p>
         </w:tc>
@@ -12617,19 +11953,9 @@
             <w:vAlign w:val="top"/>
           </w:tcPr>
           <w:p>
-            <w:pPr>
-              <w:pStyle w:val="60"/>
-              <w:snapToGrid w:val="0"/>
-              <w:spacing w:before="0" w:after="0" w:line="240" w:lineRule="auto"/>
-              <w:ind w:left="0" w:leftChars="0"/>
-              <w:rPr>
-                <w:rFonts w:ascii="仿宋" w:hAnsi="仿宋" w:eastAsia="仿宋" w:cs="Times New Roman"/>
-                <w:b/>
-                <w:color w:val="000000"/>
-                <w:sz w:val="24"/>
-                <w:szCs w:val="24"/>
-              </w:rPr>
-            </w:pPr>
+            <w:r>
+              <w:t>资料未载明</w:t>
+            </w:r>
           </w:p>
         </w:tc>
         <w:tc>
@@ -12971,7 +12297,7 @@
           </w:tcPr>
           <w:p>
             <w:r>
-              <w:t>資料未載明發行人紀律處分或重大負面消息。</w:t>
+              <w:t>0</w:t>
             </w:r>
           </w:p>
         </w:tc>
@@ -13078,7 +12404,7 @@
           </w:tcPr>
           <w:p>
             <w:r>
-              <w:t>資料未載明發行人紀律處分或重大負面消息。</w:t>
+              <w:t>0</w:t>
             </w:r>
           </w:p>
         </w:tc>
@@ -13416,7 +12742,7 @@
           </w:tcPr>
           <w:p>
             <w:r>
-              <w:t>資料未載明是否為複雜產品。</w:t>
+              <w:t>0</w:t>
             </w:r>
           </w:p>
         </w:tc>
@@ -13523,7 +12849,7 @@
           </w:tcPr>
           <w:p>
             <w:r>
-              <w:t>資料未載明是否為複雜產品。</w:t>
+              <w:t>0</w:t>
             </w:r>
           </w:p>
         </w:tc>
@@ -13699,7 +13025,16 @@
           </w:tcPr>
           <w:p>
             <w:r>
-              <w:t>基金主要面临投资风险，包括子基金投资组合价值可能下跌且不保证偿还本金。具体风险因素涵盖债务证券风险（如信贷、利率、主权债务风险等）、银行存款风险、回购协议风险、流动性风险及交易对手风险。此外，还包括与中国有关的风险（含RQFII制度及中国银行间债券市场风险）、货币风险（含人民币货币风险）、对冲及衍生工具风险、新兴市场风险、估值风险、运营及结算风险、监管风险以及从资本中支付分派的风险等。</w:t>
+              <w:rPr>
+                <w:rFonts w:hint="eastAsia" w:ascii="仿宋" w:hAnsi="仿宋" w:eastAsia="仿宋" w:cs="Times New Roman"/>
+                <w:b/>
+                <w:bCs w:val="0"/>
+                <w:color w:val="000000"/>
+                <w:sz w:val="24"/>
+                <w:szCs w:val="24"/>
+                <w:lang w:val="en-US" w:eastAsia="zh-CN"/>
+              </w:rPr>
+              <w:t>投資風險、與債務證券有關的風險（包括短期債務工具風險、信貸／交易對手風險、利率風險、主權債務風險、信貸評級風險及評級下調風險、信貸評級機構風險）、新興市場風險、流動性風險、中國有關的風險、與子基金結構有關的風險</w:t>
             </w:r>
           </w:p>
         </w:tc>
@@ -13791,7 +13126,16 @@
           </w:tcPr>
           <w:p>
             <w:r>
-              <w:t>经理人为大成国际资产管理有限公司，获证监会发牌从事第1、4及9类受规管活动，中央编号ATE045。董事谭晓冈现任大成基金首席执行官，拥有哈佛大学公共行政管理硕士学位；副总经理肖剑拥有哈佛大学公共管理硕士学位；副总经理姚余栋拥有英国剑桥大学经济学博士学位。资料未载明具体负责的投资经理个人过往业绩数据。</w:t>
+              <w:rPr>
+                <w:rFonts w:hint="eastAsia" w:ascii="仿宋" w:hAnsi="仿宋" w:eastAsia="仿宋" w:cs="Times New Roman"/>
+                <w:b/>
+                <w:bCs w:val="0"/>
+                <w:color w:val="000000"/>
+                <w:sz w:val="24"/>
+                <w:szCs w:val="24"/>
+                <w:lang w:val="en-US" w:eastAsia="zh-CN"/>
+              </w:rPr>
+              <w:t>大成國際資產管理有限公司，於香港註冊成立，獲證監會發牌從事第1類、第4類及第9類受規管活動（中央編號ATE045），為大成基金管理有限公司全資附屬公司。現任董事包括譚曉岡、肖劍、姚余棟、趙冰及吳萍。譚曉岡先生現任大成基金首席執行官，哈佛大學甘迺迪院公共行政管理碩士，曾任全國社保基金海外投資部副主任等職。</w:t>
             </w:r>
           </w:p>
         </w:tc>
@@ -13900,7 +13244,16 @@
           </w:tcPr>
           <w:p>
             <w:r>
-              <w:t>本基金為大成投資信託基金的子基金，依證券及期貨條例第104條獲證監會認可。單位未根據美國證券法註冊，不得向美國人士發售。經理人網站未經證監會審閱。資料未載明其他補充事項。</w:t>
+              <w:rPr>
+                <w:rFonts w:hint="eastAsia" w:ascii="仿宋" w:hAnsi="仿宋" w:eastAsia="仿宋" w:cs="Times New Roman"/>
+                <w:b/>
+                <w:bCs w:val="0"/>
+                <w:color w:val="000000"/>
+                <w:sz w:val="24"/>
+                <w:szCs w:val="24"/>
+                <w:lang w:val="en-US" w:eastAsia="zh-CN"/>
+              </w:rPr>
+              <w:t>资料未载明。</w:t>
             </w:r>
           </w:p>
         </w:tc>
@@ -14038,8 +13391,32 @@
             <w:vAlign w:val="top"/>
           </w:tcPr>
           <w:p>
-            <w:r>
-              <w:t>资料未载明具体风险评分总分。</w:t>
+            <w:pPr>
+              <w:spacing w:after="0" w:line="360" w:lineRule="atLeast"/>
+              <w:rPr>
+                <w:rFonts w:ascii="仿宋" w:hAnsi="仿宋" w:eastAsia="仿宋" w:cs="Times New Roman"/>
+                <w:b w:val="0"/>
+                <w:bCs w:val="0"/>
+                <w:color w:val="FFFFFF" w:themeColor="background1"/>
+                <w:sz w:val="24"/>
+                <w:szCs w:val="24"/>
+                <w14:textFill>
+                  <w14:solidFill>
+                    <w14:schemeClr w14:val="bg1"/>
+                  </w14:solidFill>
+                </w14:textFill>
+              </w:rPr>
+            </w:pPr>
+            <w:r>
+              <w:rPr>
+                <w:rFonts w:hint="eastAsia" w:ascii="仿宋" w:hAnsi="仿宋" w:eastAsia="仿宋" w:cs="Times New Roman"/>
+                <w:b/>
+                <w:bCs/>
+                <w:color w:val="auto"/>
+                <w:sz w:val="24"/>
+                <w:szCs w:val="24"/>
+              </w:rPr>
+              <w:t>總分</w:t>
             </w:r>
           </w:p>
         </w:tc>
@@ -14058,8 +13435,45 @@
             <w:vAlign w:val="top"/>
           </w:tcPr>
           <w:p>
-            <w:r>
-              <w:t>资料未载明风险等级评估结果。</w:t>
+            <w:pPr>
+              <w:spacing w:after="0" w:line="360" w:lineRule="atLeast"/>
+              <w:jc w:val="center"/>
+              <w:rPr>
+                <w:rFonts w:ascii="仿宋" w:hAnsi="仿宋" w:eastAsia="仿宋" w:cs="Times New Roman"/>
+                <w:b w:val="0"/>
+                <w:bCs w:val="0"/>
+                <w:color w:val="FFFFFF" w:themeColor="background1"/>
+                <w:sz w:val="24"/>
+                <w:szCs w:val="24"/>
+                <w14:textFill>
+                  <w14:solidFill>
+                    <w14:schemeClr w14:val="bg1"/>
+                  </w14:solidFill>
+                </w14:textFill>
+              </w:rPr>
+            </w:pPr>
+            <w:r>
+              <w:rPr>
+                <w:rFonts w:hint="eastAsia" w:ascii="仿宋" w:hAnsi="仿宋" w:eastAsia="仿宋" w:cs="Times New Roman"/>
+                <w:b/>
+                <w:bCs/>
+                <w:color w:val="auto"/>
+                <w:sz w:val="24"/>
+                <w:szCs w:val="24"/>
+              </w:rPr>
+              <w:t>風險等級</w:t>
+            </w:r>
+            <w:r>
+              <w:fldChar w:fldCharType="begin"/>
+            </w:r>
+            <w:r>
+              <w:instrText xml:space="preserve"> HYPERLINK "http://hkdata.stock.hexun.com.tw/company/08132.shtml" \t "_blank" </w:instrText>
+            </w:r>
+            <w:r>
+              <w:fldChar w:fldCharType="separate"/>
+            </w:r>
+            <w:r>
+              <w:fldChar w:fldCharType="end"/>
             </w:r>
           </w:p>
         </w:tc>
@@ -14805,7 +14219,16 @@
           </w:tcPr>
           <w:p>
             <w:r>
-              <w:t>资料未载明最终计算的总分数值。</w:t>
+              <w:rPr>
+                <w:rFonts w:hint="eastAsia" w:ascii="仿宋" w:hAnsi="仿宋" w:eastAsia="仿宋" w:cs="Times New Roman"/>
+                <w:b/>
+                <w:color w:val="000000"/>
+                <w:sz w:val="24"/>
+                <w:szCs w:val="24"/>
+                <w:u w:val="none"/>
+                <w:lang w:val="en-US" w:eastAsia="zh-CN"/>
+              </w:rPr>
+              <w:t>资料未载明</w:t>
             </w:r>
           </w:p>
         </w:tc>
@@ -14890,7 +14313,16 @@
           </w:tcPr>
           <w:p>
             <w:r>
-              <w:t>资料未载明具体风险评级结果。</w:t>
+              <w:rPr>
+                <w:rFonts w:hint="eastAsia" w:ascii="仿宋" w:hAnsi="仿宋" w:eastAsia="仿宋" w:cs="Times New Roman"/>
+                <w:b/>
+                <w:color w:val="000000"/>
+                <w:sz w:val="24"/>
+                <w:szCs w:val="24"/>
+                <w:u w:val="none"/>
+                <w:lang w:val="en-US" w:eastAsia="zh-CN"/>
+              </w:rPr>
+              <w:t>资料未载明</w:t>
             </w:r>
           </w:p>
         </w:tc>
